--- a/paper/Thesis_Proposal_MB_Khan.docx
+++ b/paper/Thesis_Proposal_MB_Khan.docx
@@ -740,7 +740,767 @@
           <w:sz w:val="28"/>
           <w:szCs w:val="28"/>
         </w:rPr>
-        <w:t xml:space="preserve">1.4	Scope and Limitations</w:t>
+        <w:t xml:space="preserve">1.4	Research Questions</w:t>
+      </w:r>
+    </w:p>
+    <w:p>
+      <w:pPr>
+        <w:spacing w:after="120" w:line="360"/>
+        <w:ind w:firstLine="720"/>
+        <w:jc w:val="both"/>
+      </w:pPr>
+      <w:r>
+        <w:rPr>
+          <w:rFonts w:ascii="Times New Roman" w:cs="Times New Roman" w:eastAsia="Times New Roman" w:hAnsi="Times New Roman"/>
+          <w:sz w:val="28"/>
+          <w:szCs w:val="28"/>
+        </w:rPr>
+        <w:t xml:space="preserve">The thesis answers one main question: </w:t>
+      </w:r>
+      <w:r>
+        <w:rPr>
+          <w:rFonts w:ascii="Times New Roman" w:cs="Times New Roman" w:eastAsia="Times New Roman" w:hAnsi="Times New Roman"/>
+          <w:b w:val="false"/>
+          <w:bCs w:val="false"/>
+          <w:i/>
+          <w:iCs/>
+          <w:sz w:val="28"/>
+          <w:szCs w:val="28"/>
+        </w:rPr>
+        <w:t xml:space="preserve">can deep reinforcement learning schedule the virtual inertia and damping of a BESS-based VSG so that the synthetic inertia is physically feasible, and does it then improve frequency control over a properly tuned conventional VSG?</w:t>
+      </w:r>
+      <w:r>
+        <w:rPr>
+          <w:rFonts w:ascii="Times New Roman" w:cs="Times New Roman" w:eastAsia="Times New Roman" w:hAnsi="Times New Roman"/>
+          <w:sz w:val="28"/>
+          <w:szCs w:val="28"/>
+        </w:rPr>
+        <w:t xml:space="preserve"> The main question is divided into four research questions, each answered by one of the objectives in Section 1.3:</w:t>
+      </w:r>
+    </w:p>
+    <w:p>
+      <w:pPr>
+        <w:pStyle w:val="ListParagraph"/>
+        <w:numPr>
+          <w:ilvl w:val="0"/>
+          <w:numId w:val="3"/>
+        </w:numPr>
+        <w:spacing w:after="60" w:line="360"/>
+        <w:jc w:val="both"/>
+      </w:pPr>
+      <w:r>
+        <w:rPr>
+          <w:rFonts w:ascii="Times New Roman" w:cs="Times New Roman" w:eastAsia="Times New Roman" w:hAnsi="Times New Roman"/>
+          <w:b/>
+          <w:bCs/>
+          <w:i w:val="false"/>
+          <w:iCs w:val="false"/>
+          <w:sz w:val="28"/>
+          <w:szCs w:val="28"/>
+        </w:rPr>
+        <w:t xml:space="preserve">RQ1 (feasibility). </w:t>
+      </w:r>
+      <w:r>
+        <w:rPr>
+          <w:rFonts w:ascii="Times New Roman" w:cs="Times New Roman" w:eastAsia="Times New Roman" w:hAnsi="Times New Roman"/>
+          <w:sz w:val="28"/>
+          <w:szCs w:val="28"/>
+        </w:rPr>
+        <w:t xml:space="preserve">How much converter headroom do virtual inertia and damping require, and how should a controller be limited when that headroom is not available: by a summed or a time-separated requirement, and by clipping each parameter or by scaling both? (Objective 1)</w:t>
+      </w:r>
+    </w:p>
+    <w:p>
+      <w:pPr>
+        <w:pStyle w:val="ListParagraph"/>
+        <w:numPr>
+          <w:ilvl w:val="0"/>
+          <w:numId w:val="3"/>
+        </w:numPr>
+        <w:spacing w:after="60" w:line="360"/>
+        <w:jc w:val="both"/>
+      </w:pPr>
+      <w:r>
+        <w:rPr>
+          <w:rFonts w:ascii="Times New Roman" w:cs="Times New Roman" w:eastAsia="Times New Roman" w:hAnsi="Times New Roman"/>
+          <w:b/>
+          <w:bCs/>
+          <w:i w:val="false"/>
+          <w:iCs w:val="false"/>
+          <w:sz w:val="28"/>
+          <w:szCs w:val="28"/>
+        </w:rPr>
+        <w:t xml:space="preserve">RQ2 (learning). </w:t>
+      </w:r>
+      <w:r>
+        <w:rPr>
+          <w:rFonts w:ascii="Times New Roman" w:cs="Times New Roman" w:eastAsia="Times New Roman" w:hAnsi="Times New Roman"/>
+          <w:sz w:val="28"/>
+          <w:szCs w:val="28"/>
+        </w:rPr>
+        <w:t xml:space="preserve">Can DDPG and TD3 agents learn to schedule the virtual inertia and damping in real time within this constraint, both in a converter-only microgrid and in a hybrid microgrid with a diesel generator? (Objective 2)</w:t>
+      </w:r>
+    </w:p>
+    <w:p>
+      <w:pPr>
+        <w:pStyle w:val="ListParagraph"/>
+        <w:numPr>
+          <w:ilvl w:val="0"/>
+          <w:numId w:val="3"/>
+        </w:numPr>
+        <w:spacing w:after="60" w:line="360"/>
+        <w:jc w:val="both"/>
+      </w:pPr>
+      <w:r>
+        <w:rPr>
+          <w:rFonts w:ascii="Times New Roman" w:cs="Times New Roman" w:eastAsia="Times New Roman" w:hAnsi="Times New Roman"/>
+          <w:b/>
+          <w:bCs/>
+          <w:i w:val="false"/>
+          <w:iCs w:val="false"/>
+          <w:sz w:val="28"/>
+          <w:szCs w:val="28"/>
+        </w:rPr>
+        <w:t xml:space="preserve">RQ3 (benefit). </w:t>
+      </w:r>
+      <w:r>
+        <w:rPr>
+          <w:rFonts w:ascii="Times New Roman" w:cs="Times New Roman" w:eastAsia="Times New Roman" w:hAnsi="Times New Roman"/>
+          <w:sz w:val="28"/>
+          <w:szCs w:val="28"/>
+        </w:rPr>
+        <w:t xml:space="preserve">When compared fairly, against tuned constant and rule-based VSGs, over several seeds and with statistical tests, does learning improve on a tuned VSG, and how much can any adaptive scheduler gain at most? (Objective 3)</w:t>
+      </w:r>
+    </w:p>
+    <w:p>
+      <w:pPr>
+        <w:pStyle w:val="ListParagraph"/>
+        <w:numPr>
+          <w:ilvl w:val="0"/>
+          <w:numId w:val="3"/>
+        </w:numPr>
+        <w:spacing w:after="60" w:line="360"/>
+        <w:jc w:val="both"/>
+      </w:pPr>
+      <w:r>
+        <w:rPr>
+          <w:rFonts w:ascii="Times New Roman" w:cs="Times New Roman" w:eastAsia="Times New Roman" w:hAnsi="Times New Roman"/>
+          <w:b/>
+          <w:bCs/>
+          <w:i w:val="false"/>
+          <w:iCs w:val="false"/>
+          <w:sz w:val="28"/>
+          <w:szCs w:val="28"/>
+        </w:rPr>
+        <w:t xml:space="preserve">RQ4 (fidelity). </w:t>
+      </w:r>
+      <w:r>
+        <w:rPr>
+          <w:rFonts w:ascii="Times New Roman" w:cs="Times New Roman" w:eastAsia="Times New Roman" w:hAnsi="Times New Roman"/>
+          <w:sz w:val="28"/>
+          <w:szCs w:val="28"/>
+        </w:rPr>
+        <w:t xml:space="preserve">Do the conclusions drawn from the averaged model hold in an independent implementation and in a three-phase electromagnetic-transient model? (Objective 4)</w:t>
+      </w:r>
+    </w:p>
+    <w:p>
+      <w:pPr>
+        <w:spacing w:after="120" w:line="360"/>
+        <w:ind w:firstLine="720"/>
+        <w:jc w:val="both"/>
+      </w:pPr>
+      <w:r>
+        <w:rPr>
+          <w:rFonts w:ascii="Times New Roman" w:cs="Times New Roman" w:eastAsia="Times New Roman" w:hAnsi="Times New Roman"/>
+          <w:sz w:val="28"/>
+          <w:szCs w:val="28"/>
+        </w:rPr>
+        <w:t xml:space="preserve">RQ1 to RQ3 correspond directly to the three parts of the main question (feasibility, learning, improvement); RQ4 checks that their answers are not artefacts of the averaged model. Table 1.1 links each question to the methods of Chapter 3 and to the preliminary results of Chapter 4.</w:t>
+      </w:r>
+    </w:p>
+    <w:p>
+      <w:pPr>
+        <w:keepNext/>
+        <w:spacing w:after="80" w:before="200"/>
+        <w:jc w:val="left"/>
+      </w:pPr>
+      <w:r>
+        <w:rPr>
+          <w:rFonts w:ascii="Times New Roman" w:cs="Times New Roman" w:eastAsia="Times New Roman" w:hAnsi="Times New Roman"/>
+          <w:sz w:val="26"/>
+          <w:szCs w:val="26"/>
+        </w:rPr>
+        <w:t xml:space="preserve">Table 1.1 Research questions, methods and preliminary evidence</w:t>
+      </w:r>
+    </w:p>
+    <w:tbl>
+      <w:tblPr>
+        <w:tblW w:type="dxa" w:w="8306"/>
+        <w:tblBorders>
+          <w:top w:val="single" w:color="auto" w:sz="4"/>
+          <w:left w:val="single" w:color="auto" w:sz="4"/>
+          <w:bottom w:val="single" w:color="auto" w:sz="4"/>
+          <w:right w:val="single" w:color="auto" w:sz="4"/>
+          <w:insideH w:val="single" w:color="auto" w:sz="4"/>
+          <w:insideV w:val="single" w:color="auto" w:sz="4"/>
+        </w:tblBorders>
+      </w:tblPr>
+      <w:tblGrid>
+        <w:gridCol w:w="1700"/>
+        <w:gridCol w:w="3600"/>
+        <w:gridCol w:w="3006"/>
+      </w:tblGrid>
+      <w:tr>
+        <w:trPr>
+          <w:cantSplit/>
+          <w:tblHeader/>
+        </w:trPr>
+        <w:tc>
+          <w:tcPr>
+            <w:tcW w:type="dxa" w:w="1700"/>
+            <w:tcBorders>
+              <w:top w:val="single" w:color="000000" w:sz="4"/>
+              <w:left w:val="single" w:color="000000" w:sz="4"/>
+              <w:bottom w:val="single" w:color="000000" w:sz="4"/>
+              <w:right w:val="single" w:color="000000" w:sz="4"/>
+            </w:tcBorders>
+            <w:shd w:fill="E8E8E8" w:color="auto" w:val="clear"/>
+            <w:tcMar>
+              <w:top w:type="dxa" w:w="40"/>
+              <w:left w:type="dxa" w:w="80"/>
+              <w:bottom w:type="dxa" w:w="40"/>
+              <w:right w:type="dxa" w:w="80"/>
+            </w:tcMar>
+            <w:vAlign w:val="center"/>
+          </w:tcPr>
+          <w:p>
+            <w:pPr>
+              <w:jc w:val="center"/>
+            </w:pPr>
+            <w:r>
+              <w:rPr>
+                <w:rFonts w:ascii="Times New Roman" w:cs="Times New Roman" w:eastAsia="Times New Roman" w:hAnsi="Times New Roman"/>
+                <w:b/>
+                <w:bCs/>
+                <w:sz w:val="22"/>
+                <w:szCs w:val="22"/>
+              </w:rPr>
+              <w:t xml:space="preserve">Question</w:t>
+            </w:r>
+          </w:p>
+        </w:tc>
+        <w:tc>
+          <w:tcPr>
+            <w:tcW w:type="dxa" w:w="3600"/>
+            <w:tcBorders>
+              <w:top w:val="single" w:color="000000" w:sz="4"/>
+              <w:left w:val="single" w:color="000000" w:sz="4"/>
+              <w:bottom w:val="single" w:color="000000" w:sz="4"/>
+              <w:right w:val="single" w:color="000000" w:sz="4"/>
+            </w:tcBorders>
+            <w:shd w:fill="E8E8E8" w:color="auto" w:val="clear"/>
+            <w:tcMar>
+              <w:top w:type="dxa" w:w="40"/>
+              <w:left w:type="dxa" w:w="80"/>
+              <w:bottom w:type="dxa" w:w="40"/>
+              <w:right w:type="dxa" w:w="80"/>
+            </w:tcMar>
+            <w:vAlign w:val="center"/>
+          </w:tcPr>
+          <w:p>
+            <w:pPr>
+              <w:jc w:val="center"/>
+            </w:pPr>
+            <w:r>
+              <w:rPr>
+                <w:rFonts w:ascii="Times New Roman" w:cs="Times New Roman" w:eastAsia="Times New Roman" w:hAnsi="Times New Roman"/>
+                <w:b/>
+                <w:bCs/>
+                <w:sz w:val="22"/>
+                <w:szCs w:val="22"/>
+              </w:rPr>
+              <w:t xml:space="preserve">Methods (Chapter 3)</w:t>
+            </w:r>
+          </w:p>
+        </w:tc>
+        <w:tc>
+          <w:tcPr>
+            <w:tcW w:type="dxa" w:w="3006"/>
+            <w:tcBorders>
+              <w:top w:val="single" w:color="000000" w:sz="4"/>
+              <w:left w:val="single" w:color="000000" w:sz="4"/>
+              <w:bottom w:val="single" w:color="000000" w:sz="4"/>
+              <w:right w:val="single" w:color="000000" w:sz="4"/>
+            </w:tcBorders>
+            <w:shd w:fill="E8E8E8" w:color="auto" w:val="clear"/>
+            <w:tcMar>
+              <w:top w:type="dxa" w:w="40"/>
+              <w:left w:type="dxa" w:w="80"/>
+              <w:bottom w:type="dxa" w:w="40"/>
+              <w:right w:type="dxa" w:w="80"/>
+            </w:tcMar>
+            <w:vAlign w:val="center"/>
+          </w:tcPr>
+          <w:p>
+            <w:pPr>
+              <w:jc w:val="center"/>
+            </w:pPr>
+            <w:r>
+              <w:rPr>
+                <w:rFonts w:ascii="Times New Roman" w:cs="Times New Roman" w:eastAsia="Times New Roman" w:hAnsi="Times New Roman"/>
+                <w:b/>
+                <w:bCs/>
+                <w:sz w:val="22"/>
+                <w:szCs w:val="22"/>
+              </w:rPr>
+              <w:t xml:space="preserve">Preliminary evidence (Chapter 4)</w:t>
+            </w:r>
+          </w:p>
+        </w:tc>
+      </w:tr>
+      <w:tr>
+        <w:trPr>
+          <w:cantSplit/>
+          <w:tblHeader w:val="false"/>
+        </w:trPr>
+        <w:tc>
+          <w:tcPr>
+            <w:tcW w:type="dxa" w:w="1700"/>
+            <w:tcBorders>
+              <w:top w:val="single" w:color="000000" w:sz="4"/>
+              <w:left w:val="single" w:color="000000" w:sz="4"/>
+              <w:bottom w:val="single" w:color="000000" w:sz="4"/>
+              <w:right w:val="single" w:color="000000" w:sz="4"/>
+            </w:tcBorders>
+            <w:tcMar>
+              <w:top w:type="dxa" w:w="40"/>
+              <w:left w:type="dxa" w:w="80"/>
+              <w:bottom w:type="dxa" w:w="40"/>
+              <w:right w:type="dxa" w:w="80"/>
+            </w:tcMar>
+            <w:vAlign w:val="center"/>
+          </w:tcPr>
+          <w:p>
+            <w:pPr>
+              <w:jc w:val="left"/>
+            </w:pPr>
+            <w:r>
+              <w:rPr>
+                <w:rFonts w:ascii="Times New Roman" w:cs="Times New Roman" w:eastAsia="Times New Roman" w:hAnsi="Times New Roman"/>
+                <w:b w:val="false"/>
+                <w:bCs w:val="false"/>
+                <w:sz w:val="22"/>
+                <w:szCs w:val="22"/>
+              </w:rPr>
+              <w:t xml:space="preserve">RQ1 Feasibility</w:t>
+            </w:r>
+          </w:p>
+        </w:tc>
+        <w:tc>
+          <w:tcPr>
+            <w:tcW w:type="dxa" w:w="3600"/>
+            <w:tcBorders>
+              <w:top w:val="single" w:color="000000" w:sz="4"/>
+              <w:left w:val="single" w:color="000000" w:sz="4"/>
+              <w:bottom w:val="single" w:color="000000" w:sz="4"/>
+              <w:right w:val="single" w:color="000000" w:sz="4"/>
+            </w:tcBorders>
+            <w:tcMar>
+              <w:top w:type="dxa" w:w="40"/>
+              <w:left w:type="dxa" w:w="80"/>
+              <w:bottom w:type="dxa" w:w="40"/>
+              <w:right w:type="dxa" w:w="80"/>
+            </w:tcMar>
+            <w:vAlign w:val="center"/>
+          </w:tcPr>
+          <w:p>
+            <w:pPr>
+              <w:jc w:val="left"/>
+            </w:pPr>
+            <w:r>
+              <w:rPr>
+                <w:rFonts w:ascii="Times New Roman" w:cs="Times New Roman" w:eastAsia="Times New Roman" w:hAnsi="Times New Roman"/>
+                <w:b w:val="false"/>
+                <w:bCs w:val="false"/>
+                <w:sz w:val="22"/>
+                <w:szCs w:val="22"/>
+              </w:rPr>
+              <w:t xml:space="preserve">Headroom requirement and derating, Eqs. (3.17)–(3.21), Section 3.6</w:t>
+            </w:r>
+          </w:p>
+        </w:tc>
+        <w:tc>
+          <w:tcPr>
+            <w:tcW w:type="dxa" w:w="3006"/>
+            <w:tcBorders>
+              <w:top w:val="single" w:color="000000" w:sz="4"/>
+              <w:left w:val="single" w:color="000000" w:sz="4"/>
+              <w:bottom w:val="single" w:color="000000" w:sz="4"/>
+              <w:right w:val="single" w:color="000000" w:sz="4"/>
+            </w:tcBorders>
+            <w:tcMar>
+              <w:top w:type="dxa" w:w="40"/>
+              <w:left w:type="dxa" w:w="80"/>
+              <w:bottom w:type="dxa" w:w="40"/>
+              <w:right w:type="dxa" w:w="80"/>
+            </w:tcMar>
+            <w:vAlign w:val="center"/>
+          </w:tcPr>
+          <w:p>
+            <w:pPr>
+              <w:jc w:val="left"/>
+            </w:pPr>
+            <w:r>
+              <w:rPr>
+                <w:rFonts w:ascii="Times New Roman" w:cs="Times New Roman" w:eastAsia="Times New Roman" w:hAnsi="Times New Roman"/>
+                <w:b w:val="false"/>
+                <w:bCs w:val="false"/>
+                <w:sz w:val="22"/>
+                <w:szCs w:val="22"/>
+              </w:rPr>
+              <w:t xml:space="preserve">Sections 4.2.3 and 4.3.3; Table 4.3</w:t>
+            </w:r>
+          </w:p>
+        </w:tc>
+      </w:tr>
+      <w:tr>
+        <w:trPr>
+          <w:cantSplit/>
+          <w:tblHeader w:val="false"/>
+        </w:trPr>
+        <w:tc>
+          <w:tcPr>
+            <w:tcW w:type="dxa" w:w="1700"/>
+            <w:tcBorders>
+              <w:top w:val="single" w:color="000000" w:sz="4"/>
+              <w:left w:val="single" w:color="000000" w:sz="4"/>
+              <w:bottom w:val="single" w:color="000000" w:sz="4"/>
+              <w:right w:val="single" w:color="000000" w:sz="4"/>
+            </w:tcBorders>
+            <w:tcMar>
+              <w:top w:type="dxa" w:w="40"/>
+              <w:left w:type="dxa" w:w="80"/>
+              <w:bottom w:type="dxa" w:w="40"/>
+              <w:right w:type="dxa" w:w="80"/>
+            </w:tcMar>
+            <w:vAlign w:val="center"/>
+          </w:tcPr>
+          <w:p>
+            <w:pPr>
+              <w:jc w:val="left"/>
+            </w:pPr>
+            <w:r>
+              <w:rPr>
+                <w:rFonts w:ascii="Times New Roman" w:cs="Times New Roman" w:eastAsia="Times New Roman" w:hAnsi="Times New Roman"/>
+                <w:b w:val="false"/>
+                <w:bCs w:val="false"/>
+                <w:sz w:val="22"/>
+                <w:szCs w:val="22"/>
+              </w:rPr>
+              <w:t xml:space="preserve">RQ2 Learning</w:t>
+            </w:r>
+          </w:p>
+        </w:tc>
+        <w:tc>
+          <w:tcPr>
+            <w:tcW w:type="dxa" w:w="3600"/>
+            <w:tcBorders>
+              <w:top w:val="single" w:color="000000" w:sz="4"/>
+              <w:left w:val="single" w:color="000000" w:sz="4"/>
+              <w:bottom w:val="single" w:color="000000" w:sz="4"/>
+              <w:right w:val="single" w:color="000000" w:sz="4"/>
+            </w:tcBorders>
+            <w:tcMar>
+              <w:top w:type="dxa" w:w="40"/>
+              <w:left w:type="dxa" w:w="80"/>
+              <w:bottom w:type="dxa" w:w="40"/>
+              <w:right w:type="dxa" w:w="80"/>
+            </w:tcMar>
+            <w:vAlign w:val="center"/>
+          </w:tcPr>
+          <w:p>
+            <w:pPr>
+              <w:jc w:val="left"/>
+            </w:pPr>
+            <w:r>
+              <w:rPr>
+                <w:rFonts w:ascii="Times New Roman" w:cs="Times New Roman" w:eastAsia="Times New Roman" w:hAnsi="Times New Roman"/>
+                <w:b w:val="false"/>
+                <w:bCs w:val="false"/>
+                <w:sz w:val="22"/>
+                <w:szCs w:val="22"/>
+              </w:rPr>
+              <w:t xml:space="preserve">Plant models, MDP, DDPG and TD3, Sections 3.5, 3.7, 3.8</w:t>
+            </w:r>
+          </w:p>
+        </w:tc>
+        <w:tc>
+          <w:tcPr>
+            <w:tcW w:type="dxa" w:w="3006"/>
+            <w:tcBorders>
+              <w:top w:val="single" w:color="000000" w:sz="4"/>
+              <w:left w:val="single" w:color="000000" w:sz="4"/>
+              <w:bottom w:val="single" w:color="000000" w:sz="4"/>
+              <w:right w:val="single" w:color="000000" w:sz="4"/>
+            </w:tcBorders>
+            <w:tcMar>
+              <w:top w:type="dxa" w:w="40"/>
+              <w:left w:type="dxa" w:w="80"/>
+              <w:bottom w:type="dxa" w:w="40"/>
+              <w:right w:type="dxa" w:w="80"/>
+            </w:tcMar>
+            <w:vAlign w:val="center"/>
+          </w:tcPr>
+          <w:p>
+            <w:pPr>
+              <w:jc w:val="left"/>
+            </w:pPr>
+            <w:r>
+              <w:rPr>
+                <w:rFonts w:ascii="Times New Roman" w:cs="Times New Roman" w:eastAsia="Times New Roman" w:hAnsi="Times New Roman"/>
+                <w:b w:val="false"/>
+                <w:bCs w:val="false"/>
+                <w:sz w:val="22"/>
+                <w:szCs w:val="22"/>
+              </w:rPr>
+              <w:t xml:space="preserve">Sections 4.2.2 and 4.3.4; Table 4.4</w:t>
+            </w:r>
+          </w:p>
+        </w:tc>
+      </w:tr>
+      <w:tr>
+        <w:trPr>
+          <w:cantSplit/>
+          <w:tblHeader w:val="false"/>
+        </w:trPr>
+        <w:tc>
+          <w:tcPr>
+            <w:tcW w:type="dxa" w:w="1700"/>
+            <w:tcBorders>
+              <w:top w:val="single" w:color="000000" w:sz="4"/>
+              <w:left w:val="single" w:color="000000" w:sz="4"/>
+              <w:bottom w:val="single" w:color="000000" w:sz="4"/>
+              <w:right w:val="single" w:color="000000" w:sz="4"/>
+            </w:tcBorders>
+            <w:tcMar>
+              <w:top w:type="dxa" w:w="40"/>
+              <w:left w:type="dxa" w:w="80"/>
+              <w:bottom w:type="dxa" w:w="40"/>
+              <w:right w:type="dxa" w:w="80"/>
+            </w:tcMar>
+            <w:vAlign w:val="center"/>
+          </w:tcPr>
+          <w:p>
+            <w:pPr>
+              <w:jc w:val="left"/>
+            </w:pPr>
+            <w:r>
+              <w:rPr>
+                <w:rFonts w:ascii="Times New Roman" w:cs="Times New Roman" w:eastAsia="Times New Roman" w:hAnsi="Times New Roman"/>
+                <w:b w:val="false"/>
+                <w:bCs w:val="false"/>
+                <w:sz w:val="22"/>
+                <w:szCs w:val="22"/>
+              </w:rPr>
+              <w:t xml:space="preserve">RQ3 Benefit</w:t>
+            </w:r>
+          </w:p>
+        </w:tc>
+        <w:tc>
+          <w:tcPr>
+            <w:tcW w:type="dxa" w:w="3600"/>
+            <w:tcBorders>
+              <w:top w:val="single" w:color="000000" w:sz="4"/>
+              <w:left w:val="single" w:color="000000" w:sz="4"/>
+              <w:bottom w:val="single" w:color="000000" w:sz="4"/>
+              <w:right w:val="single" w:color="000000" w:sz="4"/>
+            </w:tcBorders>
+            <w:tcMar>
+              <w:top w:type="dxa" w:w="40"/>
+              <w:left w:type="dxa" w:w="80"/>
+              <w:bottom w:type="dxa" w:w="40"/>
+              <w:right w:type="dxa" w:w="80"/>
+            </w:tcMar>
+            <w:vAlign w:val="center"/>
+          </w:tcPr>
+          <w:p>
+            <w:pPr>
+              <w:jc w:val="left"/>
+            </w:pPr>
+            <w:r>
+              <w:rPr>
+                <w:rFonts w:ascii="Times New Roman" w:cs="Times New Roman" w:eastAsia="Times New Roman" w:hAnsi="Times New Roman"/>
+                <w:b w:val="false"/>
+                <w:bCs w:val="false"/>
+                <w:sz w:val="22"/>
+                <w:szCs w:val="22"/>
+              </w:rPr>
+              <w:t xml:space="preserve">Tuned baselines, statistics and oracle bound, Section 3.9, Eq. (3.26)</w:t>
+            </w:r>
+          </w:p>
+        </w:tc>
+        <w:tc>
+          <w:tcPr>
+            <w:tcW w:type="dxa" w:w="3006"/>
+            <w:tcBorders>
+              <w:top w:val="single" w:color="000000" w:sz="4"/>
+              <w:left w:val="single" w:color="000000" w:sz="4"/>
+              <w:bottom w:val="single" w:color="000000" w:sz="4"/>
+              <w:right w:val="single" w:color="000000" w:sz="4"/>
+            </w:tcBorders>
+            <w:tcMar>
+              <w:top w:type="dxa" w:w="40"/>
+              <w:left w:type="dxa" w:w="80"/>
+              <w:bottom w:type="dxa" w:w="40"/>
+              <w:right w:type="dxa" w:w="80"/>
+            </w:tcMar>
+            <w:vAlign w:val="center"/>
+          </w:tcPr>
+          <w:p>
+            <w:pPr>
+              <w:jc w:val="left"/>
+            </w:pPr>
+            <w:r>
+              <w:rPr>
+                <w:rFonts w:ascii="Times New Roman" w:cs="Times New Roman" w:eastAsia="Times New Roman" w:hAnsi="Times New Roman"/>
+                <w:b w:val="false"/>
+                <w:bCs w:val="false"/>
+                <w:sz w:val="22"/>
+                <w:szCs w:val="22"/>
+              </w:rPr>
+              <w:t xml:space="preserve">Sections 4.2.3, 4.3.2 and 4.3.4; Tables 4.1 and 4.4</w:t>
+            </w:r>
+          </w:p>
+        </w:tc>
+      </w:tr>
+      <w:tr>
+        <w:trPr>
+          <w:cantSplit/>
+          <w:tblHeader w:val="false"/>
+        </w:trPr>
+        <w:tc>
+          <w:tcPr>
+            <w:tcW w:type="dxa" w:w="1700"/>
+            <w:tcBorders>
+              <w:top w:val="single" w:color="000000" w:sz="4"/>
+              <w:left w:val="single" w:color="000000" w:sz="4"/>
+              <w:bottom w:val="single" w:color="000000" w:sz="4"/>
+              <w:right w:val="single" w:color="000000" w:sz="4"/>
+            </w:tcBorders>
+            <w:tcMar>
+              <w:top w:type="dxa" w:w="40"/>
+              <w:left w:type="dxa" w:w="80"/>
+              <w:bottom w:type="dxa" w:w="40"/>
+              <w:right w:type="dxa" w:w="80"/>
+            </w:tcMar>
+            <w:vAlign w:val="center"/>
+          </w:tcPr>
+          <w:p>
+            <w:pPr>
+              <w:jc w:val="left"/>
+            </w:pPr>
+            <w:r>
+              <w:rPr>
+                <w:rFonts w:ascii="Times New Roman" w:cs="Times New Roman" w:eastAsia="Times New Roman" w:hAnsi="Times New Roman"/>
+                <w:b w:val="false"/>
+                <w:bCs w:val="false"/>
+                <w:sz w:val="22"/>
+                <w:szCs w:val="22"/>
+              </w:rPr>
+              <w:t xml:space="preserve">RQ4 Fidelity</w:t>
+            </w:r>
+          </w:p>
+        </w:tc>
+        <w:tc>
+          <w:tcPr>
+            <w:tcW w:type="dxa" w:w="3600"/>
+            <w:tcBorders>
+              <w:top w:val="single" w:color="000000" w:sz="4"/>
+              <w:left w:val="single" w:color="000000" w:sz="4"/>
+              <w:bottom w:val="single" w:color="000000" w:sz="4"/>
+              <w:right w:val="single" w:color="000000" w:sz="4"/>
+            </w:tcBorders>
+            <w:tcMar>
+              <w:top w:type="dxa" w:w="40"/>
+              <w:left w:type="dxa" w:w="80"/>
+              <w:bottom w:type="dxa" w:w="40"/>
+              <w:right w:type="dxa" w:w="80"/>
+            </w:tcMar>
+            <w:vAlign w:val="center"/>
+          </w:tcPr>
+          <w:p>
+            <w:pPr>
+              <w:jc w:val="left"/>
+            </w:pPr>
+            <w:r>
+              <w:rPr>
+                <w:rFonts w:ascii="Times New Roman" w:cs="Times New Roman" w:eastAsia="Times New Roman" w:hAnsi="Times New Roman"/>
+                <w:b w:val="false"/>
+                <w:bCs w:val="false"/>
+                <w:sz w:val="22"/>
+                <w:szCs w:val="22"/>
+              </w:rPr>
+              <w:t xml:space="preserve">MATLAB re-implementation and EMT model, Section 3.10</w:t>
+            </w:r>
+          </w:p>
+        </w:tc>
+        <w:tc>
+          <w:tcPr>
+            <w:tcW w:type="dxa" w:w="3006"/>
+            <w:tcBorders>
+              <w:top w:val="single" w:color="000000" w:sz="4"/>
+              <w:left w:val="single" w:color="000000" w:sz="4"/>
+              <w:bottom w:val="single" w:color="000000" w:sz="4"/>
+              <w:right w:val="single" w:color="000000" w:sz="4"/>
+            </w:tcBorders>
+            <w:tcMar>
+              <w:top w:type="dxa" w:w="40"/>
+              <w:left w:type="dxa" w:w="80"/>
+              <w:bottom w:type="dxa" w:w="40"/>
+              <w:right w:type="dxa" w:w="80"/>
+            </w:tcMar>
+            <w:vAlign w:val="center"/>
+          </w:tcPr>
+          <w:p>
+            <w:pPr>
+              <w:jc w:val="left"/>
+            </w:pPr>
+            <w:r>
+              <w:rPr>
+                <w:rFonts w:ascii="Times New Roman" w:cs="Times New Roman" w:eastAsia="Times New Roman" w:hAnsi="Times New Roman"/>
+                <w:b w:val="false"/>
+                <w:bCs w:val="false"/>
+                <w:sz w:val="22"/>
+                <w:szCs w:val="22"/>
+              </w:rPr>
+              <w:t xml:space="preserve">Section 4.3.5; Table 4.5</w:t>
+            </w:r>
+          </w:p>
+        </w:tc>
+      </w:tr>
+    </w:tbl>
+    <w:p>
+      <w:pPr>
+        <w:spacing w:after="160"/>
+      </w:pPr>
+    </w:p>
+    <w:p>
+      <w:pPr>
+        <w:pStyle w:val="Heading2"/>
+        <w:keepNext/>
+        <w:tabs>
+          <w:tab w:val="left" w:pos="900"/>
+        </w:tabs>
+        <w:spacing w:after="120" w:before="240" w:line="360"/>
+      </w:pPr>
+      <w:r>
+        <w:rPr>
+          <w:rFonts w:ascii="Times New Roman" w:cs="Times New Roman" w:eastAsia="Times New Roman" w:hAnsi="Times New Roman"/>
+          <w:b/>
+          <w:bCs/>
+          <w:sz w:val="28"/>
+          <w:szCs w:val="28"/>
+        </w:rPr>
+        <w:t xml:space="preserve">1.5	Scope and Limitations</w:t>
       </w:r>
     </w:p>
     <w:p>
@@ -763,7 +1523,7 @@
         <w:pStyle w:val="ListParagraph"/>
         <w:numPr>
           <w:ilvl w:val="0"/>
-          <w:numId w:val="3"/>
+          <w:numId w:val="4"/>
         </w:numPr>
         <w:spacing w:after="60" w:line="360"/>
         <w:jc w:val="both"/>
@@ -782,7 +1542,7 @@
         <w:pStyle w:val="ListParagraph"/>
         <w:numPr>
           <w:ilvl w:val="0"/>
-          <w:numId w:val="3"/>
+          <w:numId w:val="4"/>
         </w:numPr>
         <w:spacing w:after="60" w:line="360"/>
         <w:jc w:val="both"/>
@@ -801,7 +1561,7 @@
         <w:pStyle w:val="ListParagraph"/>
         <w:numPr>
           <w:ilvl w:val="0"/>
-          <w:numId w:val="3"/>
+          <w:numId w:val="4"/>
         </w:numPr>
         <w:spacing w:after="60" w:line="360"/>
         <w:jc w:val="both"/>
@@ -820,7 +1580,7 @@
         <w:pStyle w:val="ListParagraph"/>
         <w:numPr>
           <w:ilvl w:val="0"/>
-          <w:numId w:val="3"/>
+          <w:numId w:val="4"/>
         </w:numPr>
         <w:spacing w:after="60" w:line="360"/>
         <w:jc w:val="both"/>
@@ -839,7 +1599,7 @@
         <w:pStyle w:val="ListParagraph"/>
         <w:numPr>
           <w:ilvl w:val="0"/>
-          <w:numId w:val="3"/>
+          <w:numId w:val="4"/>
         </w:numPr>
         <w:spacing w:after="60" w:line="360"/>
         <w:jc w:val="both"/>
@@ -858,7 +1618,7 @@
         <w:pStyle w:val="ListParagraph"/>
         <w:numPr>
           <w:ilvl w:val="0"/>
-          <w:numId w:val="3"/>
+          <w:numId w:val="4"/>
         </w:numPr>
         <w:spacing w:after="60" w:line="360"/>
         <w:jc w:val="both"/>
@@ -889,7 +1649,7 @@
           <w:sz w:val="28"/>
           <w:szCs w:val="28"/>
         </w:rPr>
-        <w:t xml:space="preserve">1.5	Conception</w:t>
+        <w:t xml:space="preserve">1.6	Conception</w:t>
       </w:r>
     </w:p>
     <w:p>
@@ -985,7 +1745,7 @@
           <w:sz w:val="28"/>
           <w:szCs w:val="28"/>
         </w:rPr>
-        <w:t xml:space="preserve">1.6	Research Benefits</w:t>
+        <w:t xml:space="preserve">1.7	Research Benefits</w:t>
       </w:r>
     </w:p>
     <w:p>
@@ -1008,7 +1768,7 @@
         <w:pStyle w:val="ListParagraph"/>
         <w:numPr>
           <w:ilvl w:val="0"/>
-          <w:numId w:val="4"/>
+          <w:numId w:val="5"/>
         </w:numPr>
         <w:spacing w:after="60" w:line="360"/>
         <w:jc w:val="both"/>
@@ -1027,7 +1787,7 @@
         <w:pStyle w:val="ListParagraph"/>
         <w:numPr>
           <w:ilvl w:val="0"/>
-          <w:numId w:val="4"/>
+          <w:numId w:val="5"/>
         </w:numPr>
         <w:spacing w:after="60" w:line="360"/>
         <w:jc w:val="both"/>
@@ -1046,7 +1806,7 @@
         <w:pStyle w:val="ListParagraph"/>
         <w:numPr>
           <w:ilvl w:val="0"/>
-          <w:numId w:val="4"/>
+          <w:numId w:val="5"/>
         </w:numPr>
         <w:spacing w:after="60" w:line="360"/>
         <w:jc w:val="both"/>
@@ -1065,7 +1825,7 @@
         <w:pStyle w:val="ListParagraph"/>
         <w:numPr>
           <w:ilvl w:val="0"/>
-          <w:numId w:val="4"/>
+          <w:numId w:val="5"/>
         </w:numPr>
         <w:spacing w:after="60" w:line="360"/>
         <w:jc w:val="both"/>
@@ -8320,6 +9080,21 @@
     </w:p>
     <w:p>
       <w:pPr>
+        <w:spacing w:after="120" w:line="360"/>
+        <w:ind w:firstLine="720"/>
+        <w:jc w:val="both"/>
+      </w:pPr>
+      <w:r>
+        <w:rPr>
+          <w:rFonts w:ascii="Times New Roman" w:cs="Times New Roman" w:eastAsia="Times New Roman" w:hAnsi="Times New Roman"/>
+          <w:sz w:val="28"/>
+          <w:szCs w:val="28"/>
+        </w:rPr>
+        <w:t xml:space="preserve">The two studies are deliberately not identical, and their numbers should not be compared directly. Study 1 follows the limits of the authors' earlier work (RoCoF limit 2 Hz/s, operational band ±0.5 Hz, decisions every 20 ms) and measures regulation by IAE, ISE, ITAE and the reserved headroom, whereas Study 2 uses tighter limits suited to a small diesel-based system (RoCoF limit 1 Hz/s, frequency band ±0.2 Hz, decisions every 50 ms) and measures controllers by an objective return, BESS energy, saturation and infeasible-commitment time. Comparisons across the studies are therefore qualitative. The two are linked quantitatively in one place: the feasibility-rule comparison of Study 2 also applies the Study 1 limits to the Study 2 plant (Section 4.3.3).</w:t>
+      </w:r>
+    </w:p>
+    <w:p>
+      <w:pPr>
         <w:pStyle w:val="Heading2"/>
         <w:keepNext/>
         <w:tabs>
@@ -8471,7 +9246,7 @@
           <w:sz w:val="28"/>
           <w:szCs w:val="28"/>
         </w:rPr>
-        <w:t xml:space="preserve">with G_ref = 1000 W/m², C_T = 0.0045 °C⁻¹, T_ref = 25 °C, k_NOCT = 0.030 °C·m²/W and η_deg = 0.995 in Study 1. In Study 2 the plant is operated 15 % below its maximum power point (de-loaded MPPT), so that it delivers P_pv,0 = (1 − d)·P_MPP and holds a reserve d·P_MPP that can be released within 80 ms as fast frequency support.</w:t>
+        <w:t xml:space="preserve">with G_ref = 1000 W/m², C_T = 0.0045 °C⁻¹, T_ref = 25 °C, k_NOCT = 0.030 °C·m²/W and η_deg = 0.995 in Study 1. In Study 2 the plant is operated 15 % below its maximum power point (de-loaded MPPT), so that it delivers P_pv,0 = (1 − d)·P_MPP and holds a reserve d·P_MPP that can be released within 80 ms as fast frequency support. The same equations are used with the hourly NASA POWER irradiance and temperature, but with parameters typical of crystalline-silicon modules: k_NOCT = (NOCT − 20)/800 = 0.031 °C·m²/W for NOCT = 45 °C, C_T = 0.004 °C⁻¹ and a system derating of 0.90 in place of η_deg.</w:t>
       </w:r>
     </w:p>
     <w:p>
@@ -8577,7 +9352,7 @@
           <w:sz w:val="28"/>
           <w:szCs w:val="28"/>
         </w:rPr>
-        <w:t xml:space="preserve">with ρ = 1.225 kg/m³ and R = 18.9 m, which gives 500 kW at the rated speed of 11.5 m/s, an optimal tip-speed ratio of 8.10 and cut-in and cut-out speeds of 3 and 25 m/s. In Study 2, where the wind is hourly, a pitch-regulated IEC class III power curve with density correction is used (IEC 61400-12-1),</w:t>
+        <w:t xml:space="preserve">with ρ = 1.225 kg/m³ and R = 18.9 m, which gives 500 kW at the rated speed of 11.5 m/s, an optimal tip-speed ratio of 8.10 and cut-in and cut-out speeds of 3 and 25 m/s. The turbine also includes rotor inertia, an optimal-torque controller, a pitch controller that limits rotor over-speed and a converter lag, so that the measured 1-s wind is smoothed as in a real machine. In Study 2, where the wind is hourly, a pitch-regulated IEC class III power curve with density correction is used (IEC 61400-12-1),</w:t>
       </w:r>
     </w:p>
     <w:p>
@@ -9099,7 +9874,50 @@
           <w:sz w:val="28"/>
           <w:szCs w:val="28"/>
         </w:rPr>
-        <w:t xml:space="preserve">where P_b0 is the BESS power dispatched by a rule-based energy management system (EMS) that keeps the diesel near 60 % of its rating, the SoC-dependent limits taper linearly near the SoC bounds (0.10–0.95), and P_pv,s = α P_v is the PV share of the support. The model is integrated at 2 ms and frequency is measured through a 20 ms filter.</w:t>
+        <w:t xml:space="preserve">where P_b0 is the BESS power dispatched by a rule-based energy management system (EMS) that keeps the diesel near 60 % of its rating, the SoC-dependent limits taper linearly near the SoC bounds (0.10–0.95), and P_pv,s is the PV share of the support. The PV share follows the VSG power request through a first-order lag and is bounded by the de-loaded reserve and by the PV base output,</w:t>
+      </w:r>
+    </w:p>
+    <w:p>
+      <w:pPr>
+        <w:tabs>
+          <w:tab w:val="right" w:pos="8306"/>
+        </w:tabs>
+        <w:spacing w:after="80" w:before="80" w:line="300"/>
+        <w:ind w:left="720"/>
+        <w:jc w:val="left"/>
+      </w:pPr>
+      <w:r>
+        <w:rPr>
+          <w:rFonts w:ascii="Times New Roman" w:cs="Times New Roman" w:eastAsia="Times New Roman" w:hAnsi="Times New Roman"/>
+          <w:i/>
+          <w:iCs/>
+          <w:sz w:val="26"/>
+          <w:szCs w:val="26"/>
+        </w:rPr>
+        <w:t xml:space="preserve">T_pv dP_pv,s/dt = clip(α · P_v,req, −P_pv,0, d·P_MPP) − P_pv,s,     T_pv = 80 ms</w:t>
+      </w:r>
+      <w:r>
+        <w:rPr>
+          <w:rFonts w:ascii="Times New Roman" w:cs="Times New Roman" w:eastAsia="Times New Roman" w:hAnsi="Times New Roman"/>
+          <w:sz w:val="26"/>
+          <w:szCs w:val="26"/>
+        </w:rPr>
+        <w:t xml:space="preserve">	(3.16a)</w:t>
+      </w:r>
+    </w:p>
+    <w:p>
+      <w:pPr>
+        <w:spacing w:after="120" w:line="360"/>
+        <w:ind w:firstLine="720"/>
+        <w:jc w:val="both"/>
+      </w:pPr>
+      <w:r>
+        <w:rPr>
+          <w:rFonts w:ascii="Times New Roman" w:cs="Times New Roman" w:eastAsia="Times New Roman" w:hAnsi="Times New Roman"/>
+          <w:sz w:val="28"/>
+          <w:szCs w:val="28"/>
+        </w:rPr>
+        <w:t xml:space="preserve">so that the BESS supplies the remainder, P_b = P_b0 + P_v − P_pv,s. The model is integrated at 2 ms and frequency is measured through a 20 ms filter.</w:t>
       </w:r>
     </w:p>
     <w:p>
@@ -10800,6 +11618,1342 @@
     </w:p>
     <w:p>
       <w:pPr>
+        <w:pStyle w:val="Heading2"/>
+        <w:keepNext/>
+        <w:tabs>
+          <w:tab w:val="left" w:pos="900"/>
+        </w:tabs>
+        <w:spacing w:after="120" w:before="240" w:line="360"/>
+      </w:pPr>
+      <w:r>
+        <w:rPr>
+          <w:rFonts w:ascii="Times New Roman" w:cs="Times New Roman" w:eastAsia="Times New Roman" w:hAnsi="Times New Roman"/>
+          <w:b/>
+          <w:bCs/>
+          <w:sz w:val="28"/>
+          <w:szCs w:val="28"/>
+        </w:rPr>
+        <w:t xml:space="preserve">3.11	Implementation and Reproducibility</w:t>
+      </w:r>
+    </w:p>
+    <w:p>
+      <w:pPr>
+        <w:spacing w:after="120" w:line="360"/>
+        <w:ind w:firstLine="720"/>
+        <w:jc w:val="both"/>
+      </w:pPr>
+      <w:r>
+        <w:rPr>
+          <w:rFonts w:ascii="Times New Roman" w:cs="Times New Roman" w:eastAsia="Times New Roman" w:hAnsi="Times New Roman"/>
+          <w:sz w:val="28"/>
+          <w:szCs w:val="28"/>
+        </w:rPr>
+        <w:t xml:space="preserve">Both studies are implemented in Python with PyTorch and are version-controlled in the repository github.com/MuhammadBinyameenkhan/solar-wind-rl-estimation: Study 1 in the package vsg_rl (branch claude/funny-wright-4vhwhz) and Study 2, with the MATLAB and EMT validation, in the package vsgrl and the folder matlab (branch claude/determined-ptolemy-8ggnob). Table 3.2 maps each equation of this chapter to the code that implements it, so that every reported number can be traced and reproduced; both packages include unit tests of the models, the feasibility constraint and the agents.</w:t>
+      </w:r>
+    </w:p>
+    <w:p>
+      <w:pPr>
+        <w:keepNext/>
+        <w:spacing w:after="80" w:before="200"/>
+        <w:jc w:val="left"/>
+      </w:pPr>
+      <w:r>
+        <w:rPr>
+          <w:rFonts w:ascii="Times New Roman" w:cs="Times New Roman" w:eastAsia="Times New Roman" w:hAnsi="Times New Roman"/>
+          <w:sz w:val="26"/>
+          <w:szCs w:val="26"/>
+        </w:rPr>
+        <w:t xml:space="preserve">Table 3.2 Equations and their implementation</w:t>
+      </w:r>
+    </w:p>
+    <w:tbl>
+      <w:tblPr>
+        <w:tblW w:type="dxa" w:w="8306"/>
+        <w:tblBorders>
+          <w:top w:val="single" w:color="auto" w:sz="4"/>
+          <w:left w:val="single" w:color="auto" w:sz="4"/>
+          <w:bottom w:val="single" w:color="auto" w:sz="4"/>
+          <w:right w:val="single" w:color="auto" w:sz="4"/>
+          <w:insideH w:val="single" w:color="auto" w:sz="4"/>
+          <w:insideV w:val="single" w:color="auto" w:sz="4"/>
+        </w:tblBorders>
+      </w:tblPr>
+      <w:tblGrid>
+        <w:gridCol w:w="3000"/>
+        <w:gridCol w:w="800"/>
+        <w:gridCol w:w="4506"/>
+      </w:tblGrid>
+      <w:tr>
+        <w:trPr>
+          <w:cantSplit/>
+          <w:tblHeader/>
+        </w:trPr>
+        <w:tc>
+          <w:tcPr>
+            <w:tcW w:type="dxa" w:w="3000"/>
+            <w:tcBorders>
+              <w:top w:val="single" w:color="000000" w:sz="4"/>
+              <w:left w:val="single" w:color="000000" w:sz="4"/>
+              <w:bottom w:val="single" w:color="000000" w:sz="4"/>
+              <w:right w:val="single" w:color="000000" w:sz="4"/>
+            </w:tcBorders>
+            <w:shd w:fill="E8E8E8" w:color="auto" w:val="clear"/>
+            <w:tcMar>
+              <w:top w:type="dxa" w:w="40"/>
+              <w:left w:type="dxa" w:w="80"/>
+              <w:bottom w:type="dxa" w:w="40"/>
+              <w:right w:type="dxa" w:w="80"/>
+            </w:tcMar>
+            <w:vAlign w:val="center"/>
+          </w:tcPr>
+          <w:p>
+            <w:pPr>
+              <w:jc w:val="center"/>
+            </w:pPr>
+            <w:r>
+              <w:rPr>
+                <w:rFonts w:ascii="Times New Roman" w:cs="Times New Roman" w:eastAsia="Times New Roman" w:hAnsi="Times New Roman"/>
+                <w:b/>
+                <w:bCs/>
+                <w:sz w:val="20"/>
+                <w:szCs w:val="20"/>
+              </w:rPr>
+              <w:t xml:space="preserve">Equations</w:t>
+            </w:r>
+          </w:p>
+        </w:tc>
+        <w:tc>
+          <w:tcPr>
+            <w:tcW w:type="dxa" w:w="800"/>
+            <w:tcBorders>
+              <w:top w:val="single" w:color="000000" w:sz="4"/>
+              <w:left w:val="single" w:color="000000" w:sz="4"/>
+              <w:bottom w:val="single" w:color="000000" w:sz="4"/>
+              <w:right w:val="single" w:color="000000" w:sz="4"/>
+            </w:tcBorders>
+            <w:shd w:fill="E8E8E8" w:color="auto" w:val="clear"/>
+            <w:tcMar>
+              <w:top w:type="dxa" w:w="40"/>
+              <w:left w:type="dxa" w:w="80"/>
+              <w:bottom w:type="dxa" w:w="40"/>
+              <w:right w:type="dxa" w:w="80"/>
+            </w:tcMar>
+            <w:vAlign w:val="center"/>
+          </w:tcPr>
+          <w:p>
+            <w:pPr>
+              <w:jc w:val="center"/>
+            </w:pPr>
+            <w:r>
+              <w:rPr>
+                <w:rFonts w:ascii="Times New Roman" w:cs="Times New Roman" w:eastAsia="Times New Roman" w:hAnsi="Times New Roman"/>
+                <w:b/>
+                <w:bCs/>
+                <w:sz w:val="20"/>
+                <w:szCs w:val="20"/>
+              </w:rPr>
+              <w:t xml:space="preserve">Study</w:t>
+            </w:r>
+          </w:p>
+        </w:tc>
+        <w:tc>
+          <w:tcPr>
+            <w:tcW w:type="dxa" w:w="4506"/>
+            <w:tcBorders>
+              <w:top w:val="single" w:color="000000" w:sz="4"/>
+              <w:left w:val="single" w:color="000000" w:sz="4"/>
+              <w:bottom w:val="single" w:color="000000" w:sz="4"/>
+              <w:right w:val="single" w:color="000000" w:sz="4"/>
+            </w:tcBorders>
+            <w:shd w:fill="E8E8E8" w:color="auto" w:val="clear"/>
+            <w:tcMar>
+              <w:top w:type="dxa" w:w="40"/>
+              <w:left w:type="dxa" w:w="80"/>
+              <w:bottom w:type="dxa" w:w="40"/>
+              <w:right w:type="dxa" w:w="80"/>
+            </w:tcMar>
+            <w:vAlign w:val="center"/>
+          </w:tcPr>
+          <w:p>
+            <w:pPr>
+              <w:jc w:val="center"/>
+            </w:pPr>
+            <w:r>
+              <w:rPr>
+                <w:rFonts w:ascii="Times New Roman" w:cs="Times New Roman" w:eastAsia="Times New Roman" w:hAnsi="Times New Roman"/>
+                <w:b/>
+                <w:bCs/>
+                <w:sz w:val="20"/>
+                <w:szCs w:val="20"/>
+              </w:rPr>
+              <w:t xml:space="preserve">Implementation</w:t>
+            </w:r>
+          </w:p>
+        </w:tc>
+      </w:tr>
+      <w:tr>
+        <w:trPr>
+          <w:cantSplit/>
+          <w:tblHeader w:val="false"/>
+        </w:trPr>
+        <w:tc>
+          <w:tcPr>
+            <w:tcW w:type="dxa" w:w="3000"/>
+            <w:tcBorders>
+              <w:top w:val="single" w:color="000000" w:sz="4"/>
+              <w:left w:val="single" w:color="000000" w:sz="4"/>
+              <w:bottom w:val="single" w:color="000000" w:sz="4"/>
+              <w:right w:val="single" w:color="000000" w:sz="4"/>
+            </w:tcBorders>
+            <w:tcMar>
+              <w:top w:type="dxa" w:w="40"/>
+              <w:left w:type="dxa" w:w="80"/>
+              <w:bottom w:type="dxa" w:w="40"/>
+              <w:right w:type="dxa" w:w="80"/>
+            </w:tcMar>
+            <w:vAlign w:val="center"/>
+          </w:tcPr>
+          <w:p>
+            <w:pPr>
+              <w:jc w:val="left"/>
+            </w:pPr>
+            <w:r>
+              <w:rPr>
+                <w:rFonts w:ascii="Times New Roman" w:cs="Times New Roman" w:eastAsia="Times New Roman" w:hAnsi="Times New Roman"/>
+                <w:b w:val="false"/>
+                <w:bCs w:val="false"/>
+                <w:sz w:val="20"/>
+                <w:szCs w:val="20"/>
+              </w:rPr>
+              <w:t xml:space="preserve">(3.1)–(3.2) PV</w:t>
+            </w:r>
+          </w:p>
+        </w:tc>
+        <w:tc>
+          <w:tcPr>
+            <w:tcW w:type="dxa" w:w="800"/>
+            <w:tcBorders>
+              <w:top w:val="single" w:color="000000" w:sz="4"/>
+              <w:left w:val="single" w:color="000000" w:sz="4"/>
+              <w:bottom w:val="single" w:color="000000" w:sz="4"/>
+              <w:right w:val="single" w:color="000000" w:sz="4"/>
+            </w:tcBorders>
+            <w:tcMar>
+              <w:top w:type="dxa" w:w="40"/>
+              <w:left w:type="dxa" w:w="80"/>
+              <w:bottom w:type="dxa" w:w="40"/>
+              <w:right w:type="dxa" w:w="80"/>
+            </w:tcMar>
+            <w:vAlign w:val="center"/>
+          </w:tcPr>
+          <w:p>
+            <w:pPr>
+              <w:jc w:val="left"/>
+            </w:pPr>
+            <w:r>
+              <w:rPr>
+                <w:rFonts w:ascii="Times New Roman" w:cs="Times New Roman" w:eastAsia="Times New Roman" w:hAnsi="Times New Roman"/>
+                <w:b w:val="false"/>
+                <w:bCs w:val="false"/>
+                <w:sz w:val="20"/>
+                <w:szCs w:val="20"/>
+              </w:rPr>
+              <w:t xml:space="preserve">1 / 2</w:t>
+            </w:r>
+          </w:p>
+        </w:tc>
+        <w:tc>
+          <w:tcPr>
+            <w:tcW w:type="dxa" w:w="4506"/>
+            <w:tcBorders>
+              <w:top w:val="single" w:color="000000" w:sz="4"/>
+              <w:left w:val="single" w:color="000000" w:sz="4"/>
+              <w:bottom w:val="single" w:color="000000" w:sz="4"/>
+              <w:right w:val="single" w:color="000000" w:sz="4"/>
+            </w:tcBorders>
+            <w:tcMar>
+              <w:top w:type="dxa" w:w="40"/>
+              <w:left w:type="dxa" w:w="80"/>
+              <w:bottom w:type="dxa" w:w="40"/>
+              <w:right w:type="dxa" w:w="80"/>
+            </w:tcMar>
+            <w:vAlign w:val="center"/>
+          </w:tcPr>
+          <w:p>
+            <w:pPr>
+              <w:jc w:val="left"/>
+            </w:pPr>
+            <w:r>
+              <w:rPr>
+                <w:rFonts w:ascii="Times New Roman" w:cs="Times New Roman" w:eastAsia="Times New Roman" w:hAnsi="Times New Roman"/>
+                <w:b w:val="false"/>
+                <w:bCs w:val="false"/>
+                <w:sz w:val="20"/>
+                <w:szCs w:val="20"/>
+              </w:rPr>
+              <w:t xml:space="preserve">vsg_rl/models.py (SolarPV) / vsgrl/components/resources.py (pv_power_mw)</w:t>
+            </w:r>
+          </w:p>
+        </w:tc>
+      </w:tr>
+      <w:tr>
+        <w:trPr>
+          <w:cantSplit/>
+          <w:tblHeader w:val="false"/>
+        </w:trPr>
+        <w:tc>
+          <w:tcPr>
+            <w:tcW w:type="dxa" w:w="3000"/>
+            <w:tcBorders>
+              <w:top w:val="single" w:color="000000" w:sz="4"/>
+              <w:left w:val="single" w:color="000000" w:sz="4"/>
+              <w:bottom w:val="single" w:color="000000" w:sz="4"/>
+              <w:right w:val="single" w:color="000000" w:sz="4"/>
+            </w:tcBorders>
+            <w:tcMar>
+              <w:top w:type="dxa" w:w="40"/>
+              <w:left w:type="dxa" w:w="80"/>
+              <w:bottom w:type="dxa" w:w="40"/>
+              <w:right w:type="dxa" w:w="80"/>
+            </w:tcMar>
+            <w:vAlign w:val="center"/>
+          </w:tcPr>
+          <w:p>
+            <w:pPr>
+              <w:jc w:val="left"/>
+            </w:pPr>
+            <w:r>
+              <w:rPr>
+                <w:rFonts w:ascii="Times New Roman" w:cs="Times New Roman" w:eastAsia="Times New Roman" w:hAnsi="Times New Roman"/>
+                <w:b w:val="false"/>
+                <w:bCs w:val="false"/>
+                <w:sz w:val="20"/>
+                <w:szCs w:val="20"/>
+              </w:rPr>
+              <w:t xml:space="preserve">(3.3)–(3.4) wind turbine with rotor and pitch dynamics</w:t>
+            </w:r>
+          </w:p>
+        </w:tc>
+        <w:tc>
+          <w:tcPr>
+            <w:tcW w:type="dxa" w:w="800"/>
+            <w:tcBorders>
+              <w:top w:val="single" w:color="000000" w:sz="4"/>
+              <w:left w:val="single" w:color="000000" w:sz="4"/>
+              <w:bottom w:val="single" w:color="000000" w:sz="4"/>
+              <w:right w:val="single" w:color="000000" w:sz="4"/>
+            </w:tcBorders>
+            <w:tcMar>
+              <w:top w:type="dxa" w:w="40"/>
+              <w:left w:type="dxa" w:w="80"/>
+              <w:bottom w:type="dxa" w:w="40"/>
+              <w:right w:type="dxa" w:w="80"/>
+            </w:tcMar>
+            <w:vAlign w:val="center"/>
+          </w:tcPr>
+          <w:p>
+            <w:pPr>
+              <w:jc w:val="left"/>
+            </w:pPr>
+            <w:r>
+              <w:rPr>
+                <w:rFonts w:ascii="Times New Roman" w:cs="Times New Roman" w:eastAsia="Times New Roman" w:hAnsi="Times New Roman"/>
+                <w:b w:val="false"/>
+                <w:bCs w:val="false"/>
+                <w:sz w:val="20"/>
+                <w:szCs w:val="20"/>
+              </w:rPr>
+              <w:t xml:space="preserve">1</w:t>
+            </w:r>
+          </w:p>
+        </w:tc>
+        <w:tc>
+          <w:tcPr>
+            <w:tcW w:type="dxa" w:w="4506"/>
+            <w:tcBorders>
+              <w:top w:val="single" w:color="000000" w:sz="4"/>
+              <w:left w:val="single" w:color="000000" w:sz="4"/>
+              <w:bottom w:val="single" w:color="000000" w:sz="4"/>
+              <w:right w:val="single" w:color="000000" w:sz="4"/>
+            </w:tcBorders>
+            <w:tcMar>
+              <w:top w:type="dxa" w:w="40"/>
+              <w:left w:type="dxa" w:w="80"/>
+              <w:bottom w:type="dxa" w:w="40"/>
+              <w:right w:type="dxa" w:w="80"/>
+            </w:tcMar>
+            <w:vAlign w:val="center"/>
+          </w:tcPr>
+          <w:p>
+            <w:pPr>
+              <w:jc w:val="left"/>
+            </w:pPr>
+            <w:r>
+              <w:rPr>
+                <w:rFonts w:ascii="Times New Roman" w:cs="Times New Roman" w:eastAsia="Times New Roman" w:hAnsi="Times New Roman"/>
+                <w:b w:val="false"/>
+                <w:bCs w:val="false"/>
+                <w:sz w:val="20"/>
+                <w:szCs w:val="20"/>
+              </w:rPr>
+              <w:t xml:space="preserve">vsg_rl/models.py (WindTurbine)</w:t>
+            </w:r>
+          </w:p>
+        </w:tc>
+      </w:tr>
+      <w:tr>
+        <w:trPr>
+          <w:cantSplit/>
+          <w:tblHeader w:val="false"/>
+        </w:trPr>
+        <w:tc>
+          <w:tcPr>
+            <w:tcW w:type="dxa" w:w="3000"/>
+            <w:tcBorders>
+              <w:top w:val="single" w:color="000000" w:sz="4"/>
+              <w:left w:val="single" w:color="000000" w:sz="4"/>
+              <w:bottom w:val="single" w:color="000000" w:sz="4"/>
+              <w:right w:val="single" w:color="000000" w:sz="4"/>
+            </w:tcBorders>
+            <w:tcMar>
+              <w:top w:type="dxa" w:w="40"/>
+              <w:left w:type="dxa" w:w="80"/>
+              <w:bottom w:type="dxa" w:w="40"/>
+              <w:right w:type="dxa" w:w="80"/>
+            </w:tcMar>
+            <w:vAlign w:val="center"/>
+          </w:tcPr>
+          <w:p>
+            <w:pPr>
+              <w:jc w:val="left"/>
+            </w:pPr>
+            <w:r>
+              <w:rPr>
+                <w:rFonts w:ascii="Times New Roman" w:cs="Times New Roman" w:eastAsia="Times New Roman" w:hAnsi="Times New Roman"/>
+                <w:b w:val="false"/>
+                <w:bCs w:val="false"/>
+                <w:sz w:val="20"/>
+                <w:szCs w:val="20"/>
+              </w:rPr>
+              <w:t xml:space="preserve">(3.5) wind power curve</w:t>
+            </w:r>
+          </w:p>
+        </w:tc>
+        <w:tc>
+          <w:tcPr>
+            <w:tcW w:type="dxa" w:w="800"/>
+            <w:tcBorders>
+              <w:top w:val="single" w:color="000000" w:sz="4"/>
+              <w:left w:val="single" w:color="000000" w:sz="4"/>
+              <w:bottom w:val="single" w:color="000000" w:sz="4"/>
+              <w:right w:val="single" w:color="000000" w:sz="4"/>
+            </w:tcBorders>
+            <w:tcMar>
+              <w:top w:type="dxa" w:w="40"/>
+              <w:left w:type="dxa" w:w="80"/>
+              <w:bottom w:type="dxa" w:w="40"/>
+              <w:right w:type="dxa" w:w="80"/>
+            </w:tcMar>
+            <w:vAlign w:val="center"/>
+          </w:tcPr>
+          <w:p>
+            <w:pPr>
+              <w:jc w:val="left"/>
+            </w:pPr>
+            <w:r>
+              <w:rPr>
+                <w:rFonts w:ascii="Times New Roman" w:cs="Times New Roman" w:eastAsia="Times New Roman" w:hAnsi="Times New Roman"/>
+                <w:b w:val="false"/>
+                <w:bCs w:val="false"/>
+                <w:sz w:val="20"/>
+                <w:szCs w:val="20"/>
+              </w:rPr>
+              <w:t xml:space="preserve">2</w:t>
+            </w:r>
+          </w:p>
+        </w:tc>
+        <w:tc>
+          <w:tcPr>
+            <w:tcW w:type="dxa" w:w="4506"/>
+            <w:tcBorders>
+              <w:top w:val="single" w:color="000000" w:sz="4"/>
+              <w:left w:val="single" w:color="000000" w:sz="4"/>
+              <w:bottom w:val="single" w:color="000000" w:sz="4"/>
+              <w:right w:val="single" w:color="000000" w:sz="4"/>
+            </w:tcBorders>
+            <w:tcMar>
+              <w:top w:type="dxa" w:w="40"/>
+              <w:left w:type="dxa" w:w="80"/>
+              <w:bottom w:type="dxa" w:w="40"/>
+              <w:right w:type="dxa" w:w="80"/>
+            </w:tcMar>
+            <w:vAlign w:val="center"/>
+          </w:tcPr>
+          <w:p>
+            <w:pPr>
+              <w:jc w:val="left"/>
+            </w:pPr>
+            <w:r>
+              <w:rPr>
+                <w:rFonts w:ascii="Times New Roman" w:cs="Times New Roman" w:eastAsia="Times New Roman" w:hAnsi="Times New Roman"/>
+                <w:b w:val="false"/>
+                <w:bCs w:val="false"/>
+                <w:sz w:val="20"/>
+                <w:szCs w:val="20"/>
+              </w:rPr>
+              <w:t xml:space="preserve">vsgrl/components/resources.py (WindPowerCurve)</w:t>
+            </w:r>
+          </w:p>
+        </w:tc>
+      </w:tr>
+      <w:tr>
+        <w:trPr>
+          <w:cantSplit/>
+          <w:tblHeader w:val="false"/>
+        </w:trPr>
+        <w:tc>
+          <w:tcPr>
+            <w:tcW w:type="dxa" w:w="3000"/>
+            <w:tcBorders>
+              <w:top w:val="single" w:color="000000" w:sz="4"/>
+              <w:left w:val="single" w:color="000000" w:sz="4"/>
+              <w:bottom w:val="single" w:color="000000" w:sz="4"/>
+              <w:right w:val="single" w:color="000000" w:sz="4"/>
+            </w:tcBorders>
+            <w:tcMar>
+              <w:top w:type="dxa" w:w="40"/>
+              <w:left w:type="dxa" w:w="80"/>
+              <w:bottom w:type="dxa" w:w="40"/>
+              <w:right w:type="dxa" w:w="80"/>
+            </w:tcMar>
+            <w:vAlign w:val="center"/>
+          </w:tcPr>
+          <w:p>
+            <w:pPr>
+              <w:jc w:val="left"/>
+            </w:pPr>
+            <w:r>
+              <w:rPr>
+                <w:rFonts w:ascii="Times New Roman" w:cs="Times New Roman" w:eastAsia="Times New Roman" w:hAnsi="Times New Roman"/>
+                <w:b w:val="false"/>
+                <w:bCs w:val="false"/>
+                <w:sz w:val="20"/>
+                <w:szCs w:val="20"/>
+              </w:rPr>
+              <w:t xml:space="preserve">(3.6)–(3.11) VSG, droop, scheduling, voltage, PLL</w:t>
+            </w:r>
+          </w:p>
+        </w:tc>
+        <w:tc>
+          <w:tcPr>
+            <w:tcW w:type="dxa" w:w="800"/>
+            <w:tcBorders>
+              <w:top w:val="single" w:color="000000" w:sz="4"/>
+              <w:left w:val="single" w:color="000000" w:sz="4"/>
+              <w:bottom w:val="single" w:color="000000" w:sz="4"/>
+              <w:right w:val="single" w:color="000000" w:sz="4"/>
+            </w:tcBorders>
+            <w:tcMar>
+              <w:top w:type="dxa" w:w="40"/>
+              <w:left w:type="dxa" w:w="80"/>
+              <w:bottom w:type="dxa" w:w="40"/>
+              <w:right w:type="dxa" w:w="80"/>
+            </w:tcMar>
+            <w:vAlign w:val="center"/>
+          </w:tcPr>
+          <w:p>
+            <w:pPr>
+              <w:jc w:val="left"/>
+            </w:pPr>
+            <w:r>
+              <w:rPr>
+                <w:rFonts w:ascii="Times New Roman" w:cs="Times New Roman" w:eastAsia="Times New Roman" w:hAnsi="Times New Roman"/>
+                <w:b w:val="false"/>
+                <w:bCs w:val="false"/>
+                <w:sz w:val="20"/>
+                <w:szCs w:val="20"/>
+              </w:rPr>
+              <w:t xml:space="preserve">1</w:t>
+            </w:r>
+          </w:p>
+        </w:tc>
+        <w:tc>
+          <w:tcPr>
+            <w:tcW w:type="dxa" w:w="4506"/>
+            <w:tcBorders>
+              <w:top w:val="single" w:color="000000" w:sz="4"/>
+              <w:left w:val="single" w:color="000000" w:sz="4"/>
+              <w:bottom w:val="single" w:color="000000" w:sz="4"/>
+              <w:right w:val="single" w:color="000000" w:sz="4"/>
+            </w:tcBorders>
+            <w:tcMar>
+              <w:top w:type="dxa" w:w="40"/>
+              <w:left w:type="dxa" w:w="80"/>
+              <w:bottom w:type="dxa" w:w="40"/>
+              <w:right w:type="dxa" w:w="80"/>
+            </w:tcMar>
+            <w:vAlign w:val="center"/>
+          </w:tcPr>
+          <w:p>
+            <w:pPr>
+              <w:jc w:val="left"/>
+            </w:pPr>
+            <w:r>
+              <w:rPr>
+                <w:rFonts w:ascii="Times New Roman" w:cs="Times New Roman" w:eastAsia="Times New Roman" w:hAnsi="Times New Roman"/>
+                <w:b w:val="false"/>
+                <w:bCs w:val="false"/>
+                <w:sz w:val="20"/>
+                <w:szCs w:val="20"/>
+              </w:rPr>
+              <w:t xml:space="preserve">vsg_rl/env.py (step, _substep)</w:t>
+            </w:r>
+          </w:p>
+        </w:tc>
+      </w:tr>
+      <w:tr>
+        <w:trPr>
+          <w:cantSplit/>
+          <w:tblHeader w:val="false"/>
+        </w:trPr>
+        <w:tc>
+          <w:tcPr>
+            <w:tcW w:type="dxa" w:w="3000"/>
+            <w:tcBorders>
+              <w:top w:val="single" w:color="000000" w:sz="4"/>
+              <w:left w:val="single" w:color="000000" w:sz="4"/>
+              <w:bottom w:val="single" w:color="000000" w:sz="4"/>
+              <w:right w:val="single" w:color="000000" w:sz="4"/>
+            </w:tcBorders>
+            <w:tcMar>
+              <w:top w:type="dxa" w:w="40"/>
+              <w:left w:type="dxa" w:w="80"/>
+              <w:bottom w:type="dxa" w:w="40"/>
+              <w:right w:type="dxa" w:w="80"/>
+            </w:tcMar>
+            <w:vAlign w:val="center"/>
+          </w:tcPr>
+          <w:p>
+            <w:pPr>
+              <w:jc w:val="left"/>
+            </w:pPr>
+            <w:r>
+              <w:rPr>
+                <w:rFonts w:ascii="Times New Roman" w:cs="Times New Roman" w:eastAsia="Times New Roman" w:hAnsi="Times New Roman"/>
+                <w:b w:val="false"/>
+                <w:bCs w:val="false"/>
+                <w:sz w:val="20"/>
+                <w:szCs w:val="20"/>
+              </w:rPr>
+              <w:t xml:space="preserve">(3.12)–(3.16a) two-machine model, limits, PV share</w:t>
+            </w:r>
+          </w:p>
+        </w:tc>
+        <w:tc>
+          <w:tcPr>
+            <w:tcW w:type="dxa" w:w="800"/>
+            <w:tcBorders>
+              <w:top w:val="single" w:color="000000" w:sz="4"/>
+              <w:left w:val="single" w:color="000000" w:sz="4"/>
+              <w:bottom w:val="single" w:color="000000" w:sz="4"/>
+              <w:right w:val="single" w:color="000000" w:sz="4"/>
+            </w:tcBorders>
+            <w:tcMar>
+              <w:top w:type="dxa" w:w="40"/>
+              <w:left w:type="dxa" w:w="80"/>
+              <w:bottom w:type="dxa" w:w="40"/>
+              <w:right w:type="dxa" w:w="80"/>
+            </w:tcMar>
+            <w:vAlign w:val="center"/>
+          </w:tcPr>
+          <w:p>
+            <w:pPr>
+              <w:jc w:val="left"/>
+            </w:pPr>
+            <w:r>
+              <w:rPr>
+                <w:rFonts w:ascii="Times New Roman" w:cs="Times New Roman" w:eastAsia="Times New Roman" w:hAnsi="Times New Roman"/>
+                <w:b w:val="false"/>
+                <w:bCs w:val="false"/>
+                <w:sz w:val="20"/>
+                <w:szCs w:val="20"/>
+              </w:rPr>
+              <w:t xml:space="preserve">2</w:t>
+            </w:r>
+          </w:p>
+        </w:tc>
+        <w:tc>
+          <w:tcPr>
+            <w:tcW w:type="dxa" w:w="4506"/>
+            <w:tcBorders>
+              <w:top w:val="single" w:color="000000" w:sz="4"/>
+              <w:left w:val="single" w:color="000000" w:sz="4"/>
+              <w:bottom w:val="single" w:color="000000" w:sz="4"/>
+              <w:right w:val="single" w:color="000000" w:sz="4"/>
+            </w:tcBorders>
+            <w:tcMar>
+              <w:top w:type="dxa" w:w="40"/>
+              <w:left w:type="dxa" w:w="80"/>
+              <w:bottom w:type="dxa" w:w="40"/>
+              <w:right w:type="dxa" w:w="80"/>
+            </w:tcMar>
+            <w:vAlign w:val="center"/>
+          </w:tcPr>
+          <w:p>
+            <w:pPr>
+              <w:jc w:val="left"/>
+            </w:pPr>
+            <w:r>
+              <w:rPr>
+                <w:rFonts w:ascii="Times New Roman" w:cs="Times New Roman" w:eastAsia="Times New Roman" w:hAnsi="Times New Roman"/>
+                <w:b w:val="false"/>
+                <w:bCs w:val="false"/>
+                <w:sz w:val="20"/>
+                <w:szCs w:val="20"/>
+              </w:rPr>
+              <w:t xml:space="preserve">vsgrl/microgrid.py (reset, advance)</w:t>
+            </w:r>
+          </w:p>
+        </w:tc>
+      </w:tr>
+      <w:tr>
+        <w:trPr>
+          <w:cantSplit/>
+          <w:tblHeader w:val="false"/>
+        </w:trPr>
+        <w:tc>
+          <w:tcPr>
+            <w:tcW w:type="dxa" w:w="3000"/>
+            <w:tcBorders>
+              <w:top w:val="single" w:color="000000" w:sz="4"/>
+              <w:left w:val="single" w:color="000000" w:sz="4"/>
+              <w:bottom w:val="single" w:color="000000" w:sz="4"/>
+              <w:right w:val="single" w:color="000000" w:sz="4"/>
+            </w:tcBorders>
+            <w:tcMar>
+              <w:top w:type="dxa" w:w="40"/>
+              <w:left w:type="dxa" w:w="80"/>
+              <w:bottom w:type="dxa" w:w="40"/>
+              <w:right w:type="dxa" w:w="80"/>
+            </w:tcMar>
+            <w:vAlign w:val="center"/>
+          </w:tcPr>
+          <w:p>
+            <w:pPr>
+              <w:jc w:val="left"/>
+            </w:pPr>
+            <w:r>
+              <w:rPr>
+                <w:rFonts w:ascii="Times New Roman" w:cs="Times New Roman" w:eastAsia="Times New Roman" w:hAnsi="Times New Roman"/>
+                <w:b w:val="false"/>
+                <w:bCs w:val="false"/>
+                <w:sz w:val="20"/>
+                <w:szCs w:val="20"/>
+              </w:rPr>
+              <w:t xml:space="preserve">(3.17)–(3.19) headroom and proportional derating</w:t>
+            </w:r>
+          </w:p>
+        </w:tc>
+        <w:tc>
+          <w:tcPr>
+            <w:tcW w:type="dxa" w:w="800"/>
+            <w:tcBorders>
+              <w:top w:val="single" w:color="000000" w:sz="4"/>
+              <w:left w:val="single" w:color="000000" w:sz="4"/>
+              <w:bottom w:val="single" w:color="000000" w:sz="4"/>
+              <w:right w:val="single" w:color="000000" w:sz="4"/>
+            </w:tcBorders>
+            <w:tcMar>
+              <w:top w:type="dxa" w:w="40"/>
+              <w:left w:type="dxa" w:w="80"/>
+              <w:bottom w:type="dxa" w:w="40"/>
+              <w:right w:type="dxa" w:w="80"/>
+            </w:tcMar>
+            <w:vAlign w:val="center"/>
+          </w:tcPr>
+          <w:p>
+            <w:pPr>
+              <w:jc w:val="left"/>
+            </w:pPr>
+            <w:r>
+              <w:rPr>
+                <w:rFonts w:ascii="Times New Roman" w:cs="Times New Roman" w:eastAsia="Times New Roman" w:hAnsi="Times New Roman"/>
+                <w:b w:val="false"/>
+                <w:bCs w:val="false"/>
+                <w:sz w:val="20"/>
+                <w:szCs w:val="20"/>
+              </w:rPr>
+              <w:t xml:space="preserve">1</w:t>
+            </w:r>
+          </w:p>
+        </w:tc>
+        <w:tc>
+          <w:tcPr>
+            <w:tcW w:type="dxa" w:w="4506"/>
+            <w:tcBorders>
+              <w:top w:val="single" w:color="000000" w:sz="4"/>
+              <w:left w:val="single" w:color="000000" w:sz="4"/>
+              <w:bottom w:val="single" w:color="000000" w:sz="4"/>
+              <w:right w:val="single" w:color="000000" w:sz="4"/>
+            </w:tcBorders>
+            <w:tcMar>
+              <w:top w:type="dxa" w:w="40"/>
+              <w:left w:type="dxa" w:w="80"/>
+              <w:bottom w:type="dxa" w:w="40"/>
+              <w:right w:type="dxa" w:w="80"/>
+            </w:tcMar>
+            <w:vAlign w:val="center"/>
+          </w:tcPr>
+          <w:p>
+            <w:pPr>
+              <w:jc w:val="left"/>
+            </w:pPr>
+            <w:r>
+              <w:rPr>
+                <w:rFonts w:ascii="Times New Roman" w:cs="Times New Roman" w:eastAsia="Times New Roman" w:hAnsi="Times New Roman"/>
+                <w:b w:val="false"/>
+                <w:bCs w:val="false"/>
+                <w:sz w:val="20"/>
+                <w:szCs w:val="20"/>
+              </w:rPr>
+              <w:t xml:space="preserve">vsg_rl/env.py (_substep)</w:t>
+            </w:r>
+          </w:p>
+        </w:tc>
+      </w:tr>
+      <w:tr>
+        <w:trPr>
+          <w:cantSplit/>
+          <w:tblHeader w:val="false"/>
+        </w:trPr>
+        <w:tc>
+          <w:tcPr>
+            <w:tcW w:type="dxa" w:w="3000"/>
+            <w:tcBorders>
+              <w:top w:val="single" w:color="000000" w:sz="4"/>
+              <w:left w:val="single" w:color="000000" w:sz="4"/>
+              <w:bottom w:val="single" w:color="000000" w:sz="4"/>
+              <w:right w:val="single" w:color="000000" w:sz="4"/>
+            </w:tcBorders>
+            <w:tcMar>
+              <w:top w:type="dxa" w:w="40"/>
+              <w:left w:type="dxa" w:w="80"/>
+              <w:bottom w:type="dxa" w:w="40"/>
+              <w:right w:type="dxa" w:w="80"/>
+            </w:tcMar>
+            <w:vAlign w:val="center"/>
+          </w:tcPr>
+          <w:p>
+            <w:pPr>
+              <w:jc w:val="left"/>
+            </w:pPr>
+            <w:r>
+              <w:rPr>
+                <w:rFonts w:ascii="Times New Roman" w:cs="Times New Roman" w:eastAsia="Times New Roman" w:hAnsi="Times New Roman"/>
+                <w:b w:val="false"/>
+                <w:bCs w:val="false"/>
+                <w:sz w:val="20"/>
+                <w:szCs w:val="20"/>
+              </w:rPr>
+              <w:t xml:space="preserve">(3.20)–(3.21) direction-aware headroom, max rule, clip / scale</w:t>
+            </w:r>
+          </w:p>
+        </w:tc>
+        <w:tc>
+          <w:tcPr>
+            <w:tcW w:type="dxa" w:w="800"/>
+            <w:tcBorders>
+              <w:top w:val="single" w:color="000000" w:sz="4"/>
+              <w:left w:val="single" w:color="000000" w:sz="4"/>
+              <w:bottom w:val="single" w:color="000000" w:sz="4"/>
+              <w:right w:val="single" w:color="000000" w:sz="4"/>
+            </w:tcBorders>
+            <w:tcMar>
+              <w:top w:type="dxa" w:w="40"/>
+              <w:left w:type="dxa" w:w="80"/>
+              <w:bottom w:type="dxa" w:w="40"/>
+              <w:right w:type="dxa" w:w="80"/>
+            </w:tcMar>
+            <w:vAlign w:val="center"/>
+          </w:tcPr>
+          <w:p>
+            <w:pPr>
+              <w:jc w:val="left"/>
+            </w:pPr>
+            <w:r>
+              <w:rPr>
+                <w:rFonts w:ascii="Times New Roman" w:cs="Times New Roman" w:eastAsia="Times New Roman" w:hAnsi="Times New Roman"/>
+                <w:b w:val="false"/>
+                <w:bCs w:val="false"/>
+                <w:sz w:val="20"/>
+                <w:szCs w:val="20"/>
+              </w:rPr>
+              <w:t xml:space="preserve">2</w:t>
+            </w:r>
+          </w:p>
+        </w:tc>
+        <w:tc>
+          <w:tcPr>
+            <w:tcW w:type="dxa" w:w="4506"/>
+            <w:tcBorders>
+              <w:top w:val="single" w:color="000000" w:sz="4"/>
+              <w:left w:val="single" w:color="000000" w:sz="4"/>
+              <w:bottom w:val="single" w:color="000000" w:sz="4"/>
+              <w:right w:val="single" w:color="000000" w:sz="4"/>
+            </w:tcBorders>
+            <w:tcMar>
+              <w:top w:type="dxa" w:w="40"/>
+              <w:left w:type="dxa" w:w="80"/>
+              <w:bottom w:type="dxa" w:w="40"/>
+              <w:right w:type="dxa" w:w="80"/>
+            </w:tcMar>
+            <w:vAlign w:val="center"/>
+          </w:tcPr>
+          <w:p>
+            <w:pPr>
+              <w:jc w:val="left"/>
+            </w:pPr>
+            <w:r>
+              <w:rPr>
+                <w:rFonts w:ascii="Times New Roman" w:cs="Times New Roman" w:eastAsia="Times New Roman" w:hAnsi="Times New Roman"/>
+                <w:b w:val="false"/>
+                <w:bCs w:val="false"/>
+                <w:sz w:val="20"/>
+                <w:szCs w:val="20"/>
+              </w:rPr>
+              <w:t xml:space="preserve">vsgrl/microgrid.py (headroom_up/down); vsgrl/envs/vsg_env.py (param_bounds, project_params)</w:t>
+            </w:r>
+          </w:p>
+        </w:tc>
+      </w:tr>
+      <w:tr>
+        <w:trPr>
+          <w:cantSplit/>
+          <w:tblHeader w:val="false"/>
+        </w:trPr>
+        <w:tc>
+          <w:tcPr>
+            <w:tcW w:type="dxa" w:w="3000"/>
+            <w:tcBorders>
+              <w:top w:val="single" w:color="000000" w:sz="4"/>
+              <w:left w:val="single" w:color="000000" w:sz="4"/>
+              <w:bottom w:val="single" w:color="000000" w:sz="4"/>
+              <w:right w:val="single" w:color="000000" w:sz="4"/>
+            </w:tcBorders>
+            <w:tcMar>
+              <w:top w:type="dxa" w:w="40"/>
+              <w:left w:type="dxa" w:w="80"/>
+              <w:bottom w:type="dxa" w:w="40"/>
+              <w:right w:type="dxa" w:w="80"/>
+            </w:tcMar>
+            <w:vAlign w:val="center"/>
+          </w:tcPr>
+          <w:p>
+            <w:pPr>
+              <w:jc w:val="left"/>
+            </w:pPr>
+            <w:r>
+              <w:rPr>
+                <w:rFonts w:ascii="Times New Roman" w:cs="Times New Roman" w:eastAsia="Times New Roman" w:hAnsi="Times New Roman"/>
+                <w:b w:val="false"/>
+                <w:bCs w:val="false"/>
+                <w:sz w:val="20"/>
+                <w:szCs w:val="20"/>
+              </w:rPr>
+              <w:t xml:space="preserve">(3.22)–(3.23) residual action and cost</w:t>
+            </w:r>
+          </w:p>
+        </w:tc>
+        <w:tc>
+          <w:tcPr>
+            <w:tcW w:type="dxa" w:w="800"/>
+            <w:tcBorders>
+              <w:top w:val="single" w:color="000000" w:sz="4"/>
+              <w:left w:val="single" w:color="000000" w:sz="4"/>
+              <w:bottom w:val="single" w:color="000000" w:sz="4"/>
+              <w:right w:val="single" w:color="000000" w:sz="4"/>
+            </w:tcBorders>
+            <w:tcMar>
+              <w:top w:type="dxa" w:w="40"/>
+              <w:left w:type="dxa" w:w="80"/>
+              <w:bottom w:type="dxa" w:w="40"/>
+              <w:right w:type="dxa" w:w="80"/>
+            </w:tcMar>
+            <w:vAlign w:val="center"/>
+          </w:tcPr>
+          <w:p>
+            <w:pPr>
+              <w:jc w:val="left"/>
+            </w:pPr>
+            <w:r>
+              <w:rPr>
+                <w:rFonts w:ascii="Times New Roman" w:cs="Times New Roman" w:eastAsia="Times New Roman" w:hAnsi="Times New Roman"/>
+                <w:b w:val="false"/>
+                <w:bCs w:val="false"/>
+                <w:sz w:val="20"/>
+                <w:szCs w:val="20"/>
+              </w:rPr>
+              <w:t xml:space="preserve">2</w:t>
+            </w:r>
+          </w:p>
+        </w:tc>
+        <w:tc>
+          <w:tcPr>
+            <w:tcW w:type="dxa" w:w="4506"/>
+            <w:tcBorders>
+              <w:top w:val="single" w:color="000000" w:sz="4"/>
+              <w:left w:val="single" w:color="000000" w:sz="4"/>
+              <w:bottom w:val="single" w:color="000000" w:sz="4"/>
+              <w:right w:val="single" w:color="000000" w:sz="4"/>
+            </w:tcBorders>
+            <w:tcMar>
+              <w:top w:type="dxa" w:w="40"/>
+              <w:left w:type="dxa" w:w="80"/>
+              <w:bottom w:type="dxa" w:w="40"/>
+              <w:right w:type="dxa" w:w="80"/>
+            </w:tcMar>
+            <w:vAlign w:val="center"/>
+          </w:tcPr>
+          <w:p>
+            <w:pPr>
+              <w:jc w:val="left"/>
+            </w:pPr>
+            <w:r>
+              <w:rPr>
+                <w:rFonts w:ascii="Times New Roman" w:cs="Times New Roman" w:eastAsia="Times New Roman" w:hAnsi="Times New Roman"/>
+                <w:b w:val="false"/>
+                <w:bCs w:val="false"/>
+                <w:sz w:val="20"/>
+                <w:szCs w:val="20"/>
+              </w:rPr>
+              <w:t xml:space="preserve">vsgrl/envs/vsg_env.py (action_to_params, step_params)</w:t>
+            </w:r>
+          </w:p>
+        </w:tc>
+      </w:tr>
+      <w:tr>
+        <w:trPr>
+          <w:cantSplit/>
+          <w:tblHeader w:val="false"/>
+        </w:trPr>
+        <w:tc>
+          <w:tcPr>
+            <w:tcW w:type="dxa" w:w="3000"/>
+            <w:tcBorders>
+              <w:top w:val="single" w:color="000000" w:sz="4"/>
+              <w:left w:val="single" w:color="000000" w:sz="4"/>
+              <w:bottom w:val="single" w:color="000000" w:sz="4"/>
+              <w:right w:val="single" w:color="000000" w:sz="4"/>
+            </w:tcBorders>
+            <w:tcMar>
+              <w:top w:type="dxa" w:w="40"/>
+              <w:left w:type="dxa" w:w="80"/>
+              <w:bottom w:type="dxa" w:w="40"/>
+              <w:right w:type="dxa" w:w="80"/>
+            </w:tcMar>
+            <w:vAlign w:val="center"/>
+          </w:tcPr>
+          <w:p>
+            <w:pPr>
+              <w:jc w:val="left"/>
+            </w:pPr>
+            <w:r>
+              <w:rPr>
+                <w:rFonts w:ascii="Times New Roman" w:cs="Times New Roman" w:eastAsia="Times New Roman" w:hAnsi="Times New Roman"/>
+                <w:b w:val="false"/>
+                <w:bCs w:val="false"/>
+                <w:sz w:val="20"/>
+                <w:szCs w:val="20"/>
+              </w:rPr>
+              <w:t xml:space="preserve">(3.24) DDPG and TD3</w:t>
+            </w:r>
+          </w:p>
+        </w:tc>
+        <w:tc>
+          <w:tcPr>
+            <w:tcW w:type="dxa" w:w="800"/>
+            <w:tcBorders>
+              <w:top w:val="single" w:color="000000" w:sz="4"/>
+              <w:left w:val="single" w:color="000000" w:sz="4"/>
+              <w:bottom w:val="single" w:color="000000" w:sz="4"/>
+              <w:right w:val="single" w:color="000000" w:sz="4"/>
+            </w:tcBorders>
+            <w:tcMar>
+              <w:top w:type="dxa" w:w="40"/>
+              <w:left w:type="dxa" w:w="80"/>
+              <w:bottom w:type="dxa" w:w="40"/>
+              <w:right w:type="dxa" w:w="80"/>
+            </w:tcMar>
+            <w:vAlign w:val="center"/>
+          </w:tcPr>
+          <w:p>
+            <w:pPr>
+              <w:jc w:val="left"/>
+            </w:pPr>
+            <w:r>
+              <w:rPr>
+                <w:rFonts w:ascii="Times New Roman" w:cs="Times New Roman" w:eastAsia="Times New Roman" w:hAnsi="Times New Roman"/>
+                <w:b w:val="false"/>
+                <w:bCs w:val="false"/>
+                <w:sz w:val="20"/>
+                <w:szCs w:val="20"/>
+              </w:rPr>
+              <w:t xml:space="preserve">1 / 2</w:t>
+            </w:r>
+          </w:p>
+        </w:tc>
+        <w:tc>
+          <w:tcPr>
+            <w:tcW w:type="dxa" w:w="4506"/>
+            <w:tcBorders>
+              <w:top w:val="single" w:color="000000" w:sz="4"/>
+              <w:left w:val="single" w:color="000000" w:sz="4"/>
+              <w:bottom w:val="single" w:color="000000" w:sz="4"/>
+              <w:right w:val="single" w:color="000000" w:sz="4"/>
+            </w:tcBorders>
+            <w:tcMar>
+              <w:top w:type="dxa" w:w="40"/>
+              <w:left w:type="dxa" w:w="80"/>
+              <w:bottom w:type="dxa" w:w="40"/>
+              <w:right w:type="dxa" w:w="80"/>
+            </w:tcMar>
+            <w:vAlign w:val="center"/>
+          </w:tcPr>
+          <w:p>
+            <w:pPr>
+              <w:jc w:val="left"/>
+            </w:pPr>
+            <w:r>
+              <w:rPr>
+                <w:rFonts w:ascii="Times New Roman" w:cs="Times New Roman" w:eastAsia="Times New Roman" w:hAnsi="Times New Roman"/>
+                <w:b w:val="false"/>
+                <w:bCs w:val="false"/>
+                <w:sz w:val="20"/>
+                <w:szCs w:val="20"/>
+              </w:rPr>
+              <w:t xml:space="preserve">vsg_rl/agents.py / vsgrl/agents/td3.py</w:t>
+            </w:r>
+          </w:p>
+        </w:tc>
+      </w:tr>
+      <w:tr>
+        <w:trPr>
+          <w:cantSplit/>
+          <w:tblHeader w:val="false"/>
+        </w:trPr>
+        <w:tc>
+          <w:tcPr>
+            <w:tcW w:type="dxa" w:w="3000"/>
+            <w:tcBorders>
+              <w:top w:val="single" w:color="000000" w:sz="4"/>
+              <w:left w:val="single" w:color="000000" w:sz="4"/>
+              <w:bottom w:val="single" w:color="000000" w:sz="4"/>
+              <w:right w:val="single" w:color="000000" w:sz="4"/>
+            </w:tcBorders>
+            <w:tcMar>
+              <w:top w:type="dxa" w:w="40"/>
+              <w:left w:type="dxa" w:w="80"/>
+              <w:bottom w:type="dxa" w:w="40"/>
+              <w:right w:type="dxa" w:w="80"/>
+            </w:tcMar>
+            <w:vAlign w:val="center"/>
+          </w:tcPr>
+          <w:p>
+            <w:pPr>
+              <w:jc w:val="left"/>
+            </w:pPr>
+            <w:r>
+              <w:rPr>
+                <w:rFonts w:ascii="Times New Roman" w:cs="Times New Roman" w:eastAsia="Times New Roman" w:hAnsi="Times New Roman"/>
+                <w:b w:val="false"/>
+                <w:bCs w:val="false"/>
+                <w:sz w:val="20"/>
+                <w:szCs w:val="20"/>
+              </w:rPr>
+              <w:t xml:space="preserve">(3.25)–(3.26) metrics, statistics, oracle</w:t>
+            </w:r>
+          </w:p>
+        </w:tc>
+        <w:tc>
+          <w:tcPr>
+            <w:tcW w:type="dxa" w:w="800"/>
+            <w:tcBorders>
+              <w:top w:val="single" w:color="000000" w:sz="4"/>
+              <w:left w:val="single" w:color="000000" w:sz="4"/>
+              <w:bottom w:val="single" w:color="000000" w:sz="4"/>
+              <w:right w:val="single" w:color="000000" w:sz="4"/>
+            </w:tcBorders>
+            <w:tcMar>
+              <w:top w:type="dxa" w:w="40"/>
+              <w:left w:type="dxa" w:w="80"/>
+              <w:bottom w:type="dxa" w:w="40"/>
+              <w:right w:type="dxa" w:w="80"/>
+            </w:tcMar>
+            <w:vAlign w:val="center"/>
+          </w:tcPr>
+          <w:p>
+            <w:pPr>
+              <w:jc w:val="left"/>
+            </w:pPr>
+            <w:r>
+              <w:rPr>
+                <w:rFonts w:ascii="Times New Roman" w:cs="Times New Roman" w:eastAsia="Times New Roman" w:hAnsi="Times New Roman"/>
+                <w:b w:val="false"/>
+                <w:bCs w:val="false"/>
+                <w:sz w:val="20"/>
+                <w:szCs w:val="20"/>
+              </w:rPr>
+              <w:t xml:space="preserve">1 / 2</w:t>
+            </w:r>
+          </w:p>
+        </w:tc>
+        <w:tc>
+          <w:tcPr>
+            <w:tcW w:type="dxa" w:w="4506"/>
+            <w:tcBorders>
+              <w:top w:val="single" w:color="000000" w:sz="4"/>
+              <w:left w:val="single" w:color="000000" w:sz="4"/>
+              <w:bottom w:val="single" w:color="000000" w:sz="4"/>
+              <w:right w:val="single" w:color="000000" w:sz="4"/>
+            </w:tcBorders>
+            <w:tcMar>
+              <w:top w:type="dxa" w:w="40"/>
+              <w:left w:type="dxa" w:w="80"/>
+              <w:bottom w:type="dxa" w:w="40"/>
+              <w:right w:type="dxa" w:w="80"/>
+            </w:tcMar>
+            <w:vAlign w:val="center"/>
+          </w:tcPr>
+          <w:p>
+            <w:pPr>
+              <w:jc w:val="left"/>
+            </w:pPr>
+            <w:r>
+              <w:rPr>
+                <w:rFonts w:ascii="Times New Roman" w:cs="Times New Roman" w:eastAsia="Times New Roman" w:hAnsi="Times New Roman"/>
+                <w:b w:val="false"/>
+                <w:bCs w:val="false"/>
+                <w:sz w:val="20"/>
+                <w:szCs w:val="20"/>
+              </w:rPr>
+              <w:t xml:space="preserve">vsg_rl/evaluate.py / vsgrl/metrics.py, scripts/analyze.py, scripts/oracle_test.py</w:t>
+            </w:r>
+          </w:p>
+        </w:tc>
+      </w:tr>
+      <w:tr>
+        <w:trPr>
+          <w:cantSplit/>
+          <w:tblHeader w:val="false"/>
+        </w:trPr>
+        <w:tc>
+          <w:tcPr>
+            <w:tcW w:type="dxa" w:w="3000"/>
+            <w:tcBorders>
+              <w:top w:val="single" w:color="000000" w:sz="4"/>
+              <w:left w:val="single" w:color="000000" w:sz="4"/>
+              <w:bottom w:val="single" w:color="000000" w:sz="4"/>
+              <w:right w:val="single" w:color="000000" w:sz="4"/>
+            </w:tcBorders>
+            <w:tcMar>
+              <w:top w:type="dxa" w:w="40"/>
+              <w:left w:type="dxa" w:w="80"/>
+              <w:bottom w:type="dxa" w:w="40"/>
+              <w:right w:type="dxa" w:w="80"/>
+            </w:tcMar>
+            <w:vAlign w:val="center"/>
+          </w:tcPr>
+          <w:p>
+            <w:pPr>
+              <w:jc w:val="left"/>
+            </w:pPr>
+            <w:r>
+              <w:rPr>
+                <w:rFonts w:ascii="Times New Roman" w:cs="Times New Roman" w:eastAsia="Times New Roman" w:hAnsi="Times New Roman"/>
+                <w:b w:val="false"/>
+                <w:bCs w:val="false"/>
+                <w:sz w:val="20"/>
+                <w:szCs w:val="20"/>
+              </w:rPr>
+              <w:t xml:space="preserve">Validation (Section 3.10)</w:t>
+            </w:r>
+          </w:p>
+        </w:tc>
+        <w:tc>
+          <w:tcPr>
+            <w:tcW w:type="dxa" w:w="800"/>
+            <w:tcBorders>
+              <w:top w:val="single" w:color="000000" w:sz="4"/>
+              <w:left w:val="single" w:color="000000" w:sz="4"/>
+              <w:bottom w:val="single" w:color="000000" w:sz="4"/>
+              <w:right w:val="single" w:color="000000" w:sz="4"/>
+            </w:tcBorders>
+            <w:tcMar>
+              <w:top w:type="dxa" w:w="40"/>
+              <w:left w:type="dxa" w:w="80"/>
+              <w:bottom w:type="dxa" w:w="40"/>
+              <w:right w:type="dxa" w:w="80"/>
+            </w:tcMar>
+            <w:vAlign w:val="center"/>
+          </w:tcPr>
+          <w:p>
+            <w:pPr>
+              <w:jc w:val="left"/>
+            </w:pPr>
+            <w:r>
+              <w:rPr>
+                <w:rFonts w:ascii="Times New Roman" w:cs="Times New Roman" w:eastAsia="Times New Roman" w:hAnsi="Times New Roman"/>
+                <w:b w:val="false"/>
+                <w:bCs w:val="false"/>
+                <w:sz w:val="20"/>
+                <w:szCs w:val="20"/>
+              </w:rPr>
+              <w:t xml:space="preserve">2</w:t>
+            </w:r>
+          </w:p>
+        </w:tc>
+        <w:tc>
+          <w:tcPr>
+            <w:tcW w:type="dxa" w:w="4506"/>
+            <w:tcBorders>
+              <w:top w:val="single" w:color="000000" w:sz="4"/>
+              <w:left w:val="single" w:color="000000" w:sz="4"/>
+              <w:bottom w:val="single" w:color="000000" w:sz="4"/>
+              <w:right w:val="single" w:color="000000" w:sz="4"/>
+            </w:tcBorders>
+            <w:tcMar>
+              <w:top w:type="dxa" w:w="40"/>
+              <w:left w:type="dxa" w:w="80"/>
+              <w:bottom w:type="dxa" w:w="40"/>
+              <w:right w:type="dxa" w:w="80"/>
+            </w:tcMar>
+            <w:vAlign w:val="center"/>
+          </w:tcPr>
+          <w:p>
+            <w:pPr>
+              <w:jc w:val="left"/>
+            </w:pPr>
+            <w:r>
+              <w:rPr>
+                <w:rFonts w:ascii="Times New Roman" w:cs="Times New Roman" w:eastAsia="Times New Roman" w:hAnsi="Times New Roman"/>
+                <w:b w:val="false"/>
+                <w:bCs w:val="false"/>
+                <w:sz w:val="20"/>
+                <w:szCs w:val="20"/>
+              </w:rPr>
+              <w:t xml:space="preserve">matlab/sim (MATLAB model); matlab/simscape (EMT model)</w:t>
+            </w:r>
+          </w:p>
+        </w:tc>
+      </w:tr>
+    </w:tbl>
+    <w:p>
+      <w:pPr>
+        <w:spacing w:after="160"/>
+      </w:pPr>
+    </w:p>
+    <w:p>
+      <w:pPr>
         <w:pageBreakBefore/>
         <w:spacing w:after="240"/>
         <w:jc w:val="center"/>
@@ -24660,7 +26814,7 @@
         <w:pStyle w:val="ListParagraph"/>
         <w:numPr>
           <w:ilvl w:val="0"/>
-          <w:numId w:val="5"/>
+          <w:numId w:val="6"/>
         </w:numPr>
         <w:spacing w:after="60" w:line="360"/>
         <w:jc w:val="both"/>
@@ -24679,7 +26833,7 @@
         <w:pStyle w:val="ListParagraph"/>
         <w:numPr>
           <w:ilvl w:val="0"/>
-          <w:numId w:val="5"/>
+          <w:numId w:val="6"/>
         </w:numPr>
         <w:spacing w:after="60" w:line="360"/>
         <w:jc w:val="both"/>
@@ -24698,7 +26852,7 @@
         <w:pStyle w:val="ListParagraph"/>
         <w:numPr>
           <w:ilvl w:val="0"/>
-          <w:numId w:val="5"/>
+          <w:numId w:val="6"/>
         </w:numPr>
         <w:spacing w:after="60" w:line="360"/>
         <w:jc w:val="both"/>
@@ -24717,7 +26871,7 @@
         <w:pStyle w:val="ListParagraph"/>
         <w:numPr>
           <w:ilvl w:val="0"/>
-          <w:numId w:val="5"/>
+          <w:numId w:val="6"/>
         </w:numPr>
         <w:spacing w:after="60" w:line="360"/>
         <w:jc w:val="both"/>
@@ -24736,7 +26890,7 @@
         <w:pStyle w:val="ListParagraph"/>
         <w:numPr>
           <w:ilvl w:val="0"/>
-          <w:numId w:val="5"/>
+          <w:numId w:val="6"/>
         </w:numPr>
         <w:spacing w:after="60" w:line="360"/>
         <w:jc w:val="both"/>
@@ -30048,7 +32202,7 @@
         <w:pStyle w:val="ListParagraph"/>
         <w:numPr>
           <w:ilvl w:val="0"/>
-          <w:numId w:val="6"/>
+          <w:numId w:val="7"/>
         </w:numPr>
         <w:spacing w:after="60" w:line="360"/>
         <w:jc w:val="both"/>
@@ -30067,7 +32221,7 @@
         <w:pStyle w:val="ListParagraph"/>
         <w:numPr>
           <w:ilvl w:val="0"/>
-          <w:numId w:val="6"/>
+          <w:numId w:val="7"/>
         </w:numPr>
         <w:spacing w:after="60" w:line="360"/>
         <w:jc w:val="both"/>
@@ -30086,7 +32240,7 @@
         <w:pStyle w:val="ListParagraph"/>
         <w:numPr>
           <w:ilvl w:val="0"/>
-          <w:numId w:val="6"/>
+          <w:numId w:val="7"/>
         </w:numPr>
         <w:spacing w:after="60" w:line="360"/>
         <w:jc w:val="both"/>
@@ -31065,6 +33219,18 @@
       </w:pPr>
     </w:lvl>
   </w:abstractNum>
+  <w:abstractNum w:abstractNumId="8" w15:restartNumberingAfterBreak="0">
+    <w:multiLevelType w:val="hybridMultilevel"/>
+    <w:lvl w:ilvl="0" w15:tentative="1">
+      <w:start w:val="1"/>
+      <w:numFmt w:val="decimal"/>
+      <w:lvlText w:val="%1)"/>
+      <w:lvlJc w:val="left"/>
+      <w:pPr>
+        <w:ind w:left="1080" w:hanging="360"/>
+      </w:pPr>
+    </w:lvl>
+  </w:abstractNum>
   <w:num w:numId="1">
     <w:abstractNumId w:val="1"/>
     <w:lvlOverride w:ilvl="0">
@@ -31097,6 +33263,12 @@
   </w:num>
   <w:num w:numId="6">
     <w:abstractNumId w:val="7"/>
+    <w:lvlOverride w:ilvl="0">
+      <w:startOverride w:val="1"/>
+    </w:lvlOverride>
+  </w:num>
+  <w:num w:numId="7">
+    <w:abstractNumId w:val="8"/>
     <w:lvlOverride w:ilvl="0">
       <w:startOverride w:val="1"/>
     </w:lvlOverride>

--- a/paper/Thesis_Proposal_MB_Khan.docx
+++ b/paper/Thesis_Proposal_MB_Khan.docx
@@ -2,6 +2,207 @@
 <file path=word/document.xml><?xml version="1.0" encoding="utf-8"?>
 <w:document xmlns:wpc="http://schemas.microsoft.com/office/word/2010/wordprocessingCanvas" xmlns:mc="http://schemas.openxmlformats.org/markup-compatibility/2006" xmlns:o="urn:schemas-microsoft-com:office:office" xmlns:r="http://schemas.openxmlformats.org/officeDocument/2006/relationships" xmlns:m="http://schemas.openxmlformats.org/officeDocument/2006/math" xmlns:v="urn:schemas-microsoft-com:vml" xmlns:wp14="http://schemas.microsoft.com/office/word/2010/wordprocessingDrawing" xmlns:wp="http://schemas.openxmlformats.org/drawingml/2006/wordprocessingDrawing" xmlns:w10="urn:schemas-microsoft-com:office:word" xmlns:w="http://schemas.openxmlformats.org/wordprocessingml/2006/main" xmlns:w14="http://schemas.microsoft.com/office/word/2010/wordml" xmlns:w15="http://schemas.microsoft.com/office/word/2012/wordml" xmlns:wpg="http://schemas.microsoft.com/office/word/2010/wordprocessingGroup" xmlns:wpi="http://schemas.microsoft.com/office/word/2010/wordprocessingInk" xmlns:wne="http://schemas.microsoft.com/office/word/2006/wordml" xmlns:wps="http://schemas.microsoft.com/office/word/2010/wordprocessingShape" xmlns:cx="http://schemas.microsoft.com/office/drawing/2014/chartex" xmlns:cx1="http://schemas.microsoft.com/office/drawing/2015/9/8/chartex" xmlns:cx2="http://schemas.microsoft.com/office/drawing/2015/10/21/chartex" xmlns:cx3="http://schemas.microsoft.com/office/drawing/2016/5/9/chartex" xmlns:cx4="http://schemas.microsoft.com/office/drawing/2016/5/10/chartex" xmlns:cx5="http://schemas.microsoft.com/office/drawing/2016/5/11/chartex" xmlns:cx6="http://schemas.microsoft.com/office/drawing/2016/5/12/chartex" xmlns:cx7="http://schemas.microsoft.com/office/drawing/2016/5/13/chartex" xmlns:cx8="http://schemas.microsoft.com/office/drawing/2016/5/14/chartex" xmlns:aink="http://schemas.microsoft.com/office/drawing/2016/ink" xmlns:am3d="http://schemas.microsoft.com/office/drawing/2017/model3d" xmlns:w16cex="http://schemas.microsoft.com/office/word/2018/wordml/cex" xmlns:w16cid="http://schemas.microsoft.com/office/word/2016/wordml/cid" xmlns:w16="http://schemas.microsoft.com/office/word/2018/wordml" xmlns:w16sdtdh="http://schemas.microsoft.com/office/word/2020/wordml/sdtdatahash" xmlns:w16se="http://schemas.microsoft.com/office/word/2015/wordml/symex" mc:Ignorable="w14 w15 wp14">
   <w:body>
+    <w:p>
+      <w:pPr>
+        <w:spacing w:after="200"/>
+        <w:jc w:val="center"/>
+      </w:pPr>
+      <w:r>
+        <w:rPr>
+          <w:rFonts w:ascii="Times New Roman" w:cs="Times New Roman" w:eastAsia="Times New Roman" w:hAnsi="Times New Roman"/>
+          <w:b/>
+          <w:bCs/>
+          <w:i w:val="false"/>
+          <w:iCs w:val="false"/>
+          <w:sz w:val="28"/>
+          <w:szCs w:val="28"/>
+          <w:shd w:fill="FFFF00" w:color="auto" w:val="clear"/>
+        </w:rPr>
+        <w:t xml:space="preserve">CHECKLIST OF MISSING ITEMS (delete this page before submission)</w:t>
+      </w:r>
+    </w:p>
+    <w:p>
+      <w:pPr>
+        <w:spacing w:after="100" w:line="300"/>
+        <w:ind w:left="360" w:hanging="360"/>
+      </w:pPr>
+      <w:r>
+        <w:rPr>
+          <w:rFonts w:ascii="Times New Roman" w:cs="Times New Roman" w:eastAsia="Times New Roman" w:hAnsi="Times New Roman"/>
+          <w:b w:val="false"/>
+          <w:bCs w:val="false"/>
+          <w:i w:val="false"/>
+          <w:iCs w:val="false"/>
+          <w:sz w:val="24"/>
+          <w:szCs w:val="24"/>
+          <w:shd w:fill="FFFF00" w:color="auto" w:val="clear"/>
+        </w:rPr>
+        <w:t xml:space="preserve">1. Run the four PRISMA searches (Table 2.1): record the date and the hits per database, then fill every n = ____ in Fig. 2.1 and Section 2.2.</w:t>
+      </w:r>
+    </w:p>
+    <w:p>
+      <w:pPr>
+        <w:spacing w:after="100" w:line="300"/>
+        <w:ind w:left="360" w:hanging="360"/>
+      </w:pPr>
+      <w:r>
+        <w:rPr>
+          <w:rFonts w:ascii="Times New Roman" w:cs="Times New Roman" w:eastAsia="Times New Roman" w:hAnsi="Times New Roman"/>
+          <w:b w:val="false"/>
+          <w:bCs w:val="false"/>
+          <w:i w:val="false"/>
+          <w:iCs w:val="false"/>
+          <w:sz w:val="24"/>
+          <w:szCs w:val="24"/>
+          <w:shd w:fill="FFFF00" w:color="auto" w:val="clear"/>
+        </w:rPr>
+        <w:t xml:space="preserve">2. Confirm the degree title (Master of Engineering or M.Sc.) on the abstract page.</w:t>
+      </w:r>
+    </w:p>
+    <w:p>
+      <w:pPr>
+        <w:spacing w:after="100" w:line="300"/>
+        <w:ind w:left="360" w:hanging="360"/>
+      </w:pPr>
+      <w:r>
+        <w:rPr>
+          <w:rFonts w:ascii="Times New Roman" w:cs="Times New Roman" w:eastAsia="Times New Roman" w:hAnsi="Times New Roman"/>
+          <w:b w:val="false"/>
+          <w:bCs w:val="false"/>
+          <w:i w:val="false"/>
+          <w:iCs w:val="false"/>
+          <w:sz w:val="24"/>
+          <w:szCs w:val="24"/>
+          <w:shd w:fill="FFFF00" w:color="auto" w:val="clear"/>
+        </w:rPr>
+        <w:t xml:space="preserve">3. Add a citation for the Thailand renewable-energy statement in Section 1.2.</w:t>
+      </w:r>
+    </w:p>
+    <w:p>
+      <w:pPr>
+        <w:spacing w:after="100" w:line="300"/>
+        <w:ind w:left="360" w:hanging="360"/>
+      </w:pPr>
+      <w:r>
+        <w:rPr>
+          <w:rFonts w:ascii="Times New Roman" w:cs="Times New Roman" w:eastAsia="Times New Roman" w:hAnsi="Times New Roman"/>
+          <w:b w:val="false"/>
+          <w:bCs w:val="false"/>
+          <w:i w:val="false"/>
+          <w:iCs w:val="false"/>
+          <w:sz w:val="24"/>
+          <w:szCs w:val="24"/>
+          <w:shd w:fill="FFFF00" w:color="auto" w:val="clear"/>
+        </w:rPr>
+        <w:t xml:space="preserve">4. Cite the source of the 1 Hz/s and 0.2 Hz limits used in Study 2 (Section 3.6), or state that they are design choices.</w:t>
+      </w:r>
+    </w:p>
+    <w:p>
+      <w:pPr>
+        <w:spacing w:after="100" w:line="300"/>
+        <w:ind w:left="360" w:hanging="360"/>
+      </w:pPr>
+      <w:r>
+        <w:rPr>
+          <w:rFonts w:ascii="Times New Roman" w:cs="Times New Roman" w:eastAsia="Times New Roman" w:hAnsi="Times New Roman"/>
+          <w:b w:val="false"/>
+          <w:bCs w:val="false"/>
+          <w:i w:val="false"/>
+          <w:iCs w:val="false"/>
+          <w:sz w:val="24"/>
+          <w:szCs w:val="24"/>
+          <w:shd w:fill="FFFF00" w:color="auto" w:val="clear"/>
+        </w:rPr>
+        <w:t xml:space="preserve">5. Confirm the circuit-level (EMT) results with the Simscape Electrical model in MATLAB R2021a (Section 4.3.5).</w:t>
+      </w:r>
+    </w:p>
+    <w:p>
+      <w:pPr>
+        <w:spacing w:after="100" w:line="300"/>
+        <w:ind w:left="360" w:hanging="360"/>
+      </w:pPr>
+      <w:r>
+        <w:rPr>
+          <w:rFonts w:ascii="Times New Roman" w:cs="Times New Roman" w:eastAsia="Times New Roman" w:hAnsi="Times New Roman"/>
+          <w:b w:val="false"/>
+          <w:bCs w:val="false"/>
+          <w:i w:val="false"/>
+          <w:iCs w:val="false"/>
+          <w:sz w:val="24"/>
+          <w:szCs w:val="24"/>
+          <w:shd w:fill="FFFF00" w:color="auto" w:val="clear"/>
+        </w:rPr>
+        <w:t xml:space="preserve">6. Map months 1–12 of Table 5.1 to the academic calendar.</w:t>
+      </w:r>
+    </w:p>
+    <w:p>
+      <w:pPr>
+        <w:spacing w:after="100" w:line="300"/>
+        <w:ind w:left="360" w:hanging="360"/>
+      </w:pPr>
+      <w:r>
+        <w:rPr>
+          <w:rFonts w:ascii="Times New Roman" w:cs="Times New Roman" w:eastAsia="Times New Roman" w:hAnsi="Times New Roman"/>
+          <w:b w:val="false"/>
+          <w:bCs w:val="false"/>
+          <w:i w:val="false"/>
+          <w:iCs w:val="false"/>
+          <w:sz w:val="24"/>
+          <w:szCs w:val="24"/>
+          <w:shd w:fill="FFFF00" w:color="auto" w:val="clear"/>
+        </w:rPr>
+        <w:t xml:space="preserve">7. Update the status of the three manuscripts (Section 5.4 and Appendix) and attach them in the Appendix.</w:t>
+      </w:r>
+    </w:p>
+    <w:p>
+      <w:pPr>
+        <w:spacing w:after="100" w:line="300"/>
+        <w:ind w:left="360" w:hanging="360"/>
+      </w:pPr>
+      <w:r>
+        <w:rPr>
+          <w:rFonts w:ascii="Times New Roman" w:cs="Times New Roman" w:eastAsia="Times New Roman" w:hAnsi="Times New Roman"/>
+          <w:b w:val="false"/>
+          <w:bCs w:val="false"/>
+          <w:i w:val="false"/>
+          <w:iCs w:val="false"/>
+          <w:sz w:val="24"/>
+          <w:szCs w:val="24"/>
+          <w:shd w:fill="FFFF00" w:color="auto" w:val="clear"/>
+        </w:rPr>
+        <w:t xml:space="preserve">8. Check every reference against its DOI (docs/PROPOSAL_REFERENCES.md).</w:t>
+      </w:r>
+    </w:p>
+    <w:p>
+      <w:pPr>
+        <w:spacing w:after="100" w:line="300"/>
+        <w:ind w:left="360" w:hanging="360"/>
+      </w:pPr>
+      <w:r>
+        <w:rPr>
+          <w:rFonts w:ascii="Times New Roman" w:cs="Times New Roman" w:eastAsia="Times New Roman" w:hAnsi="Times New Roman"/>
+          <w:b w:val="false"/>
+          <w:bCs w:val="false"/>
+          <w:i w:val="false"/>
+          <w:iCs w:val="false"/>
+          <w:sz w:val="24"/>
+          <w:szCs w:val="24"/>
+          <w:shd w:fill="FFFF00" w:color="auto" w:val="clear"/>
+        </w:rPr>
+        <w:t xml:space="preserve">9. In Word, update the table of contents (click Yes when asked, or press F9 in the table).</w:t>
+      </w:r>
+    </w:p>
+    <w:p>
+      <w:pPr>
+        <w:sectPr>
+          <w:headerReference w:type="default" r:id="rId7"/>
+          <w:pgSz w:w="11906" w:h="16838" w:orient="portrait"/>
+          <w:pgMar w:top="2160" w:right="1440" w:bottom="1440" w:left="2160" w:header="720" w:footer="708" w:gutter="0"/>
+          <w:pgNumType/>
+          <w:docGrid w:linePitch="360"/>
+        </w:sectPr>
+      </w:pPr>
+    </w:p>
     <w:p>
       <w:pPr>
         <w:spacing w:before="600"/>
@@ -131,7 +332,7 @@
     <w:p>
       <w:pPr>
         <w:sectPr>
-          <w:headerReference w:type="default" r:id="rId7"/>
+          <w:headerReference w:type="default" r:id="rId8"/>
           <w:pgSz w:w="11906" w:h="16838" w:orient="portrait"/>
           <w:pgMar w:top="2160" w:right="1440" w:bottom="1440" w:left="2160" w:header="720" w:footer="708" w:gutter="0"/>
           <w:pgNumType/>
@@ -430,7 +631,7 @@
     <w:p>
       <w:pPr>
         <w:sectPr>
-          <w:headerReference w:type="default" r:id="rId8"/>
+          <w:headerReference w:type="default" r:id="rId9"/>
           <w:pgSz w:w="11906" w:h="16838" w:orient="portrait"/>
           <w:pgMar w:top="2160" w:right="1440" w:bottom="1440" w:left="2160" w:header="720" w:footer="708" w:gutter="0"/>
           <w:pgNumType w:start="1" w:fmt="upperRoman"/>
@@ -549,7 +750,28 @@
           <w:sz w:val="28"/>
           <w:szCs w:val="28"/>
         </w:rPr>
-        <w:t xml:space="preserve">Thailand, like many countries, is adding solar and wind capacity to reduce fuel imports and emissions, and remote communities, islands and industrial sites increasingly operate as hybrid microgrids in which a diesel generator, PV, wind and a BESS share the load. In such systems the frequency is set by very little rotating mass. A virtual synchronous generator on the BESS converter is the natural remedy, but three practical problems limit how it is designed today.</w:t>
+        <w:t xml:space="preserve">Thailand, like many countries, is adding solar and wind capacity to reduce fuel imports and emissions, and remote communities, islands and industrial sites increasingly operate as hybrid microgrids in which a diesel generator, PV, wind and a BESS share the load. </w:t>
+      </w:r>
+      <w:r>
+        <w:rPr>
+          <w:rFonts w:ascii="Times New Roman" w:cs="Times New Roman" w:eastAsia="Times New Roman" w:hAnsi="Times New Roman"/>
+          <w:b w:val="false"/>
+          <w:bCs w:val="false"/>
+          <w:i w:val="false"/>
+          <w:iCs w:val="false"/>
+          <w:sz w:val="28"/>
+          <w:szCs w:val="28"/>
+          <w:shd w:fill="FFFF00" w:color="auto" w:val="clear"/>
+        </w:rPr>
+        <w:t xml:space="preserve">[AUTHOR: add a citation with figures, e.g. Thailand's Power Development Plan or ERC/EGAT renewable statistics]</w:t>
+      </w:r>
+      <w:r>
+        <w:rPr>
+          <w:rFonts w:ascii="Times New Roman" w:cs="Times New Roman" w:eastAsia="Times New Roman" w:hAnsi="Times New Roman"/>
+          <w:sz w:val="28"/>
+          <w:szCs w:val="28"/>
+        </w:rPr>
+        <w:t xml:space="preserve"> In such systems the frequency is set by very little rotating mass. A virtual synchronous generator on the BESS converter is the natural remedy, but three practical problems limit how it is designed today.</w:t>
       </w:r>
     </w:p>
     <w:p>
@@ -1692,7 +1914,7 @@
                     </pic:cNvPicPr>
                   </pic:nvPicPr>
                   <pic:blipFill>
-                    <a:blip r:embed="rId10" cstate="none"/>
+                    <a:blip r:embed="rId11" cstate="none"/>
                     <a:srcRect/>
                     <a:stretch>
                       <a:fillRect/>
@@ -1940,6 +2162,24 @@
     </w:p>
     <w:p>
       <w:pPr>
+        <w:spacing w:before="120"/>
+      </w:pPr>
+      <w:r>
+        <w:rPr>
+          <w:rFonts w:ascii="Times New Roman" w:cs="Times New Roman" w:eastAsia="Times New Roman" w:hAnsi="Times New Roman"/>
+          <w:b w:val="false"/>
+          <w:bCs w:val="false"/>
+          <w:i w:val="false"/>
+          <w:iCs w:val="false"/>
+          <w:sz w:val="24"/>
+          <w:szCs w:val="24"/>
+          <w:shd w:fill="FFFF00" w:color="auto" w:val="clear"/>
+        </w:rPr>
+        <w:t xml:space="preserve">[AUTHOR: write the search date in the caption of Table 2.1]</w:t>
+      </w:r>
+    </w:p>
+    <w:p>
+      <w:pPr>
         <w:keepNext/>
         <w:spacing w:after="80" w:before="200"/>
         <w:jc w:val="left"/>
@@ -2405,7 +2645,7 @@
                     </pic:cNvPicPr>
                   </pic:nvPicPr>
                   <pic:blipFill>
-                    <a:blip r:embed="rId11" cstate="none"/>
+                    <a:blip r:embed="rId12" cstate="none"/>
                     <a:srcRect/>
                     <a:stretch>
                       <a:fillRect/>
@@ -10094,7 +10334,28 @@
           <w:sz w:val="28"/>
           <w:szCs w:val="28"/>
         </w:rPr>
-        <w:t xml:space="preserve">Second, because the RoCoF peaks immediately after a step, when the deviation is still near zero, and the deviation peaks at the nadir, when the RoCoF is zero, each mechanism is sized at its own peak (time-separated requirement), with Δf_band = 0.2 Hz and RoCoF_lim = 1 Hz/s:</w:t>
+        <w:t xml:space="preserve">Second, because the RoCoF peaks immediately after a step, when the deviation is still near zero, and the deviation peaks at the nadir, when the RoCoF is zero, each mechanism is sized at its own peak (time-separated requirement), with Δf_band = 0.2 Hz and RoCoF_lim = 1 Hz/s </w:t>
+      </w:r>
+      <w:r>
+        <w:rPr>
+          <w:rFonts w:ascii="Times New Roman" w:cs="Times New Roman" w:eastAsia="Times New Roman" w:hAnsi="Times New Roman"/>
+          <w:b w:val="false"/>
+          <w:bCs w:val="false"/>
+          <w:i w:val="false"/>
+          <w:iCs w:val="false"/>
+          <w:sz w:val="28"/>
+          <w:szCs w:val="28"/>
+          <w:shd w:fill="FFFF00" w:color="auto" w:val="clear"/>
+        </w:rPr>
+        <w:t xml:space="preserve">[AUTHOR: cite the grid-code or utility source for these limits (e.g. PEA/EGAT grid code) or state that they are design choices]</w:t>
+      </w:r>
+      <w:r>
+        <w:rPr>
+          <w:rFonts w:ascii="Times New Roman" w:cs="Times New Roman" w:eastAsia="Times New Roman" w:hAnsi="Times New Roman"/>
+          <w:sz w:val="28"/>
+          <w:szCs w:val="28"/>
+        </w:rPr>
+        <w:t xml:space="preserve">:</w:t>
       </w:r>
     </w:p>
     <w:p>
@@ -14717,7 +14978,7 @@
                     </pic:cNvPicPr>
                   </pic:nvPicPr>
                   <pic:blipFill>
-                    <a:blip r:embed="rId12" cstate="none"/>
+                    <a:blip r:embed="rId13" cstate="none"/>
                     <a:srcRect/>
                     <a:stretch>
                       <a:fillRect/>
@@ -14778,7 +15039,7 @@
                     </pic:cNvPicPr>
                   </pic:nvPicPr>
                   <pic:blipFill>
-                    <a:blip r:embed="rId13" cstate="none"/>
+                    <a:blip r:embed="rId14" cstate="none"/>
                     <a:srcRect/>
                     <a:stretch>
                       <a:fillRect/>
@@ -18238,7 +18499,7 @@
                     </pic:cNvPicPr>
                   </pic:nvPicPr>
                   <pic:blipFill>
-                    <a:blip r:embed="rId14" cstate="none"/>
+                    <a:blip r:embed="rId15" cstate="none"/>
                     <a:srcRect/>
                     <a:stretch>
                       <a:fillRect/>
@@ -18299,7 +18560,7 @@
                     </pic:cNvPicPr>
                   </pic:nvPicPr>
                   <pic:blipFill>
-                    <a:blip r:embed="rId15" cstate="none"/>
+                    <a:blip r:embed="rId16" cstate="none"/>
                     <a:srcRect/>
                     <a:stretch>
                       <a:fillRect/>
@@ -18433,7 +18694,7 @@
                     </pic:cNvPicPr>
                   </pic:nvPicPr>
                   <pic:blipFill>
-                    <a:blip r:embed="rId16" cstate="none"/>
+                    <a:blip r:embed="rId17" cstate="none"/>
                     <a:srcRect/>
                     <a:stretch>
                       <a:fillRect/>
@@ -19895,7 +20156,7 @@
                     </pic:cNvPicPr>
                   </pic:nvPicPr>
                   <pic:blipFill>
-                    <a:blip r:embed="rId17" cstate="none"/>
+                    <a:blip r:embed="rId18" cstate="none"/>
                     <a:srcRect/>
                     <a:stretch>
                       <a:fillRect/>
@@ -23399,7 +23660,7 @@
                     </pic:cNvPicPr>
                   </pic:nvPicPr>
                   <pic:blipFill>
-                    <a:blip r:embed="rId18" cstate="none"/>
+                    <a:blip r:embed="rId19" cstate="none"/>
                     <a:srcRect/>
                     <a:stretch>
                       <a:fillRect/>
@@ -25585,7 +25846,7 @@
                     </pic:cNvPicPr>
                   </pic:nvPicPr>
                   <pic:blipFill>
-                    <a:blip r:embed="rId19" cstate="none"/>
+                    <a:blip r:embed="rId20" cstate="none"/>
                     <a:srcRect/>
                     <a:stretch>
                       <a:fillRect/>
@@ -25646,7 +25907,7 @@
                     </pic:cNvPicPr>
                   </pic:nvPicPr>
                   <pic:blipFill>
-                    <a:blip r:embed="rId20" cstate="none"/>
+                    <a:blip r:embed="rId21" cstate="none"/>
                     <a:srcRect/>
                     <a:stretch>
                       <a:fillRect/>
@@ -26639,7 +26900,7 @@
                     </pic:cNvPicPr>
                   </pic:nvPicPr>
                   <pic:blipFill>
-                    <a:blip r:embed="rId21" cstate="none"/>
+                    <a:blip r:embed="rId22" cstate="none"/>
                     <a:srcRect/>
                     <a:stretch>
                       <a:fillRect/>
@@ -32195,6 +32456,25 @@
           <w:szCs w:val="28"/>
         </w:rPr>
         <w:t xml:space="preserve">5.4	Expected Publications</w:t>
+      </w:r>
+    </w:p>
+    <w:p>
+      <w:pPr>
+        <w:spacing w:after="120" w:line="360"/>
+        <w:jc w:val="both"/>
+      </w:pPr>
+      <w:r>
+        <w:rPr>
+          <w:rFonts w:ascii="Times New Roman" w:cs="Times New Roman" w:eastAsia="Times New Roman" w:hAnsi="Times New Roman"/>
+          <w:b w:val="false"/>
+          <w:bCs w:val="false"/>
+          <w:i w:val="false"/>
+          <w:iCs w:val="false"/>
+          <w:sz w:val="28"/>
+          <w:szCs w:val="28"/>
+          <w:shd w:fill="FFFF00" w:color="auto" w:val="clear"/>
+        </w:rPr>
+        <w:t xml:space="preserve">[AUTHOR: update the status of each manuscript (submitted / under review / accepted) before submission]</w:t>
       </w:r>
     </w:p>
     <w:p>
@@ -32925,7 +33205,7 @@
       </w:r>
     </w:p>
     <w:sectPr>
-      <w:headerReference w:type="default" r:id="rId9"/>
+      <w:headerReference w:type="default" r:id="rId10"/>
       <w:pgSz w:w="11906" w:h="16838" w:orient="portrait"/>
       <w:pgMar w:top="2160" w:right="1440" w:bottom="1440" w:left="2160" w:header="720" w:footer="708" w:gutter="0"/>
       <w:pgNumType w:start="1" w:fmt="decimal"/>
@@ -33021,6 +33301,12 @@
 
 <file path=word/header2.xml><?xml version="1.0" encoding="utf-8"?>
 <w:hdr xmlns:wpc="http://schemas.microsoft.com/office/word/2010/wordprocessingCanvas" xmlns:mc="http://schemas.openxmlformats.org/markup-compatibility/2006" xmlns:o="urn:schemas-microsoft-com:office:office" xmlns:r="http://schemas.openxmlformats.org/officeDocument/2006/relationships" xmlns:m="http://schemas.openxmlformats.org/officeDocument/2006/math" xmlns:v="urn:schemas-microsoft-com:vml" xmlns:wp14="http://schemas.microsoft.com/office/word/2010/wordprocessingDrawing" xmlns:wp="http://schemas.openxmlformats.org/drawingml/2006/wordprocessingDrawing" xmlns:w10="urn:schemas-microsoft-com:office:word" xmlns:w="http://schemas.openxmlformats.org/wordprocessingml/2006/main" xmlns:w14="http://schemas.microsoft.com/office/word/2010/wordml" xmlns:w15="http://schemas.microsoft.com/office/word/2012/wordml" xmlns:wpg="http://schemas.microsoft.com/office/word/2010/wordprocessingGroup" xmlns:wpi="http://schemas.microsoft.com/office/word/2010/wordprocessingInk" xmlns:wne="http://schemas.microsoft.com/office/word/2006/wordml" xmlns:wps="http://schemas.microsoft.com/office/word/2010/wordprocessingShape" xmlns:cx="http://schemas.microsoft.com/office/drawing/2014/chartex" xmlns:cx1="http://schemas.microsoft.com/office/drawing/2015/9/8/chartex" xmlns:cx2="http://schemas.microsoft.com/office/drawing/2015/10/21/chartex" xmlns:cx3="http://schemas.microsoft.com/office/drawing/2016/5/9/chartex" xmlns:cx4="http://schemas.microsoft.com/office/drawing/2016/5/10/chartex" xmlns:cx5="http://schemas.microsoft.com/office/drawing/2016/5/11/chartex" xmlns:cx6="http://schemas.microsoft.com/office/drawing/2016/5/12/chartex" xmlns:cx7="http://schemas.microsoft.com/office/drawing/2016/5/13/chartex" xmlns:cx8="http://schemas.microsoft.com/office/drawing/2016/5/14/chartex" xmlns:w16cid="http://schemas.microsoft.com/office/word/2016/wordml/cid" xmlns:w16se="http://schemas.microsoft.com/office/word/2015/wordml/symex">
+  <w:p/>
+</w:hdr>
+</file>
+
+<file path=word/header3.xml><?xml version="1.0" encoding="utf-8"?>
+<w:hdr xmlns:wpc="http://schemas.microsoft.com/office/word/2010/wordprocessingCanvas" xmlns:mc="http://schemas.openxmlformats.org/markup-compatibility/2006" xmlns:o="urn:schemas-microsoft-com:office:office" xmlns:r="http://schemas.openxmlformats.org/officeDocument/2006/relationships" xmlns:m="http://schemas.openxmlformats.org/officeDocument/2006/math" xmlns:v="urn:schemas-microsoft-com:vml" xmlns:wp14="http://schemas.microsoft.com/office/word/2010/wordprocessingDrawing" xmlns:wp="http://schemas.openxmlformats.org/drawingml/2006/wordprocessingDrawing" xmlns:w10="urn:schemas-microsoft-com:office:word" xmlns:w="http://schemas.openxmlformats.org/wordprocessingml/2006/main" xmlns:w14="http://schemas.microsoft.com/office/word/2010/wordml" xmlns:w15="http://schemas.microsoft.com/office/word/2012/wordml" xmlns:wpg="http://schemas.microsoft.com/office/word/2010/wordprocessingGroup" xmlns:wpi="http://schemas.microsoft.com/office/word/2010/wordprocessingInk" xmlns:wne="http://schemas.microsoft.com/office/word/2006/wordml" xmlns:wps="http://schemas.microsoft.com/office/word/2010/wordprocessingShape" xmlns:cx="http://schemas.microsoft.com/office/drawing/2014/chartex" xmlns:cx1="http://schemas.microsoft.com/office/drawing/2015/9/8/chartex" xmlns:cx2="http://schemas.microsoft.com/office/drawing/2015/10/21/chartex" xmlns:cx3="http://schemas.microsoft.com/office/drawing/2016/5/9/chartex" xmlns:cx4="http://schemas.microsoft.com/office/drawing/2016/5/10/chartex" xmlns:cx5="http://schemas.microsoft.com/office/drawing/2016/5/11/chartex" xmlns:cx6="http://schemas.microsoft.com/office/drawing/2016/5/12/chartex" xmlns:cx7="http://schemas.microsoft.com/office/drawing/2016/5/13/chartex" xmlns:cx8="http://schemas.microsoft.com/office/drawing/2016/5/14/chartex" xmlns:w16cid="http://schemas.microsoft.com/office/word/2016/wordml/cid" xmlns:w16se="http://schemas.microsoft.com/office/word/2015/wordml/symex">
   <w:p>
     <w:pPr>
       <w:jc w:val="right"/>
@@ -33040,7 +33326,7 @@
 </w:hdr>
 </file>
 
-<file path=word/header3.xml><?xml version="1.0" encoding="utf-8"?>
+<file path=word/header4.xml><?xml version="1.0" encoding="utf-8"?>
 <w:hdr xmlns:wpc="http://schemas.microsoft.com/office/word/2010/wordprocessingCanvas" xmlns:mc="http://schemas.openxmlformats.org/markup-compatibility/2006" xmlns:o="urn:schemas-microsoft-com:office:office" xmlns:r="http://schemas.openxmlformats.org/officeDocument/2006/relationships" xmlns:m="http://schemas.openxmlformats.org/officeDocument/2006/math" xmlns:v="urn:schemas-microsoft-com:vml" xmlns:wp14="http://schemas.microsoft.com/office/word/2010/wordprocessingDrawing" xmlns:wp="http://schemas.openxmlformats.org/drawingml/2006/wordprocessingDrawing" xmlns:w10="urn:schemas-microsoft-com:office:word" xmlns:w="http://schemas.openxmlformats.org/wordprocessingml/2006/main" xmlns:w14="http://schemas.microsoft.com/office/word/2010/wordml" xmlns:w15="http://schemas.microsoft.com/office/word/2012/wordml" xmlns:wpg="http://schemas.microsoft.com/office/word/2010/wordprocessingGroup" xmlns:wpi="http://schemas.microsoft.com/office/word/2010/wordprocessingInk" xmlns:wne="http://schemas.microsoft.com/office/word/2006/wordml" xmlns:wps="http://schemas.microsoft.com/office/word/2010/wordprocessingShape" xmlns:cx="http://schemas.microsoft.com/office/drawing/2014/chartex" xmlns:cx1="http://schemas.microsoft.com/office/drawing/2015/9/8/chartex" xmlns:cx2="http://schemas.microsoft.com/office/drawing/2015/10/21/chartex" xmlns:cx3="http://schemas.microsoft.com/office/drawing/2016/5/9/chartex" xmlns:cx4="http://schemas.microsoft.com/office/drawing/2016/5/10/chartex" xmlns:cx5="http://schemas.microsoft.com/office/drawing/2016/5/11/chartex" xmlns:cx6="http://schemas.microsoft.com/office/drawing/2016/5/12/chartex" xmlns:cx7="http://schemas.microsoft.com/office/drawing/2016/5/13/chartex" xmlns:cx8="http://schemas.microsoft.com/office/drawing/2016/5/14/chartex" xmlns:w16cid="http://schemas.microsoft.com/office/word/2016/wordml/cid" xmlns:w16se="http://schemas.microsoft.com/office/word/2015/wordml/symex">
   <w:p>
     <w:pPr>

--- a/paper/Thesis_Proposal_MB_Khan.docx
+++ b/paper/Thesis_Proposal_MB_Khan.docx
@@ -113,7 +113,7 @@
           <w:szCs w:val="24"/>
           <w:shd w:fill="FFFF00" w:color="auto" w:val="clear"/>
         </w:rPr>
-        <w:t xml:space="preserve">5. Confirm the circuit-level (EMT) results with the Simscape Electrical model in MATLAB R2021a (Section 4.3.5).</w:t>
+        <w:t xml:space="preserve">5. Map months 1–12 of Table 5.1 to the academic calendar.</w:t>
       </w:r>
     </w:p>
     <w:p>
@@ -132,7 +132,7 @@
           <w:szCs w:val="24"/>
           <w:shd w:fill="FFFF00" w:color="auto" w:val="clear"/>
         </w:rPr>
-        <w:t xml:space="preserve">6. Map months 1–12 of Table 5.1 to the academic calendar.</w:t>
+        <w:t xml:space="preserve">6. Update the status of the three manuscripts (Section 5.4 and Appendix) and attach them in the Appendix.</w:t>
       </w:r>
     </w:p>
     <w:p>
@@ -151,7 +151,7 @@
           <w:szCs w:val="24"/>
           <w:shd w:fill="FFFF00" w:color="auto" w:val="clear"/>
         </w:rPr>
-        <w:t xml:space="preserve">7. Update the status of the three manuscripts (Section 5.4 and Appendix) and attach them in the Appendix.</w:t>
+        <w:t xml:space="preserve">7. Check every reference against its DOI (docs/PROPOSAL_REFERENCES.md).</w:t>
       </w:r>
     </w:p>
     <w:p>
@@ -170,26 +170,7 @@
           <w:szCs w:val="24"/>
           <w:shd w:fill="FFFF00" w:color="auto" w:val="clear"/>
         </w:rPr>
-        <w:t xml:space="preserve">8. Check every reference against its DOI (docs/PROPOSAL_REFERENCES.md).</w:t>
-      </w:r>
-    </w:p>
-    <w:p>
-      <w:pPr>
-        <w:spacing w:after="100" w:line="300"/>
-        <w:ind w:left="360" w:hanging="360"/>
-      </w:pPr>
-      <w:r>
-        <w:rPr>
-          <w:rFonts w:ascii="Times New Roman" w:cs="Times New Roman" w:eastAsia="Times New Roman" w:hAnsi="Times New Roman"/>
-          <w:b w:val="false"/>
-          <w:bCs w:val="false"/>
-          <w:i w:val="false"/>
-          <w:iCs w:val="false"/>
-          <w:sz w:val="24"/>
-          <w:szCs w:val="24"/>
-          <w:shd w:fill="FFFF00" w:color="auto" w:val="clear"/>
-        </w:rPr>
-        <w:t xml:space="preserve">9. In Word, update the table of contents (click Yes when asked, or press F9 in the table).</w:t>
+        <w:t xml:space="preserve">8. In Word, update the table of contents (click Yes when asked, or press F9 in the table).</w:t>
       </w:r>
     </w:p>
     <w:p>
@@ -25978,20 +25959,7 @@
           <w:sz w:val="28"/>
           <w:szCs w:val="28"/>
         </w:rPr>
-        <w:t xml:space="preserve">The MATLAB re-implementation reproduces the Python results exactly for the fixed controllers and within 1.1 × 10⁻⁷ Hz for the TD3 policy, a difference caused by single-precision arithmetic in the network (Table 4.5). In the three-phase EMT model, the frequency follows the averaged model with an RMS difference of 0.014–0.018 Hz over twelve scenarios and three controllers, the nadir agrees within 0.2 % for the fixed controllers and is 4 % deeper for TD3, and the BESS energy agrees within 0.8 % (Fig. 4.10). Two differences are physical. At each load step the bus-voltage phase jumps by about 3°, which a PLL reads as a brief frequency spike, so the 100 ms RoCoF is about 2.5 times higher than in the averaged model, while the 500 ms RoCoF differs by only 3–11 %; and the converter limiter, acting on measured power, is active 2.3–2.7 times longer. The ranking of the controllers is the same in both models. </w:t>
-      </w:r>
-      <w:r>
-        <w:rPr>
-          <w:rFonts w:ascii="Times New Roman" w:cs="Times New Roman" w:eastAsia="Times New Roman" w:hAnsi="Times New Roman"/>
-          <w:b w:val="false"/>
-          <w:bCs w:val="false"/>
-          <w:i w:val="false"/>
-          <w:iCs w:val="false"/>
-          <w:sz w:val="28"/>
-          <w:szCs w:val="28"/>
-          <w:shd w:fill="FFFF00" w:color="auto" w:val="clear"/>
-        </w:rPr>
-        <w:t xml:space="preserve">[AUTHOR: confirm the EMT results with the Simscape Electrical model in MATLAB R2021a]</w:t>
+        <w:t xml:space="preserve">The MATLAB re-implementation reproduces the Python results exactly for the fixed controllers and within 1.1 × 10⁻⁷ Hz for the TD3 policy, a difference caused by single-precision arithmetic in the network (Table 4.5). In the three-phase EMT model, built and solved in Simscape Electrical (MATLAB R2021a), the frequency follows the averaged model with an RMS difference of 0.013–0.017 Hz over twelve scenarios and three controllers, the nadir agrees within 2 % and the BESS energy within 1.1 % (Fig. 4.10); an independent script solver of the same circuit agrees with Simscape within about 2 %. Two differences are physical. At each load step the bus-voltage phase jumps by about 3°, which a PLL reads as a brief frequency spike, so the 100 ms RoCoF is about 2.5 times higher than in the averaged model, while the 500 ms RoCoF differs by only −0.5 % to +9 %; and the converter limiter, acting on measured power, is active 2.2–2.8 times longer. The ranking of the controllers is the same in both models.</w:t>
       </w:r>
     </w:p>
     <w:p>
@@ -26444,7 +26412,7 @@
                 <w:sz w:val="22"/>
                 <w:szCs w:val="22"/>
               </w:rPr>
-              <w:t xml:space="preserve">fixed: within 0.2 %; TD3: 4 % deeper</w:t>
+              <w:t xml:space="preserve">within 2 % (fixed and TD3)</w:t>
             </w:r>
           </w:p>
         </w:tc>
@@ -26549,7 +26517,7 @@
                 <w:sz w:val="22"/>
                 <w:szCs w:val="22"/>
               </w:rPr>
-              <w:t xml:space="preserve">within 0.8 %</w:t>
+              <w:t xml:space="preserve">within 1.1 %</w:t>
             </w:r>
           </w:p>
         </w:tc>
@@ -26654,7 +26622,7 @@
                 <w:sz w:val="22"/>
                 <w:szCs w:val="22"/>
               </w:rPr>
-              <w:t xml:space="preserve">× 2.5 / +3 to +11 %</w:t>
+              <w:t xml:space="preserve">× 2.5 / −0.5 to +9 %</w:t>
             </w:r>
           </w:p>
         </w:tc>
@@ -26759,7 +26727,7 @@
                 <w:sz w:val="22"/>
                 <w:szCs w:val="22"/>
               </w:rPr>
-              <w:t xml:space="preserve">× 2.3–2.7 (same ordering)</w:t>
+              <w:t xml:space="preserve">× 2.2–2.8 (same ordering)</w:t>
             </w:r>
           </w:p>
         </w:tc>
@@ -26884,9 +26852,9 @@
       <w:r>
         <w:drawing>
           <wp:inline distT="0" distB="0" distL="0" distR="0">
-            <wp:extent cx="5486400" cy="2543175"/>
+            <wp:extent cx="5486400" cy="3905250"/>
             <wp:effectExtent t="0" r="0" b="0" l="0"/>
-            <wp:docPr id="1" name="fig_emt_validation.png" descr="Fig. 4.10 Averaged (RMS) and three-phase EMT models for test scenario 1" title="Fig. 4.10 Averaged (RMS) and three-phase"/>
+            <wp:docPr id="1" name="fig_simscape_sc1.png" descr="Fig. 4.10 Averaged (RMS) model and three-phase Simscape Electrical model for test scenario 1 (MATLAB R2021a)" title="Fig. 4.10 Averaged (RMS) model and three"/>
             <wp:cNvGraphicFramePr>
               <a:graphicFrameLocks xmlns:a="http://schemas.openxmlformats.org/drawingml/2006/main" noChangeAspect="1"/>
             </wp:cNvGraphicFramePr>
@@ -26909,7 +26877,7 @@
                   <pic:spPr bwMode="auto">
                     <a:xfrm>
                       <a:off x="0" y="0"/>
-                      <a:ext cx="5486400" cy="2543175"/>
+                      <a:ext cx="5486400" cy="3905250"/>
                     </a:xfrm>
                     <a:prstGeom prst="rect">
                       <a:avLst/>
@@ -26933,7 +26901,7 @@
           <w:sz w:val="26"/>
           <w:szCs w:val="26"/>
         </w:rPr>
-        <w:t xml:space="preserve">Fig. 4.10 Averaged (RMS) and three-phase EMT models for test scenario 1</w:t>
+        <w:t xml:space="preserve">Fig. 4.10 Averaged (RMS) model and three-phase Simscape Electrical model for test scenario 1 (MATLAB R2021a)</w:t>
       </w:r>
     </w:p>
     <w:p>
@@ -27105,7 +27073,7 @@
           <w:sz w:val="28"/>
           <w:szCs w:val="28"/>
         </w:rPr>
-        <w:t xml:space="preserve">Confirm the EMT results with the Simscape Electrical model in MATLAB R2021a and extend the circuit-level validation to the converter-only system of Study 1.</w:t>
+        <w:t xml:space="preserve">Extend the circuit-level (Simscape) validation to the converter-only system of Study 1 and, if facilities allow, test the controllers in hardware-in-the-loop.</w:t>
       </w:r>
     </w:p>
     <w:p>
@@ -30104,7 +30072,7 @@
                 <w:sz w:val="20"/>
                 <w:szCs w:val="20"/>
               </w:rPr>
-              <w:t xml:space="preserve">Simscape Electrical confirmation</w:t>
+              <w:t xml:space="preserve">Simscape Electrical confirmation (Study 2)</w:t>
             </w:r>
           </w:p>
         </w:tc>
@@ -30137,7 +30105,7 @@
                 <w:sz w:val="20"/>
                 <w:szCs w:val="20"/>
               </w:rPr>
-              <w:t xml:space="preserve">Planned</w:t>
+              <w:t xml:space="preserve">Done</w:t>
             </w:r>
           </w:p>
         </w:tc>
@@ -30150,7 +30118,6 @@
               <w:bottom w:val="single" w:color="000000" w:sz="4"/>
               <w:right w:val="single" w:color="000000" w:sz="4"/>
             </w:tcBorders>
-            <w:shd w:fill="9DC3E6" w:color="auto" w:val="clear"/>
             <w:tcMar>
               <w:top w:type="dxa" w:w="40"/>
               <w:left w:type="dxa" w:w="80"/>
@@ -30184,7 +30151,6 @@
               <w:bottom w:val="single" w:color="000000" w:sz="4"/>
               <w:right w:val="single" w:color="000000" w:sz="4"/>
             </w:tcBorders>
-            <w:shd w:fill="9DC3E6" w:color="auto" w:val="clear"/>
             <w:tcMar>
               <w:top w:type="dxa" w:w="40"/>
               <w:left w:type="dxa" w:w="80"/>
@@ -30218,7 +30184,6 @@
               <w:bottom w:val="single" w:color="000000" w:sz="4"/>
               <w:right w:val="single" w:color="000000" w:sz="4"/>
             </w:tcBorders>
-            <w:shd w:fill="9DC3E6" w:color="auto" w:val="clear"/>
             <w:tcMar>
               <w:top w:type="dxa" w:w="40"/>
               <w:left w:type="dxa" w:w="80"/>

--- a/paper/Thesis_Proposal_MB_Khan.docx
+++ b/paper/Thesis_Proposal_MB_Khan.docx
@@ -170,7 +170,26 @@
           <w:szCs w:val="24"/>
           <w:shd w:fill="FFFF00" w:color="auto" w:val="clear"/>
         </w:rPr>
-        <w:t xml:space="preserve">8. In Word, update the table of contents (click Yes when asked, or press F9 in the table).</w:t>
+        <w:t xml:space="preserve">8. Review the literature-comparison additions highlighted in yellow (Sections 1.2, 2.4, 2.5, 2.6, 2.7, 4.4; Tables 2.4, 2.5 and 4.6; reference Liyanage et al.) and remove the highlight from what you accept.</w:t>
+      </w:r>
+    </w:p>
+    <w:p>
+      <w:pPr>
+        <w:spacing w:after="100" w:line="300"/>
+        <w:ind w:left="360" w:hanging="360"/>
+      </w:pPr>
+      <w:r>
+        <w:rPr>
+          <w:rFonts w:ascii="Times New Roman" w:cs="Times New Roman" w:eastAsia="Times New Roman" w:hAnsi="Times New Roman"/>
+          <w:b w:val="false"/>
+          <w:bCs w:val="false"/>
+          <w:i w:val="false"/>
+          <w:iCs w:val="false"/>
+          <w:sz w:val="24"/>
+          <w:szCs w:val="24"/>
+          <w:shd w:fill="FFFF00" w:color="auto" w:val="clear"/>
+        </w:rPr>
+        <w:t xml:space="preserve">9. In Word, update the table of contents (click Yes when asked, or press F9 in the table).</w:t>
       </w:r>
     </w:p>
     <w:p>
@@ -768,6 +787,26 @@
           <w:szCs w:val="28"/>
         </w:rPr>
         <w:t xml:space="preserve">First, virtual inertia and damping are not free. Every second of virtual inertia and every unit of damping commits the converter to inject power in proportion to the RoCoF and to the frequency deviation. A battery that is already discharging to cover the evening peak, or one whose state of charge (SoC) is close to its limit, may not be able to deliver that power. Most adaptive VSG schemes in the literature, rule-based or learned, bound J and D only by fixed ranges and never check them against the power the converter has left (Alipoor et al., 2015; Li et al., 2017; Oboreh-Snapps et al., 2024). A controller that promises inertia it cannot deliver gives a false sense of security and saturates the converter exactly when it is needed.</w:t>
+      </w:r>
+    </w:p>
+    <w:p>
+      <w:pPr>
+        <w:spacing w:after="120" w:line="360"/>
+        <w:ind w:firstLine="720"/>
+        <w:jc w:val="both"/>
+      </w:pPr>
+      <w:r>
+        <w:rPr>
+          <w:rFonts w:ascii="Times New Roman" w:cs="Times New Roman" w:eastAsia="Times New Roman" w:hAnsi="Times New Roman"/>
+          <w:b w:val="false"/>
+          <w:bCs w:val="false"/>
+          <w:i w:val="false"/>
+          <w:iCs w:val="false"/>
+          <w:sz w:val="28"/>
+          <w:szCs w:val="28"/>
+          <w:shd w:fill="FFFF00" w:color="auto" w:val="clear"/>
+        </w:rPr>
+        <w:t xml:space="preserve">The margin is narrow in practice. Power converters tolerate only about 20–40 % overcurrent, whereas a synchronous generator can supply up to seven times its rated current (Qoria et al., 2020), and in the laboratory tests of Alipoor et al. (2015) a VSG with a fixed inertia exceeded its current limit after a 3.6 kW step in its power reference and was tripped at t = 1.43 s.</w:t>
       </w:r>
     </w:p>
     <w:p>
@@ -6208,6 +6247,26 @@
     </w:p>
     <w:p>
       <w:pPr>
+        <w:spacing w:after="120" w:line="360"/>
+        <w:ind w:firstLine="720"/>
+        <w:jc w:val="both"/>
+      </w:pPr>
+      <w:r>
+        <w:rPr>
+          <w:rFonts w:ascii="Times New Roman" w:cs="Times New Roman" w:eastAsia="Times New Roman" w:hAnsi="Times New Roman"/>
+          <w:b w:val="false"/>
+          <w:bCs w:val="false"/>
+          <w:i w:val="false"/>
+          <w:iCs w:val="false"/>
+          <w:sz w:val="28"/>
+          <w:szCs w:val="28"/>
+          <w:shd w:fill="FFFF00" w:color="auto" w:val="clear"/>
+        </w:rPr>
+        <w:t xml:space="preserve">The reported benefits of these rules are measured against constant-parameter VSGs. Li et al. (2017) reduce the frequency deviation after a 50 kW load shedding from about 0.75 Hz to 0.45 Hz, Shi et al. (2024) from 0.5 Hz to 0.2 Hz after a 15 kW power step, and Han et al. (2023) reduce the frequency dip after a 40 kW load step by 54.67 %. Han et al. (2023) confirm their scheme in a hardware-in-the-loop test and Alipoor et al. (2015) on a laboratory inverter; the other rule-based studies are simulation only (Table 2.5).</w:t>
+      </w:r>
+    </w:p>
+    <w:p>
+      <w:pPr>
         <w:pStyle w:val="Heading2"/>
         <w:keepNext/>
         <w:tabs>
@@ -6239,6 +6298,26 @@
           <w:szCs w:val="28"/>
         </w:rPr>
         <w:t xml:space="preserve">Deep reinforcement learning is attractive for VSG tuning because the mapping from the system state to good parameters is nonlinear and the actions are continuous (Glavic, 2019). DDPG (Lillicrap et al., 2016) and TD3 (Fujimoto et al., 2018), which corrects the value overestimation of DDPG, are the usual choices. Afifi et al. (2023) use DDPG to regulate droop, inertia and damping in an islanded microgrid; Lu and Zhuan (2024) tune inertia and damping with soft actor–critic and a settling-time reward; Egbomwan et al. (2023, 2025) apply TD3 and a learning-based predictive scheme to virtual inertia control; and Oboreh-Snapps et al. (2024) validate a TD3-based VSG on a real-time digital simulator. Criollo et al. (2026) compare DDPG, TD3 and soft actor–critic for microgrid clusters, and Li et al. (2026) benchmark a TD3-based adaptive VSG against fixed, rule-based, DDPG and RBF controllers. Comparisons between DDPG and TD3 therefore already exist; what is still missing is a check of the learned parameters against converter capability and an evaluation protocol that makes the reported gains trustworthy.</w:t>
+      </w:r>
+    </w:p>
+    <w:p>
+      <w:pPr>
+        <w:spacing w:after="120" w:line="360"/>
+        <w:ind w:firstLine="720"/>
+        <w:jc w:val="both"/>
+      </w:pPr>
+      <w:r>
+        <w:rPr>
+          <w:rFonts w:ascii="Times New Roman" w:cs="Times New Roman" w:eastAsia="Times New Roman" w:hAnsi="Times New Roman"/>
+          <w:b w:val="false"/>
+          <w:bCs w:val="false"/>
+          <w:i w:val="false"/>
+          <w:iCs w:val="false"/>
+          <w:sz w:val="28"/>
+          <w:szCs w:val="28"/>
+          <w:shd w:fill="FFFF00" w:color="auto" w:val="clear"/>
+        </w:rPr>
+        <w:t xml:space="preserve">The reported gains of the learning studies are large, but they are measured against weak references. Against a fixed VSG with default parameters, Lu and Zhuan (2024) report a 40 % lower maximum frequency deviation (0.35 Hz to 0.21 Hz) and Li et al. (2026) a 33 % lower one (1.00 Hz to 0.67 Hz) after a step in the active-power reference. Against PI or PID control, Egbomwan et al. (2023) report a 56.6 % lower mean absolute frequency error and Criollo et al. (2026) a 37.23 % lower RoCoF. Each result comes from a single trained agent evaluated on one to three disturbances, and only Li et al. (2026) tune a baseline, their rule-based controller, by grid search. Oboreh-Snapps et al. (2024) present their real-time results graphically, without numerical metrics (Table 2.5).</w:t>
       </w:r>
     </w:p>
     <w:p>
@@ -6293,6 +6372,26 @@
     </w:p>
     <w:p>
       <w:pPr>
+        <w:spacing w:after="120" w:line="360"/>
+        <w:ind w:firstLine="720"/>
+        <w:jc w:val="both"/>
+      </w:pPr>
+      <w:r>
+        <w:rPr>
+          <w:rFonts w:ascii="Times New Roman" w:cs="Times New Roman" w:eastAsia="Times New Roman" w:hAnsi="Times New Roman"/>
+          <w:b w:val="false"/>
+          <w:bCs w:val="false"/>
+          <w:i w:val="false"/>
+          <w:iCs w:val="false"/>
+          <w:sz w:val="28"/>
+          <w:szCs w:val="28"/>
+          <w:shd w:fill="FFFF00" w:color="auto" w:val="clear"/>
+        </w:rPr>
+        <w:t xml:space="preserve">Among the reviewed adaptive schemes, the closest to a capability check are fixed bounds. Shi et al. (2024) limit the inertia by the rated power, J ≤ P_max / max(ω dω/dt); Lu and Zhuan (2024) restrict J and D to a region derived from a damping-ratio range, with 20 ≤ D ≤ 50 for a 100 kW inverter; Egbomwan et al. (2025) pass the agent's action through a predictive safety filter with fixed lower and upper limits on the inertia power; and Han et al. (2023) reduce the inertia when the state of charge leaves the 20–90 % band. None of these limits changes with the power that the converter has already committed to the energy-management dispatch, which is the quantity tracked by the headroom constraint of this thesis.</w:t>
+      </w:r>
+    </w:p>
+    <w:p>
+      <w:pPr>
         <w:pStyle w:val="Heading2"/>
         <w:keepNext/>
         <w:tabs>
@@ -6324,6 +6423,26 @@
           <w:szCs w:val="28"/>
         </w:rPr>
         <w:t xml:space="preserve">Table 2.4 compares the reviewed studies on the aspects that matter for feasible synthetic inertia. Five gaps stand out: (i) the commanded inertia and damping are almost never checked against converter headroom; (ii) learned controllers are rarely compared with tuned baselines over several seeds; (iii) no study bounds in advance how much adaptation can gain; (iv) systems in which a synchronous machine shares the transient with the VSG are rarely considered together with learning; and (v) learned VSG schedules are seldom validated at circuit level. The proposed framework addresses all five.</w:t>
+      </w:r>
+    </w:p>
+    <w:p>
+      <w:pPr>
+        <w:spacing w:after="120" w:line="360"/>
+        <w:ind w:firstLine="720"/>
+        <w:jc w:val="both"/>
+      </w:pPr>
+      <w:r>
+        <w:rPr>
+          <w:rFonts w:ascii="Times New Roman" w:cs="Times New Roman" w:eastAsia="Times New Roman" w:hAnsi="Times New Roman"/>
+          <w:b w:val="false"/>
+          <w:bCs w:val="false"/>
+          <w:i w:val="false"/>
+          <w:iCs w:val="false"/>
+          <w:sz w:val="28"/>
+          <w:szCs w:val="28"/>
+          <w:shd w:fill="FFFF00" w:color="auto" w:val="clear"/>
+        </w:rPr>
+        <w:t xml:space="preserve">A full-text check of the eleven external studies in Table 2.4 quantifies these gaps (Table 2.5). None reports results over several training seeds or a significance test; none drives its tests with measured or reanalysis weather data; and none bounds the attainable gain before training. Four model a synchronous generator in at least one test case (Alipoor et al., 2015; Afifi et al., 2023; Egbomwan et al., 2025; Criollo et al., 2026), and three go beyond software simulation, with a laboratory inverter (Alipoor et al., 2015), hardware-in-the-loop (Han et al., 2023) or a real-time digital simulator (Oboreh-Snapps et al., 2024). A recent review of RL-based virtual-inertia control likewise notes that few studies integrate classical stability analysis into reinforcement learning (Liyanage et al., 2026).</w:t>
       </w:r>
     </w:p>
     <w:p>
@@ -6750,6 +6869,7 @@
               <w:bottom w:val="single" w:color="000000" w:sz="4"/>
               <w:right w:val="single" w:color="000000" w:sz="4"/>
             </w:tcBorders>
+            <w:shd w:fill="FFFF00" w:color="auto" w:val="clear"/>
             <w:tcMar>
               <w:top w:type="dxa" w:w="40"/>
               <w:left w:type="dxa" w:w="80"/>
@@ -6770,7 +6890,7 @@
                 <w:sz w:val="21"/>
                 <w:szCs w:val="21"/>
               </w:rPr>
-              <w:t xml:space="preserve">–</w:t>
+              <w:t xml:space="preserve">✓ (lab inverter)</w:t>
             </w:r>
           </w:p>
         </w:tc>
@@ -7158,6 +7278,7 @@
               <w:bottom w:val="single" w:color="000000" w:sz="4"/>
               <w:right w:val="single" w:color="000000" w:sz="4"/>
             </w:tcBorders>
+            <w:shd w:fill="FFFF00" w:color="auto" w:val="clear"/>
             <w:tcMar>
               <w:top w:type="dxa" w:w="40"/>
               <w:left w:type="dxa" w:w="80"/>
@@ -7178,7 +7299,7 @@
                 <w:sz w:val="21"/>
                 <w:szCs w:val="21"/>
               </w:rPr>
-              <w:t xml:space="preserve">–</w:t>
+              <w:t xml:space="preserve">✓ (HIL)</w:t>
             </w:r>
           </w:p>
         </w:tc>
@@ -7296,6 +7417,7 @@
               <w:bottom w:val="single" w:color="000000" w:sz="4"/>
               <w:right w:val="single" w:color="000000" w:sz="4"/>
             </w:tcBorders>
+            <w:shd w:fill="FFFF00" w:color="auto" w:val="clear"/>
             <w:tcMar>
               <w:top w:type="dxa" w:w="40"/>
               <w:left w:type="dxa" w:w="80"/>
@@ -7316,7 +7438,7 @@
                 <w:sz w:val="21"/>
                 <w:szCs w:val="21"/>
               </w:rPr>
-              <w:t xml:space="preserve">–</w:t>
+              <w:t xml:space="preserve">static J bound (rated power)</w:t>
             </w:r>
           </w:p>
         </w:tc>
@@ -7704,6 +7826,7 @@
               <w:bottom w:val="single" w:color="000000" w:sz="4"/>
               <w:right w:val="single" w:color="000000" w:sz="4"/>
             </w:tcBorders>
+            <w:shd w:fill="FFFF00" w:color="auto" w:val="clear"/>
             <w:tcMar>
               <w:top w:type="dxa" w:w="40"/>
               <w:left w:type="dxa" w:w="80"/>
@@ -7724,7 +7847,7 @@
                 <w:sz w:val="21"/>
                 <w:szCs w:val="21"/>
               </w:rPr>
-              <w:t xml:space="preserve">–</w:t>
+              <w:t xml:space="preserve">fixed J–D region</w:t>
             </w:r>
           </w:p>
         </w:tc>
@@ -8217,6 +8340,7 @@
               <w:bottom w:val="single" w:color="000000" w:sz="4"/>
               <w:right w:val="single" w:color="000000" w:sz="4"/>
             </w:tcBorders>
+            <w:shd w:fill="FFFF00" w:color="auto" w:val="clear"/>
             <w:tcMar>
               <w:top w:type="dxa" w:w="40"/>
               <w:left w:type="dxa" w:w="80"/>
@@ -8237,7 +8361,7 @@
                 <w:sz w:val="21"/>
                 <w:szCs w:val="21"/>
               </w:rPr>
-              <w:t xml:space="preserve">Criollo et al. (2026)</w:t>
+              <w:t xml:space="preserve">Egbomwan et al. (2025)</w:t>
             </w:r>
           </w:p>
         </w:tc>
@@ -8250,6 +8374,7 @@
               <w:bottom w:val="single" w:color="000000" w:sz="4"/>
               <w:right w:val="single" w:color="000000" w:sz="4"/>
             </w:tcBorders>
+            <w:shd w:fill="FFFF00" w:color="auto" w:val="clear"/>
             <w:tcMar>
               <w:top w:type="dxa" w:w="40"/>
               <w:left w:type="dxa" w:w="80"/>
@@ -8270,7 +8395,7 @@
                 <w:sz w:val="21"/>
                 <w:szCs w:val="21"/>
               </w:rPr>
-              <w:t xml:space="preserve">DDPG, TD3, SAC</w:t>
+              <w:t xml:space="preserve">PINN + TD3 + safety filter</w:t>
             </w:r>
           </w:p>
         </w:tc>
@@ -8283,6 +8408,7 @@
               <w:bottom w:val="single" w:color="000000" w:sz="4"/>
               <w:right w:val="single" w:color="000000" w:sz="4"/>
             </w:tcBorders>
+            <w:shd w:fill="FFFF00" w:color="auto" w:val="clear"/>
             <w:tcMar>
               <w:top w:type="dxa" w:w="40"/>
               <w:left w:type="dxa" w:w="80"/>
@@ -8303,7 +8429,7 @@
                 <w:sz w:val="21"/>
                 <w:szCs w:val="21"/>
               </w:rPr>
-              <w:t xml:space="preserve">J, D</w:t>
+              <w:t xml:space="preserve">inertia power</w:t>
             </w:r>
           </w:p>
         </w:tc>
@@ -8316,6 +8442,7 @@
               <w:bottom w:val="single" w:color="000000" w:sz="4"/>
               <w:right w:val="single" w:color="000000" w:sz="4"/>
             </w:tcBorders>
+            <w:shd w:fill="FFFF00" w:color="auto" w:val="clear"/>
             <w:tcMar>
               <w:top w:type="dxa" w:w="40"/>
               <w:left w:type="dxa" w:w="80"/>
@@ -8336,7 +8463,7 @@
                 <w:sz w:val="21"/>
                 <w:szCs w:val="21"/>
               </w:rPr>
-              <w:t xml:space="preserve">–</w:t>
+              <w:t xml:space="preserve">fixed power bounds</w:t>
             </w:r>
           </w:p>
         </w:tc>
@@ -8349,6 +8476,7 @@
               <w:bottom w:val="single" w:color="000000" w:sz="4"/>
               <w:right w:val="single" w:color="000000" w:sz="4"/>
             </w:tcBorders>
+            <w:shd w:fill="FFFF00" w:color="auto" w:val="clear"/>
             <w:tcMar>
               <w:top w:type="dxa" w:w="40"/>
               <w:left w:type="dxa" w:w="80"/>
@@ -8382,6 +8510,7 @@
               <w:bottom w:val="single" w:color="000000" w:sz="4"/>
               <w:right w:val="single" w:color="000000" w:sz="4"/>
             </w:tcBorders>
+            <w:shd w:fill="FFFF00" w:color="auto" w:val="clear"/>
             <w:tcMar>
               <w:top w:type="dxa" w:w="40"/>
               <w:left w:type="dxa" w:w="80"/>
@@ -8441,7 +8570,7 @@
                 <w:sz w:val="21"/>
                 <w:szCs w:val="21"/>
               </w:rPr>
-              <w:t xml:space="preserve">Li et al. (2026)</w:t>
+              <w:t xml:space="preserve">Criollo et al. (2026)</w:t>
             </w:r>
           </w:p>
         </w:tc>
@@ -8474,7 +8603,7 @@
                 <w:sz w:val="21"/>
                 <w:szCs w:val="21"/>
               </w:rPr>
-              <w:t xml:space="preserve">TD3 vs DDPG, rule, RBF</w:t>
+              <w:t xml:space="preserve">DDPG, TD3, SAC</w:t>
             </w:r>
           </w:p>
         </w:tc>
@@ -8573,7 +8702,7 @@
                 <w:sz w:val="21"/>
                 <w:szCs w:val="21"/>
               </w:rPr>
-              <w:t xml:space="preserve">baselines only</w:t>
+              <w:t xml:space="preserve">–</w:t>
             </w:r>
           </w:p>
         </w:tc>
@@ -8645,7 +8774,7 @@
                 <w:sz w:val="21"/>
                 <w:szCs w:val="21"/>
               </w:rPr>
-              <w:t xml:space="preserve">Khan et al. (TREC)</w:t>
+              <w:t xml:space="preserve">Li et al. (2026)</w:t>
             </w:r>
           </w:p>
         </w:tc>
@@ -8678,7 +8807,7 @@
                 <w:sz w:val="21"/>
                 <w:szCs w:val="21"/>
               </w:rPr>
-              <w:t xml:space="preserve">DDPG vs TD3</w:t>
+              <w:t xml:space="preserve">TD3 vs DDPG, rule, RBF</w:t>
             </w:r>
           </w:p>
         </w:tc>
@@ -8711,7 +8840,7 @@
                 <w:sz w:val="21"/>
                 <w:szCs w:val="21"/>
               </w:rPr>
-              <w:t xml:space="preserve">J, D, Kq</w:t>
+              <w:t xml:space="preserve">J, D</w:t>
             </w:r>
           </w:p>
         </w:tc>
@@ -8744,7 +8873,7 @@
                 <w:sz w:val="21"/>
                 <w:szCs w:val="21"/>
               </w:rPr>
-              <w:t xml:space="preserve">✓ (sum rule)</w:t>
+              <w:t xml:space="preserve">–</w:t>
             </w:r>
           </w:p>
         </w:tc>
@@ -8757,6 +8886,7 @@
               <w:bottom w:val="single" w:color="000000" w:sz="4"/>
               <w:right w:val="single" w:color="000000" w:sz="4"/>
             </w:tcBorders>
+            <w:shd w:fill="FFFF00" w:color="auto" w:val="clear"/>
             <w:tcMar>
               <w:top w:type="dxa" w:w="40"/>
               <w:left w:type="dxa" w:w="80"/>
@@ -8777,7 +8907,7 @@
                 <w:sz w:val="21"/>
                 <w:szCs w:val="21"/>
               </w:rPr>
-              <w:t xml:space="preserve">–</w:t>
+              <w:t xml:space="preserve">rule baseline grid-searched; single run</w:t>
             </w:r>
           </w:p>
         </w:tc>
@@ -8849,7 +8979,7 @@
                 <w:sz w:val="21"/>
                 <w:szCs w:val="21"/>
               </w:rPr>
-              <w:t xml:space="preserve">Khan et al. (IREMOS)</w:t>
+              <w:t xml:space="preserve">Khan et al. (TREC)</w:t>
             </w:r>
           </w:p>
         </w:tc>
@@ -8981,7 +9111,7 @@
                 <w:sz w:val="21"/>
                 <w:szCs w:val="21"/>
               </w:rPr>
-              <w:t xml:space="preserve">✓ (10 seeds)</w:t>
+              <w:t xml:space="preserve">–</w:t>
             </w:r>
           </w:p>
         </w:tc>
@@ -9033,6 +9163,210 @@
               <w:bottom w:val="single" w:color="000000" w:sz="4"/>
               <w:right w:val="single" w:color="000000" w:sz="4"/>
             </w:tcBorders>
+            <w:tcMar>
+              <w:top w:type="dxa" w:w="40"/>
+              <w:left w:type="dxa" w:w="80"/>
+              <w:bottom w:type="dxa" w:w="40"/>
+              <w:right w:type="dxa" w:w="80"/>
+            </w:tcMar>
+            <w:vAlign w:val="center"/>
+          </w:tcPr>
+          <w:p>
+            <w:pPr>
+              <w:jc w:val="left"/>
+            </w:pPr>
+            <w:r>
+              <w:rPr>
+                <w:rFonts w:ascii="Times New Roman" w:cs="Times New Roman" w:eastAsia="Times New Roman" w:hAnsi="Times New Roman"/>
+                <w:b w:val="false"/>
+                <w:bCs w:val="false"/>
+                <w:sz w:val="21"/>
+                <w:szCs w:val="21"/>
+              </w:rPr>
+              <w:t xml:space="preserve">Khan et al. (IREMOS)</w:t>
+            </w:r>
+          </w:p>
+        </w:tc>
+        <w:tc>
+          <w:tcPr>
+            <w:tcW w:type="dxa" w:w="1450"/>
+            <w:tcBorders>
+              <w:top w:val="single" w:color="000000" w:sz="4"/>
+              <w:left w:val="single" w:color="000000" w:sz="4"/>
+              <w:bottom w:val="single" w:color="000000" w:sz="4"/>
+              <w:right w:val="single" w:color="000000" w:sz="4"/>
+            </w:tcBorders>
+            <w:tcMar>
+              <w:top w:type="dxa" w:w="40"/>
+              <w:left w:type="dxa" w:w="80"/>
+              <w:bottom w:type="dxa" w:w="40"/>
+              <w:right w:type="dxa" w:w="80"/>
+            </w:tcMar>
+            <w:vAlign w:val="center"/>
+          </w:tcPr>
+          <w:p>
+            <w:pPr>
+              <w:jc w:val="center"/>
+            </w:pPr>
+            <w:r>
+              <w:rPr>
+                <w:rFonts w:ascii="Times New Roman" w:cs="Times New Roman" w:eastAsia="Times New Roman" w:hAnsi="Times New Roman"/>
+                <w:b w:val="false"/>
+                <w:bCs w:val="false"/>
+                <w:sz w:val="21"/>
+                <w:szCs w:val="21"/>
+              </w:rPr>
+              <w:t xml:space="preserve">DDPG vs TD3</w:t>
+            </w:r>
+          </w:p>
+        </w:tc>
+        <w:tc>
+          <w:tcPr>
+            <w:tcW w:type="dxa" w:w="1250"/>
+            <w:tcBorders>
+              <w:top w:val="single" w:color="000000" w:sz="4"/>
+              <w:left w:val="single" w:color="000000" w:sz="4"/>
+              <w:bottom w:val="single" w:color="000000" w:sz="4"/>
+              <w:right w:val="single" w:color="000000" w:sz="4"/>
+            </w:tcBorders>
+            <w:tcMar>
+              <w:top w:type="dxa" w:w="40"/>
+              <w:left w:type="dxa" w:w="80"/>
+              <w:bottom w:type="dxa" w:w="40"/>
+              <w:right w:type="dxa" w:w="80"/>
+            </w:tcMar>
+            <w:vAlign w:val="center"/>
+          </w:tcPr>
+          <w:p>
+            <w:pPr>
+              <w:jc w:val="center"/>
+            </w:pPr>
+            <w:r>
+              <w:rPr>
+                <w:rFonts w:ascii="Times New Roman" w:cs="Times New Roman" w:eastAsia="Times New Roman" w:hAnsi="Times New Roman"/>
+                <w:b w:val="false"/>
+                <w:bCs w:val="false"/>
+                <w:sz w:val="21"/>
+                <w:szCs w:val="21"/>
+              </w:rPr>
+              <w:t xml:space="preserve">J, D, Kq</w:t>
+            </w:r>
+          </w:p>
+        </w:tc>
+        <w:tc>
+          <w:tcPr>
+            <w:tcW w:type="dxa" w:w="1350"/>
+            <w:tcBorders>
+              <w:top w:val="single" w:color="000000" w:sz="4"/>
+              <w:left w:val="single" w:color="000000" w:sz="4"/>
+              <w:bottom w:val="single" w:color="000000" w:sz="4"/>
+              <w:right w:val="single" w:color="000000" w:sz="4"/>
+            </w:tcBorders>
+            <w:tcMar>
+              <w:top w:type="dxa" w:w="40"/>
+              <w:left w:type="dxa" w:w="80"/>
+              <w:bottom w:type="dxa" w:w="40"/>
+              <w:right w:type="dxa" w:w="80"/>
+            </w:tcMar>
+            <w:vAlign w:val="center"/>
+          </w:tcPr>
+          <w:p>
+            <w:pPr>
+              <w:jc w:val="center"/>
+            </w:pPr>
+            <w:r>
+              <w:rPr>
+                <w:rFonts w:ascii="Times New Roman" w:cs="Times New Roman" w:eastAsia="Times New Roman" w:hAnsi="Times New Roman"/>
+                <w:b w:val="false"/>
+                <w:bCs w:val="false"/>
+                <w:sz w:val="21"/>
+                <w:szCs w:val="21"/>
+              </w:rPr>
+              <w:t xml:space="preserve">✓ (sum rule)</w:t>
+            </w:r>
+          </w:p>
+        </w:tc>
+        <w:tc>
+          <w:tcPr>
+            <w:tcW w:type="dxa" w:w="1300"/>
+            <w:tcBorders>
+              <w:top w:val="single" w:color="000000" w:sz="4"/>
+              <w:left w:val="single" w:color="000000" w:sz="4"/>
+              <w:bottom w:val="single" w:color="000000" w:sz="4"/>
+              <w:right w:val="single" w:color="000000" w:sz="4"/>
+            </w:tcBorders>
+            <w:tcMar>
+              <w:top w:type="dxa" w:w="40"/>
+              <w:left w:type="dxa" w:w="80"/>
+              <w:bottom w:type="dxa" w:w="40"/>
+              <w:right w:type="dxa" w:w="80"/>
+            </w:tcMar>
+            <w:vAlign w:val="center"/>
+          </w:tcPr>
+          <w:p>
+            <w:pPr>
+              <w:jc w:val="center"/>
+            </w:pPr>
+            <w:r>
+              <w:rPr>
+                <w:rFonts w:ascii="Times New Roman" w:cs="Times New Roman" w:eastAsia="Times New Roman" w:hAnsi="Times New Roman"/>
+                <w:b w:val="false"/>
+                <w:bCs w:val="false"/>
+                <w:sz w:val="21"/>
+                <w:szCs w:val="21"/>
+              </w:rPr>
+              <w:t xml:space="preserve">✓ (10 seeds)</w:t>
+            </w:r>
+          </w:p>
+        </w:tc>
+        <w:tc>
+          <w:tcPr>
+            <w:tcW w:type="dxa" w:w="1306"/>
+            <w:tcBorders>
+              <w:top w:val="single" w:color="000000" w:sz="4"/>
+              <w:left w:val="single" w:color="000000" w:sz="4"/>
+              <w:bottom w:val="single" w:color="000000" w:sz="4"/>
+              <w:right w:val="single" w:color="000000" w:sz="4"/>
+            </w:tcBorders>
+            <w:tcMar>
+              <w:top w:type="dxa" w:w="40"/>
+              <w:left w:type="dxa" w:w="80"/>
+              <w:bottom w:type="dxa" w:w="40"/>
+              <w:right w:type="dxa" w:w="80"/>
+            </w:tcMar>
+            <w:vAlign w:val="center"/>
+          </w:tcPr>
+          <w:p>
+            <w:pPr>
+              <w:jc w:val="center"/>
+            </w:pPr>
+            <w:r>
+              <w:rPr>
+                <w:rFonts w:ascii="Times New Roman" w:cs="Times New Roman" w:eastAsia="Times New Roman" w:hAnsi="Times New Roman"/>
+                <w:b w:val="false"/>
+                <w:bCs w:val="false"/>
+                <w:sz w:val="21"/>
+                <w:szCs w:val="21"/>
+              </w:rPr>
+              <w:t xml:space="preserve">–</w:t>
+            </w:r>
+          </w:p>
+        </w:tc>
+      </w:tr>
+      <w:tr>
+        <w:trPr>
+          <w:cantSplit/>
+          <w:tblHeader w:val="false"/>
+        </w:trPr>
+        <w:tc>
+          <w:tcPr>
+            <w:tcW w:type="dxa" w:w="1650"/>
+            <w:tcBorders>
+              <w:top w:val="single" w:color="000000" w:sz="4"/>
+              <w:left w:val="single" w:color="000000" w:sz="4"/>
+              <w:bottom w:val="single" w:color="000000" w:sz="4"/>
+              <w:right w:val="single" w:color="000000" w:sz="4"/>
+            </w:tcBorders>
             <w:shd w:fill="E2EFDA" w:color="auto" w:val="clear"/>
             <w:tcMar>
               <w:top w:type="dxa" w:w="40"/>
@@ -9234,6 +9568,3028 @@
       <w:pPr>
         <w:spacing w:after="160"/>
       </w:pPr>
+    </w:p>
+    <w:p>
+      <w:pPr>
+        <w:spacing w:after="160" w:line="276"/>
+      </w:pPr>
+      <w:r>
+        <w:rPr>
+          <w:rFonts w:ascii="Times New Roman" w:cs="Times New Roman" w:eastAsia="Times New Roman" w:hAnsi="Times New Roman"/>
+          <w:b w:val="false"/>
+          <w:bCs w:val="false"/>
+          <w:i w:val="false"/>
+          <w:iCs w:val="false"/>
+          <w:sz w:val="22"/>
+          <w:szCs w:val="22"/>
+          <w:shd w:fill="FFFF00" w:color="auto" w:val="clear"/>
+        </w:rPr>
+        <w:t xml:space="preserve">Yellow cells were checked against the full texts of the cited papers. HIL: hardware-in-the-loop; PINN: physics-informed neural network.</w:t>
+      </w:r>
+    </w:p>
+    <w:p>
+      <w:pPr>
+        <w:keepNext/>
+        <w:spacing w:after="80" w:before="200"/>
+        <w:jc w:val="left"/>
+      </w:pPr>
+      <w:r>
+        <w:rPr>
+          <w:rFonts w:ascii="Times New Roman" w:cs="Times New Roman" w:eastAsia="Times New Roman" w:hAnsi="Times New Roman"/>
+          <w:b w:val="false"/>
+          <w:bCs w:val="false"/>
+          <w:i w:val="false"/>
+          <w:iCs w:val="false"/>
+          <w:sz w:val="26"/>
+          <w:szCs w:val="26"/>
+          <w:shd w:fill="FFFF00" w:color="auto" w:val="clear"/>
+        </w:rPr>
+        <w:t xml:space="preserve">Table 2.5 Test conditions and reported results of the compared studies (each against its own baseline)</w:t>
+      </w:r>
+    </w:p>
+    <w:tbl>
+      <w:tblPr>
+        <w:tblW w:type="dxa" w:w="8306"/>
+        <w:tblBorders>
+          <w:top w:val="single" w:color="auto" w:sz="4"/>
+          <w:left w:val="single" w:color="auto" w:sz="4"/>
+          <w:bottom w:val="single" w:color="auto" w:sz="4"/>
+          <w:right w:val="single" w:color="auto" w:sz="4"/>
+          <w:insideH w:val="single" w:color="auto" w:sz="4"/>
+          <w:insideV w:val="single" w:color="auto" w:sz="4"/>
+        </w:tblBorders>
+      </w:tblPr>
+      <w:tblGrid>
+        <w:gridCol w:w="1350"/>
+        <w:gridCol w:w="1700"/>
+        <w:gridCol w:w="850"/>
+        <w:gridCol w:w="1250"/>
+        <w:gridCol w:w="1250"/>
+        <w:gridCol w:w="1906"/>
+      </w:tblGrid>
+      <w:tr>
+        <w:trPr>
+          <w:cantSplit/>
+          <w:tblHeader/>
+        </w:trPr>
+        <w:tc>
+          <w:tcPr>
+            <w:tcW w:type="dxa" w:w="1350"/>
+            <w:tcBorders>
+              <w:top w:val="single" w:color="000000" w:sz="4"/>
+              <w:left w:val="single" w:color="000000" w:sz="4"/>
+              <w:bottom w:val="single" w:color="000000" w:sz="4"/>
+              <w:right w:val="single" w:color="000000" w:sz="4"/>
+            </w:tcBorders>
+            <w:shd w:fill="E8E8E8" w:color="auto" w:val="clear"/>
+            <w:tcMar>
+              <w:top w:type="dxa" w:w="40"/>
+              <w:left w:type="dxa" w:w="80"/>
+              <w:bottom w:type="dxa" w:w="40"/>
+              <w:right w:type="dxa" w:w="80"/>
+            </w:tcMar>
+            <w:vAlign w:val="center"/>
+          </w:tcPr>
+          <w:p>
+            <w:pPr>
+              <w:jc w:val="center"/>
+            </w:pPr>
+            <w:r>
+              <w:rPr>
+                <w:rFonts w:ascii="Times New Roman" w:cs="Times New Roman" w:eastAsia="Times New Roman" w:hAnsi="Times New Roman"/>
+                <w:b/>
+                <w:bCs/>
+                <w:sz w:val="19"/>
+                <w:szCs w:val="19"/>
+              </w:rPr>
+              <w:t xml:space="preserve">Reference</w:t>
+            </w:r>
+          </w:p>
+        </w:tc>
+        <w:tc>
+          <w:tcPr>
+            <w:tcW w:type="dxa" w:w="1700"/>
+            <w:tcBorders>
+              <w:top w:val="single" w:color="000000" w:sz="4"/>
+              <w:left w:val="single" w:color="000000" w:sz="4"/>
+              <w:bottom w:val="single" w:color="000000" w:sz="4"/>
+              <w:right w:val="single" w:color="000000" w:sz="4"/>
+            </w:tcBorders>
+            <w:shd w:fill="E8E8E8" w:color="auto" w:val="clear"/>
+            <w:tcMar>
+              <w:top w:type="dxa" w:w="40"/>
+              <w:left w:type="dxa" w:w="80"/>
+              <w:bottom w:type="dxa" w:w="40"/>
+              <w:right w:type="dxa" w:w="80"/>
+            </w:tcMar>
+            <w:vAlign w:val="center"/>
+          </w:tcPr>
+          <w:p>
+            <w:pPr>
+              <w:jc w:val="center"/>
+            </w:pPr>
+            <w:r>
+              <w:rPr>
+                <w:rFonts w:ascii="Times New Roman" w:cs="Times New Roman" w:eastAsia="Times New Roman" w:hAnsi="Times New Roman"/>
+                <w:b/>
+                <w:bCs/>
+                <w:sz w:val="19"/>
+                <w:szCs w:val="19"/>
+              </w:rPr>
+              <w:t xml:space="preserve">Test system</w:t>
+            </w:r>
+          </w:p>
+        </w:tc>
+        <w:tc>
+          <w:tcPr>
+            <w:tcW w:type="dxa" w:w="850"/>
+            <w:tcBorders>
+              <w:top w:val="single" w:color="000000" w:sz="4"/>
+              <w:left w:val="single" w:color="000000" w:sz="4"/>
+              <w:bottom w:val="single" w:color="000000" w:sz="4"/>
+              <w:right w:val="single" w:color="000000" w:sz="4"/>
+            </w:tcBorders>
+            <w:shd w:fill="E8E8E8" w:color="auto" w:val="clear"/>
+            <w:tcMar>
+              <w:top w:type="dxa" w:w="40"/>
+              <w:left w:type="dxa" w:w="80"/>
+              <w:bottom w:type="dxa" w:w="40"/>
+              <w:right w:type="dxa" w:w="80"/>
+            </w:tcMar>
+            <w:vAlign w:val="center"/>
+          </w:tcPr>
+          <w:p>
+            <w:pPr>
+              <w:jc w:val="center"/>
+            </w:pPr>
+            <w:r>
+              <w:rPr>
+                <w:rFonts w:ascii="Times New Roman" w:cs="Times New Roman" w:eastAsia="Times New Roman" w:hAnsi="Times New Roman"/>
+                <w:b/>
+                <w:bCs/>
+                <w:sz w:val="19"/>
+                <w:szCs w:val="19"/>
+              </w:rPr>
+              <w:t xml:space="preserve">Sync. machine</w:t>
+            </w:r>
+          </w:p>
+        </w:tc>
+        <w:tc>
+          <w:tcPr>
+            <w:tcW w:type="dxa" w:w="1250"/>
+            <w:tcBorders>
+              <w:top w:val="single" w:color="000000" w:sz="4"/>
+              <w:left w:val="single" w:color="000000" w:sz="4"/>
+              <w:bottom w:val="single" w:color="000000" w:sz="4"/>
+              <w:right w:val="single" w:color="000000" w:sz="4"/>
+            </w:tcBorders>
+            <w:shd w:fill="E8E8E8" w:color="auto" w:val="clear"/>
+            <w:tcMar>
+              <w:top w:type="dxa" w:w="40"/>
+              <w:left w:type="dxa" w:w="80"/>
+              <w:bottom w:type="dxa" w:w="40"/>
+              <w:right w:type="dxa" w:w="80"/>
+            </w:tcMar>
+            <w:vAlign w:val="center"/>
+          </w:tcPr>
+          <w:p>
+            <w:pPr>
+              <w:jc w:val="center"/>
+            </w:pPr>
+            <w:r>
+              <w:rPr>
+                <w:rFonts w:ascii="Times New Roman" w:cs="Times New Roman" w:eastAsia="Times New Roman" w:hAnsi="Times New Roman"/>
+                <w:b/>
+                <w:bCs/>
+                <w:sz w:val="19"/>
+                <w:szCs w:val="19"/>
+              </w:rPr>
+              <w:t xml:space="preserve">Tool / validation</w:t>
+            </w:r>
+          </w:p>
+        </w:tc>
+        <w:tc>
+          <w:tcPr>
+            <w:tcW w:type="dxa" w:w="1250"/>
+            <w:tcBorders>
+              <w:top w:val="single" w:color="000000" w:sz="4"/>
+              <w:left w:val="single" w:color="000000" w:sz="4"/>
+              <w:bottom w:val="single" w:color="000000" w:sz="4"/>
+              <w:right w:val="single" w:color="000000" w:sz="4"/>
+            </w:tcBorders>
+            <w:shd w:fill="E8E8E8" w:color="auto" w:val="clear"/>
+            <w:tcMar>
+              <w:top w:type="dxa" w:w="40"/>
+              <w:left w:type="dxa" w:w="80"/>
+              <w:bottom w:type="dxa" w:w="40"/>
+              <w:right w:type="dxa" w:w="80"/>
+            </w:tcMar>
+            <w:vAlign w:val="center"/>
+          </w:tcPr>
+          <w:p>
+            <w:pPr>
+              <w:jc w:val="center"/>
+            </w:pPr>
+            <w:r>
+              <w:rPr>
+                <w:rFonts w:ascii="Times New Roman" w:cs="Times New Roman" w:eastAsia="Times New Roman" w:hAnsi="Times New Roman"/>
+                <w:b/>
+                <w:bCs/>
+                <w:sz w:val="19"/>
+                <w:szCs w:val="19"/>
+              </w:rPr>
+              <w:t xml:space="preserve">Baseline</w:t>
+            </w:r>
+          </w:p>
+        </w:tc>
+        <w:tc>
+          <w:tcPr>
+            <w:tcW w:type="dxa" w:w="1906"/>
+            <w:tcBorders>
+              <w:top w:val="single" w:color="000000" w:sz="4"/>
+              <w:left w:val="single" w:color="000000" w:sz="4"/>
+              <w:bottom w:val="single" w:color="000000" w:sz="4"/>
+              <w:right w:val="single" w:color="000000" w:sz="4"/>
+            </w:tcBorders>
+            <w:shd w:fill="E8E8E8" w:color="auto" w:val="clear"/>
+            <w:tcMar>
+              <w:top w:type="dxa" w:w="40"/>
+              <w:left w:type="dxa" w:w="80"/>
+              <w:bottom w:type="dxa" w:w="40"/>
+              <w:right w:type="dxa" w:w="80"/>
+            </w:tcMar>
+            <w:vAlign w:val="center"/>
+          </w:tcPr>
+          <w:p>
+            <w:pPr>
+              <w:jc w:val="center"/>
+            </w:pPr>
+            <w:r>
+              <w:rPr>
+                <w:rFonts w:ascii="Times New Roman" w:cs="Times New Roman" w:eastAsia="Times New Roman" w:hAnsi="Times New Roman"/>
+                <w:b/>
+                <w:bCs/>
+                <w:sz w:val="19"/>
+                <w:szCs w:val="19"/>
+              </w:rPr>
+              <w:t xml:space="preserve">Reported result (source)</w:t>
+            </w:r>
+          </w:p>
+        </w:tc>
+      </w:tr>
+      <w:tr>
+        <w:trPr>
+          <w:cantSplit/>
+          <w:tblHeader w:val="false"/>
+        </w:trPr>
+        <w:tc>
+          <w:tcPr>
+            <w:tcW w:type="dxa" w:w="1350"/>
+            <w:tcBorders>
+              <w:top w:val="single" w:color="000000" w:sz="4"/>
+              <w:left w:val="single" w:color="000000" w:sz="4"/>
+              <w:bottom w:val="single" w:color="000000" w:sz="4"/>
+              <w:right w:val="single" w:color="000000" w:sz="4"/>
+            </w:tcBorders>
+            <w:shd w:fill="FFFF00" w:color="auto" w:val="clear"/>
+            <w:tcMar>
+              <w:top w:type="dxa" w:w="40"/>
+              <w:left w:type="dxa" w:w="80"/>
+              <w:bottom w:type="dxa" w:w="40"/>
+              <w:right w:type="dxa" w:w="80"/>
+            </w:tcMar>
+            <w:vAlign w:val="center"/>
+          </w:tcPr>
+          <w:p>
+            <w:pPr>
+              <w:jc w:val="left"/>
+            </w:pPr>
+            <w:r>
+              <w:rPr>
+                <w:rFonts w:ascii="Times New Roman" w:cs="Times New Roman" w:eastAsia="Times New Roman" w:hAnsi="Times New Roman"/>
+                <w:b w:val="false"/>
+                <w:bCs w:val="false"/>
+                <w:sz w:val="19"/>
+                <w:szCs w:val="19"/>
+              </w:rPr>
+              <w:t xml:space="preserve">Alipoor et al. (2015)</w:t>
+            </w:r>
+          </w:p>
+        </w:tc>
+        <w:tc>
+          <w:tcPr>
+            <w:tcW w:type="dxa" w:w="1700"/>
+            <w:tcBorders>
+              <w:top w:val="single" w:color="000000" w:sz="4"/>
+              <w:left w:val="single" w:color="000000" w:sz="4"/>
+              <w:bottom w:val="single" w:color="000000" w:sz="4"/>
+              <w:right w:val="single" w:color="000000" w:sz="4"/>
+            </w:tcBorders>
+            <w:shd w:fill="FFFF00" w:color="auto" w:val="clear"/>
+            <w:tcMar>
+              <w:top w:type="dxa" w:w="40"/>
+              <w:left w:type="dxa" w:w="80"/>
+              <w:bottom w:type="dxa" w:w="40"/>
+              <w:right w:type="dxa" w:w="80"/>
+            </w:tcMar>
+            <w:vAlign w:val="center"/>
+          </w:tcPr>
+          <w:p>
+            <w:pPr>
+              <w:jc w:val="center"/>
+            </w:pPr>
+            <w:r>
+              <w:rPr>
+                <w:rFonts w:ascii="Times New Roman" w:cs="Times New Roman" w:eastAsia="Times New Roman" w:hAnsi="Times New Roman"/>
+                <w:b w:val="false"/>
+                <w:bCs w:val="false"/>
+                <w:sz w:val="19"/>
+                <w:szCs w:val="19"/>
+              </w:rPr>
+              <w:t xml:space="preserve">50 kW VSG (simulation); laboratory inverter</w:t>
+            </w:r>
+          </w:p>
+        </w:tc>
+        <w:tc>
+          <w:tcPr>
+            <w:tcW w:type="dxa" w:w="850"/>
+            <w:tcBorders>
+              <w:top w:val="single" w:color="000000" w:sz="4"/>
+              <w:left w:val="single" w:color="000000" w:sz="4"/>
+              <w:bottom w:val="single" w:color="000000" w:sz="4"/>
+              <w:right w:val="single" w:color="000000" w:sz="4"/>
+            </w:tcBorders>
+            <w:shd w:fill="FFFF00" w:color="auto" w:val="clear"/>
+            <w:tcMar>
+              <w:top w:type="dxa" w:w="40"/>
+              <w:left w:type="dxa" w:w="80"/>
+              <w:bottom w:type="dxa" w:w="40"/>
+              <w:right w:type="dxa" w:w="80"/>
+            </w:tcMar>
+            <w:vAlign w:val="center"/>
+          </w:tcPr>
+          <w:p>
+            <w:pPr>
+              <w:jc w:val="center"/>
+            </w:pPr>
+            <w:r>
+              <w:rPr>
+                <w:rFonts w:ascii="Times New Roman" w:cs="Times New Roman" w:eastAsia="Times New Roman" w:hAnsi="Times New Roman"/>
+                <w:b w:val="false"/>
+                <w:bCs w:val="false"/>
+                <w:sz w:val="19"/>
+                <w:szCs w:val="19"/>
+              </w:rPr>
+              <w:t xml:space="preserve">in one case</w:t>
+            </w:r>
+          </w:p>
+        </w:tc>
+        <w:tc>
+          <w:tcPr>
+            <w:tcW w:type="dxa" w:w="1250"/>
+            <w:tcBorders>
+              <w:top w:val="single" w:color="000000" w:sz="4"/>
+              <w:left w:val="single" w:color="000000" w:sz="4"/>
+              <w:bottom w:val="single" w:color="000000" w:sz="4"/>
+              <w:right w:val="single" w:color="000000" w:sz="4"/>
+            </w:tcBorders>
+            <w:shd w:fill="FFFF00" w:color="auto" w:val="clear"/>
+            <w:tcMar>
+              <w:top w:type="dxa" w:w="40"/>
+              <w:left w:type="dxa" w:w="80"/>
+              <w:bottom w:type="dxa" w:w="40"/>
+              <w:right w:type="dxa" w:w="80"/>
+            </w:tcMar>
+            <w:vAlign w:val="center"/>
+          </w:tcPr>
+          <w:p>
+            <w:pPr>
+              <w:jc w:val="center"/>
+            </w:pPr>
+            <w:r>
+              <w:rPr>
+                <w:rFonts w:ascii="Times New Roman" w:cs="Times New Roman" w:eastAsia="Times New Roman" w:hAnsi="Times New Roman"/>
+                <w:b w:val="false"/>
+                <w:bCs w:val="false"/>
+                <w:sz w:val="19"/>
+                <w:szCs w:val="19"/>
+              </w:rPr>
+              <w:t xml:space="preserve">Simulation + lab inverter</w:t>
+            </w:r>
+          </w:p>
+        </w:tc>
+        <w:tc>
+          <w:tcPr>
+            <w:tcW w:type="dxa" w:w="1250"/>
+            <w:tcBorders>
+              <w:top w:val="single" w:color="000000" w:sz="4"/>
+              <w:left w:val="single" w:color="000000" w:sz="4"/>
+              <w:bottom w:val="single" w:color="000000" w:sz="4"/>
+              <w:right w:val="single" w:color="000000" w:sz="4"/>
+            </w:tcBorders>
+            <w:shd w:fill="FFFF00" w:color="auto" w:val="clear"/>
+            <w:tcMar>
+              <w:top w:type="dxa" w:w="40"/>
+              <w:left w:type="dxa" w:w="80"/>
+              <w:bottom w:type="dxa" w:w="40"/>
+              <w:right w:type="dxa" w:w="80"/>
+            </w:tcMar>
+            <w:vAlign w:val="center"/>
+          </w:tcPr>
+          <w:p>
+            <w:pPr>
+              <w:jc w:val="center"/>
+            </w:pPr>
+            <w:r>
+              <w:rPr>
+                <w:rFonts w:ascii="Times New Roman" w:cs="Times New Roman" w:eastAsia="Times New Roman" w:hAnsi="Times New Roman"/>
+                <w:b w:val="false"/>
+                <w:bCs w:val="false"/>
+                <w:sz w:val="19"/>
+                <w:szCs w:val="19"/>
+              </w:rPr>
+              <w:t xml:space="preserve">Fixed J</w:t>
+            </w:r>
+          </w:p>
+        </w:tc>
+        <w:tc>
+          <w:tcPr>
+            <w:tcW w:type="dxa" w:w="1906"/>
+            <w:tcBorders>
+              <w:top w:val="single" w:color="000000" w:sz="4"/>
+              <w:left w:val="single" w:color="000000" w:sz="4"/>
+              <w:bottom w:val="single" w:color="000000" w:sz="4"/>
+              <w:right w:val="single" w:color="000000" w:sz="4"/>
+            </w:tcBorders>
+            <w:shd w:fill="FFFF00" w:color="auto" w:val="clear"/>
+            <w:tcMar>
+              <w:top w:type="dxa" w:w="40"/>
+              <w:left w:type="dxa" w:w="80"/>
+              <w:bottom w:type="dxa" w:w="40"/>
+              <w:right w:type="dxa" w:w="80"/>
+            </w:tcMar>
+            <w:vAlign w:val="center"/>
+          </w:tcPr>
+          <w:p>
+            <w:pPr>
+              <w:jc w:val="center"/>
+            </w:pPr>
+            <w:r>
+              <w:rPr>
+                <w:rFonts w:ascii="Times New Roman" w:cs="Times New Roman" w:eastAsia="Times New Roman" w:hAnsi="Times New Roman"/>
+                <w:b w:val="false"/>
+                <w:bCs w:val="false"/>
+                <w:sz w:val="19"/>
+                <w:szCs w:val="19"/>
+              </w:rPr>
+              <w:t xml:space="preserve">Fixed J tripped after a 3.6 kW step; alternating J followed a 4.5 kW step (Figs. 19–21)</w:t>
+            </w:r>
+          </w:p>
+        </w:tc>
+      </w:tr>
+      <w:tr>
+        <w:trPr>
+          <w:cantSplit/>
+          <w:tblHeader w:val="false"/>
+        </w:trPr>
+        <w:tc>
+          <w:tcPr>
+            <w:tcW w:type="dxa" w:w="1350"/>
+            <w:tcBorders>
+              <w:top w:val="single" w:color="000000" w:sz="4"/>
+              <w:left w:val="single" w:color="000000" w:sz="4"/>
+              <w:bottom w:val="single" w:color="000000" w:sz="4"/>
+              <w:right w:val="single" w:color="000000" w:sz="4"/>
+            </w:tcBorders>
+            <w:shd w:fill="FFFF00" w:color="auto" w:val="clear"/>
+            <w:tcMar>
+              <w:top w:type="dxa" w:w="40"/>
+              <w:left w:type="dxa" w:w="80"/>
+              <w:bottom w:type="dxa" w:w="40"/>
+              <w:right w:type="dxa" w:w="80"/>
+            </w:tcMar>
+            <w:vAlign w:val="center"/>
+          </w:tcPr>
+          <w:p>
+            <w:pPr>
+              <w:jc w:val="left"/>
+            </w:pPr>
+            <w:r>
+              <w:rPr>
+                <w:rFonts w:ascii="Times New Roman" w:cs="Times New Roman" w:eastAsia="Times New Roman" w:hAnsi="Times New Roman"/>
+                <w:b w:val="false"/>
+                <w:bCs w:val="false"/>
+                <w:sz w:val="19"/>
+                <w:szCs w:val="19"/>
+              </w:rPr>
+              <w:t xml:space="preserve">Li et al. (2017)</w:t>
+            </w:r>
+          </w:p>
+        </w:tc>
+        <w:tc>
+          <w:tcPr>
+            <w:tcW w:type="dxa" w:w="1700"/>
+            <w:tcBorders>
+              <w:top w:val="single" w:color="000000" w:sz="4"/>
+              <w:left w:val="single" w:color="000000" w:sz="4"/>
+              <w:bottom w:val="single" w:color="000000" w:sz="4"/>
+              <w:right w:val="single" w:color="000000" w:sz="4"/>
+            </w:tcBorders>
+            <w:shd w:fill="FFFF00" w:color="auto" w:val="clear"/>
+            <w:tcMar>
+              <w:top w:type="dxa" w:w="40"/>
+              <w:left w:type="dxa" w:w="80"/>
+              <w:bottom w:type="dxa" w:w="40"/>
+              <w:right w:type="dxa" w:w="80"/>
+            </w:tcMar>
+            <w:vAlign w:val="center"/>
+          </w:tcPr>
+          <w:p>
+            <w:pPr>
+              <w:jc w:val="center"/>
+            </w:pPr>
+            <w:r>
+              <w:rPr>
+                <w:rFonts w:ascii="Times New Roman" w:cs="Times New Roman" w:eastAsia="Times New Roman" w:hAnsi="Times New Roman"/>
+                <w:b w:val="false"/>
+                <w:bCs w:val="false"/>
+                <w:sz w:val="19"/>
+                <w:szCs w:val="19"/>
+              </w:rPr>
+              <w:t xml:space="preserve">Single VSG, 50 kW load shedding</w:t>
+            </w:r>
+          </w:p>
+        </w:tc>
+        <w:tc>
+          <w:tcPr>
+            <w:tcW w:type="dxa" w:w="850"/>
+            <w:tcBorders>
+              <w:top w:val="single" w:color="000000" w:sz="4"/>
+              <w:left w:val="single" w:color="000000" w:sz="4"/>
+              <w:bottom w:val="single" w:color="000000" w:sz="4"/>
+              <w:right w:val="single" w:color="000000" w:sz="4"/>
+            </w:tcBorders>
+            <w:shd w:fill="FFFF00" w:color="auto" w:val="clear"/>
+            <w:tcMar>
+              <w:top w:type="dxa" w:w="40"/>
+              <w:left w:type="dxa" w:w="80"/>
+              <w:bottom w:type="dxa" w:w="40"/>
+              <w:right w:type="dxa" w:w="80"/>
+            </w:tcMar>
+            <w:vAlign w:val="center"/>
+          </w:tcPr>
+          <w:p>
+            <w:pPr>
+              <w:jc w:val="center"/>
+            </w:pPr>
+            <w:r>
+              <w:rPr>
+                <w:rFonts w:ascii="Times New Roman" w:cs="Times New Roman" w:eastAsia="Times New Roman" w:hAnsi="Times New Roman"/>
+                <w:b w:val="false"/>
+                <w:bCs w:val="false"/>
+                <w:sz w:val="19"/>
+                <w:szCs w:val="19"/>
+              </w:rPr>
+              <w:t xml:space="preserve">no</w:t>
+            </w:r>
+          </w:p>
+        </w:tc>
+        <w:tc>
+          <w:tcPr>
+            <w:tcW w:type="dxa" w:w="1250"/>
+            <w:tcBorders>
+              <w:top w:val="single" w:color="000000" w:sz="4"/>
+              <w:left w:val="single" w:color="000000" w:sz="4"/>
+              <w:bottom w:val="single" w:color="000000" w:sz="4"/>
+              <w:right w:val="single" w:color="000000" w:sz="4"/>
+            </w:tcBorders>
+            <w:shd w:fill="FFFF00" w:color="auto" w:val="clear"/>
+            <w:tcMar>
+              <w:top w:type="dxa" w:w="40"/>
+              <w:left w:type="dxa" w:w="80"/>
+              <w:bottom w:type="dxa" w:w="40"/>
+              <w:right w:type="dxa" w:w="80"/>
+            </w:tcMar>
+            <w:vAlign w:val="center"/>
+          </w:tcPr>
+          <w:p>
+            <w:pPr>
+              <w:jc w:val="center"/>
+            </w:pPr>
+            <w:r>
+              <w:rPr>
+                <w:rFonts w:ascii="Times New Roman" w:cs="Times New Roman" w:eastAsia="Times New Roman" w:hAnsi="Times New Roman"/>
+                <w:b w:val="false"/>
+                <w:bCs w:val="false"/>
+                <w:sz w:val="19"/>
+                <w:szCs w:val="19"/>
+              </w:rPr>
+              <w:t xml:space="preserve">Simulink</w:t>
+            </w:r>
+          </w:p>
+        </w:tc>
+        <w:tc>
+          <w:tcPr>
+            <w:tcW w:type="dxa" w:w="1250"/>
+            <w:tcBorders>
+              <w:top w:val="single" w:color="000000" w:sz="4"/>
+              <w:left w:val="single" w:color="000000" w:sz="4"/>
+              <w:bottom w:val="single" w:color="000000" w:sz="4"/>
+              <w:right w:val="single" w:color="000000" w:sz="4"/>
+            </w:tcBorders>
+            <w:shd w:fill="FFFF00" w:color="auto" w:val="clear"/>
+            <w:tcMar>
+              <w:top w:type="dxa" w:w="40"/>
+              <w:left w:type="dxa" w:w="80"/>
+              <w:bottom w:type="dxa" w:w="40"/>
+              <w:right w:type="dxa" w:w="80"/>
+            </w:tcMar>
+            <w:vAlign w:val="center"/>
+          </w:tcPr>
+          <w:p>
+            <w:pPr>
+              <w:jc w:val="center"/>
+            </w:pPr>
+            <w:r>
+              <w:rPr>
+                <w:rFonts w:ascii="Times New Roman" w:cs="Times New Roman" w:eastAsia="Times New Roman" w:hAnsi="Times New Roman"/>
+                <w:b w:val="false"/>
+                <w:bCs w:val="false"/>
+                <w:sz w:val="19"/>
+                <w:szCs w:val="19"/>
+              </w:rPr>
+              <w:t xml:space="preserve">Constant parameters</w:t>
+            </w:r>
+          </w:p>
+        </w:tc>
+        <w:tc>
+          <w:tcPr>
+            <w:tcW w:type="dxa" w:w="1906"/>
+            <w:tcBorders>
+              <w:top w:val="single" w:color="000000" w:sz="4"/>
+              <w:left w:val="single" w:color="000000" w:sz="4"/>
+              <w:bottom w:val="single" w:color="000000" w:sz="4"/>
+              <w:right w:val="single" w:color="000000" w:sz="4"/>
+            </w:tcBorders>
+            <w:shd w:fill="FFFF00" w:color="auto" w:val="clear"/>
+            <w:tcMar>
+              <w:top w:type="dxa" w:w="40"/>
+              <w:left w:type="dxa" w:w="80"/>
+              <w:bottom w:type="dxa" w:w="40"/>
+              <w:right w:type="dxa" w:w="80"/>
+            </w:tcMar>
+            <w:vAlign w:val="center"/>
+          </w:tcPr>
+          <w:p>
+            <w:pPr>
+              <w:jc w:val="center"/>
+            </w:pPr>
+            <w:r>
+              <w:rPr>
+                <w:rFonts w:ascii="Times New Roman" w:cs="Times New Roman" w:eastAsia="Times New Roman" w:hAnsi="Times New Roman"/>
+                <w:b w:val="false"/>
+                <w:bCs w:val="false"/>
+                <w:sz w:val="19"/>
+                <w:szCs w:val="19"/>
+              </w:rPr>
+              <w:t xml:space="preserve">Δf 0.75 → 0.45 Hz; settling ≈ 0.2 s (Fig. 2)</w:t>
+            </w:r>
+          </w:p>
+        </w:tc>
+      </w:tr>
+      <w:tr>
+        <w:trPr>
+          <w:cantSplit/>
+          <w:tblHeader w:val="false"/>
+        </w:trPr>
+        <w:tc>
+          <w:tcPr>
+            <w:tcW w:type="dxa" w:w="1350"/>
+            <w:tcBorders>
+              <w:top w:val="single" w:color="000000" w:sz="4"/>
+              <w:left w:val="single" w:color="000000" w:sz="4"/>
+              <w:bottom w:val="single" w:color="000000" w:sz="4"/>
+              <w:right w:val="single" w:color="000000" w:sz="4"/>
+            </w:tcBorders>
+            <w:shd w:fill="FFFF00" w:color="auto" w:val="clear"/>
+            <w:tcMar>
+              <w:top w:type="dxa" w:w="40"/>
+              <w:left w:type="dxa" w:w="80"/>
+              <w:bottom w:type="dxa" w:w="40"/>
+              <w:right w:type="dxa" w:w="80"/>
+            </w:tcMar>
+            <w:vAlign w:val="center"/>
+          </w:tcPr>
+          <w:p>
+            <w:pPr>
+              <w:jc w:val="left"/>
+            </w:pPr>
+            <w:r>
+              <w:rPr>
+                <w:rFonts w:ascii="Times New Roman" w:cs="Times New Roman" w:eastAsia="Times New Roman" w:hAnsi="Times New Roman"/>
+                <w:b w:val="false"/>
+                <w:bCs w:val="false"/>
+                <w:sz w:val="19"/>
+                <w:szCs w:val="19"/>
+              </w:rPr>
+              <w:t xml:space="preserve">Han et al. (2023)</w:t>
+            </w:r>
+          </w:p>
+        </w:tc>
+        <w:tc>
+          <w:tcPr>
+            <w:tcW w:type="dxa" w:w="1700"/>
+            <w:tcBorders>
+              <w:top w:val="single" w:color="000000" w:sz="4"/>
+              <w:left w:val="single" w:color="000000" w:sz="4"/>
+              <w:bottom w:val="single" w:color="000000" w:sz="4"/>
+              <w:right w:val="single" w:color="000000" w:sz="4"/>
+            </w:tcBorders>
+            <w:shd w:fill="FFFF00" w:color="auto" w:val="clear"/>
+            <w:tcMar>
+              <w:top w:type="dxa" w:w="40"/>
+              <w:left w:type="dxa" w:w="80"/>
+              <w:bottom w:type="dxa" w:w="40"/>
+              <w:right w:type="dxa" w:w="80"/>
+            </w:tcMar>
+            <w:vAlign w:val="center"/>
+          </w:tcPr>
+          <w:p>
+            <w:pPr>
+              <w:jc w:val="center"/>
+            </w:pPr>
+            <w:r>
+              <w:rPr>
+                <w:rFonts w:ascii="Times New Roman" w:cs="Times New Roman" w:eastAsia="Times New Roman" w:hAnsi="Times New Roman"/>
+                <w:b w:val="false"/>
+                <w:bCs w:val="false"/>
+                <w:sz w:val="19"/>
+                <w:szCs w:val="19"/>
+              </w:rPr>
+              <w:t xml:space="preserve">PV–storage microgrid, 60 kW; 20–60 kW load steps</w:t>
+            </w:r>
+          </w:p>
+        </w:tc>
+        <w:tc>
+          <w:tcPr>
+            <w:tcW w:type="dxa" w:w="850"/>
+            <w:tcBorders>
+              <w:top w:val="single" w:color="000000" w:sz="4"/>
+              <w:left w:val="single" w:color="000000" w:sz="4"/>
+              <w:bottom w:val="single" w:color="000000" w:sz="4"/>
+              <w:right w:val="single" w:color="000000" w:sz="4"/>
+            </w:tcBorders>
+            <w:shd w:fill="FFFF00" w:color="auto" w:val="clear"/>
+            <w:tcMar>
+              <w:top w:type="dxa" w:w="40"/>
+              <w:left w:type="dxa" w:w="80"/>
+              <w:bottom w:type="dxa" w:w="40"/>
+              <w:right w:type="dxa" w:w="80"/>
+            </w:tcMar>
+            <w:vAlign w:val="center"/>
+          </w:tcPr>
+          <w:p>
+            <w:pPr>
+              <w:jc w:val="center"/>
+            </w:pPr>
+            <w:r>
+              <w:rPr>
+                <w:rFonts w:ascii="Times New Roman" w:cs="Times New Roman" w:eastAsia="Times New Roman" w:hAnsi="Times New Roman"/>
+                <w:b w:val="false"/>
+                <w:bCs w:val="false"/>
+                <w:sz w:val="19"/>
+                <w:szCs w:val="19"/>
+              </w:rPr>
+              <w:t xml:space="preserve">no</w:t>
+            </w:r>
+          </w:p>
+        </w:tc>
+        <w:tc>
+          <w:tcPr>
+            <w:tcW w:type="dxa" w:w="1250"/>
+            <w:tcBorders>
+              <w:top w:val="single" w:color="000000" w:sz="4"/>
+              <w:left w:val="single" w:color="000000" w:sz="4"/>
+              <w:bottom w:val="single" w:color="000000" w:sz="4"/>
+              <w:right w:val="single" w:color="000000" w:sz="4"/>
+            </w:tcBorders>
+            <w:shd w:fill="FFFF00" w:color="auto" w:val="clear"/>
+            <w:tcMar>
+              <w:top w:type="dxa" w:w="40"/>
+              <w:left w:type="dxa" w:w="80"/>
+              <w:bottom w:type="dxa" w:w="40"/>
+              <w:right w:type="dxa" w:w="80"/>
+            </w:tcMar>
+            <w:vAlign w:val="center"/>
+          </w:tcPr>
+          <w:p>
+            <w:pPr>
+              <w:jc w:val="center"/>
+            </w:pPr>
+            <w:r>
+              <w:rPr>
+                <w:rFonts w:ascii="Times New Roman" w:cs="Times New Roman" w:eastAsia="Times New Roman" w:hAnsi="Times New Roman"/>
+                <w:b w:val="false"/>
+                <w:bCs w:val="false"/>
+                <w:sz w:val="19"/>
+                <w:szCs w:val="19"/>
+              </w:rPr>
+              <w:t xml:space="preserve">PLECS + HIL</w:t>
+            </w:r>
+          </w:p>
+        </w:tc>
+        <w:tc>
+          <w:tcPr>
+            <w:tcW w:type="dxa" w:w="1250"/>
+            <w:tcBorders>
+              <w:top w:val="single" w:color="000000" w:sz="4"/>
+              <w:left w:val="single" w:color="000000" w:sz="4"/>
+              <w:bottom w:val="single" w:color="000000" w:sz="4"/>
+              <w:right w:val="single" w:color="000000" w:sz="4"/>
+            </w:tcBorders>
+            <w:shd w:fill="FFFF00" w:color="auto" w:val="clear"/>
+            <w:tcMar>
+              <w:top w:type="dxa" w:w="40"/>
+              <w:left w:type="dxa" w:w="80"/>
+              <w:bottom w:type="dxa" w:w="40"/>
+              <w:right w:type="dxa" w:w="80"/>
+            </w:tcMar>
+            <w:vAlign w:val="center"/>
+          </w:tcPr>
+          <w:p>
+            <w:pPr>
+              <w:jc w:val="center"/>
+            </w:pPr>
+            <w:r>
+              <w:rPr>
+                <w:rFonts w:ascii="Times New Roman" w:cs="Times New Roman" w:eastAsia="Times New Roman" w:hAnsi="Times New Roman"/>
+                <w:b w:val="false"/>
+                <w:bCs w:val="false"/>
+                <w:sz w:val="19"/>
+                <w:szCs w:val="19"/>
+              </w:rPr>
+              <w:t xml:space="preserve">Constant inertia</w:t>
+            </w:r>
+          </w:p>
+        </w:tc>
+        <w:tc>
+          <w:tcPr>
+            <w:tcW w:type="dxa" w:w="1906"/>
+            <w:tcBorders>
+              <w:top w:val="single" w:color="000000" w:sz="4"/>
+              <w:left w:val="single" w:color="000000" w:sz="4"/>
+              <w:bottom w:val="single" w:color="000000" w:sz="4"/>
+              <w:right w:val="single" w:color="000000" w:sz="4"/>
+            </w:tcBorders>
+            <w:shd w:fill="FFFF00" w:color="auto" w:val="clear"/>
+            <w:tcMar>
+              <w:top w:type="dxa" w:w="40"/>
+              <w:left w:type="dxa" w:w="80"/>
+              <w:bottom w:type="dxa" w:w="40"/>
+              <w:right w:type="dxa" w:w="80"/>
+            </w:tcMar>
+            <w:vAlign w:val="center"/>
+          </w:tcPr>
+          <w:p>
+            <w:pPr>
+              <w:jc w:val="center"/>
+            </w:pPr>
+            <w:r>
+              <w:rPr>
+                <w:rFonts w:ascii="Times New Roman" w:cs="Times New Roman" w:eastAsia="Times New Roman" w:hAnsi="Times New Roman"/>
+                <w:b w:val="false"/>
+                <w:bCs w:val="false"/>
+                <w:sz w:val="19"/>
+                <w:szCs w:val="19"/>
+              </w:rPr>
+              <w:t xml:space="preserve">Frequency dip −54.67 % at 40 kW (Table 3)</w:t>
+            </w:r>
+          </w:p>
+        </w:tc>
+      </w:tr>
+      <w:tr>
+        <w:trPr>
+          <w:cantSplit/>
+          <w:tblHeader w:val="false"/>
+        </w:trPr>
+        <w:tc>
+          <w:tcPr>
+            <w:tcW w:type="dxa" w:w="1350"/>
+            <w:tcBorders>
+              <w:top w:val="single" w:color="000000" w:sz="4"/>
+              <w:left w:val="single" w:color="000000" w:sz="4"/>
+              <w:bottom w:val="single" w:color="000000" w:sz="4"/>
+              <w:right w:val="single" w:color="000000" w:sz="4"/>
+            </w:tcBorders>
+            <w:shd w:fill="FFFF00" w:color="auto" w:val="clear"/>
+            <w:tcMar>
+              <w:top w:type="dxa" w:w="40"/>
+              <w:left w:type="dxa" w:w="80"/>
+              <w:bottom w:type="dxa" w:w="40"/>
+              <w:right w:type="dxa" w:w="80"/>
+            </w:tcMar>
+            <w:vAlign w:val="center"/>
+          </w:tcPr>
+          <w:p>
+            <w:pPr>
+              <w:jc w:val="left"/>
+            </w:pPr>
+            <w:r>
+              <w:rPr>
+                <w:rFonts w:ascii="Times New Roman" w:cs="Times New Roman" w:eastAsia="Times New Roman" w:hAnsi="Times New Roman"/>
+                <w:b w:val="false"/>
+                <w:bCs w:val="false"/>
+                <w:sz w:val="19"/>
+                <w:szCs w:val="19"/>
+              </w:rPr>
+              <w:t xml:space="preserve">Shi et al. (2024)</w:t>
+            </w:r>
+          </w:p>
+        </w:tc>
+        <w:tc>
+          <w:tcPr>
+            <w:tcW w:type="dxa" w:w="1700"/>
+            <w:tcBorders>
+              <w:top w:val="single" w:color="000000" w:sz="4"/>
+              <w:left w:val="single" w:color="000000" w:sz="4"/>
+              <w:bottom w:val="single" w:color="000000" w:sz="4"/>
+              <w:right w:val="single" w:color="000000" w:sz="4"/>
+            </w:tcBorders>
+            <w:shd w:fill="FFFF00" w:color="auto" w:val="clear"/>
+            <w:tcMar>
+              <w:top w:type="dxa" w:w="40"/>
+              <w:left w:type="dxa" w:w="80"/>
+              <w:bottom w:type="dxa" w:w="40"/>
+              <w:right w:type="dxa" w:w="80"/>
+            </w:tcMar>
+            <w:vAlign w:val="center"/>
+          </w:tcPr>
+          <w:p>
+            <w:pPr>
+              <w:jc w:val="center"/>
+            </w:pPr>
+            <w:r>
+              <w:rPr>
+                <w:rFonts w:ascii="Times New Roman" w:cs="Times New Roman" w:eastAsia="Times New Roman" w:hAnsi="Times New Roman"/>
+                <w:b w:val="false"/>
+                <w:bCs w:val="false"/>
+                <w:sz w:val="19"/>
+                <w:szCs w:val="19"/>
+              </w:rPr>
+              <w:t xml:space="preserve">Grid-connected VSG, 15 kW step</w:t>
+            </w:r>
+          </w:p>
+        </w:tc>
+        <w:tc>
+          <w:tcPr>
+            <w:tcW w:type="dxa" w:w="850"/>
+            <w:tcBorders>
+              <w:top w:val="single" w:color="000000" w:sz="4"/>
+              <w:left w:val="single" w:color="000000" w:sz="4"/>
+              <w:bottom w:val="single" w:color="000000" w:sz="4"/>
+              <w:right w:val="single" w:color="000000" w:sz="4"/>
+            </w:tcBorders>
+            <w:shd w:fill="FFFF00" w:color="auto" w:val="clear"/>
+            <w:tcMar>
+              <w:top w:type="dxa" w:w="40"/>
+              <w:left w:type="dxa" w:w="80"/>
+              <w:bottom w:type="dxa" w:w="40"/>
+              <w:right w:type="dxa" w:w="80"/>
+            </w:tcMar>
+            <w:vAlign w:val="center"/>
+          </w:tcPr>
+          <w:p>
+            <w:pPr>
+              <w:jc w:val="center"/>
+            </w:pPr>
+            <w:r>
+              <w:rPr>
+                <w:rFonts w:ascii="Times New Roman" w:cs="Times New Roman" w:eastAsia="Times New Roman" w:hAnsi="Times New Roman"/>
+                <w:b w:val="false"/>
+                <w:bCs w:val="false"/>
+                <w:sz w:val="19"/>
+                <w:szCs w:val="19"/>
+              </w:rPr>
+              <w:t xml:space="preserve">no</w:t>
+            </w:r>
+          </w:p>
+        </w:tc>
+        <w:tc>
+          <w:tcPr>
+            <w:tcW w:type="dxa" w:w="1250"/>
+            <w:tcBorders>
+              <w:top w:val="single" w:color="000000" w:sz="4"/>
+              <w:left w:val="single" w:color="000000" w:sz="4"/>
+              <w:bottom w:val="single" w:color="000000" w:sz="4"/>
+              <w:right w:val="single" w:color="000000" w:sz="4"/>
+            </w:tcBorders>
+            <w:shd w:fill="FFFF00" w:color="auto" w:val="clear"/>
+            <w:tcMar>
+              <w:top w:type="dxa" w:w="40"/>
+              <w:left w:type="dxa" w:w="80"/>
+              <w:bottom w:type="dxa" w:w="40"/>
+              <w:right w:type="dxa" w:w="80"/>
+            </w:tcMar>
+            <w:vAlign w:val="center"/>
+          </w:tcPr>
+          <w:p>
+            <w:pPr>
+              <w:jc w:val="center"/>
+            </w:pPr>
+            <w:r>
+              <w:rPr>
+                <w:rFonts w:ascii="Times New Roman" w:cs="Times New Roman" w:eastAsia="Times New Roman" w:hAnsi="Times New Roman"/>
+                <w:b w:val="false"/>
+                <w:bCs w:val="false"/>
+                <w:sz w:val="19"/>
+                <w:szCs w:val="19"/>
+              </w:rPr>
+              <w:t xml:space="preserve">Simulink</w:t>
+            </w:r>
+          </w:p>
+        </w:tc>
+        <w:tc>
+          <w:tcPr>
+            <w:tcW w:type="dxa" w:w="1250"/>
+            <w:tcBorders>
+              <w:top w:val="single" w:color="000000" w:sz="4"/>
+              <w:left w:val="single" w:color="000000" w:sz="4"/>
+              <w:bottom w:val="single" w:color="000000" w:sz="4"/>
+              <w:right w:val="single" w:color="000000" w:sz="4"/>
+            </w:tcBorders>
+            <w:shd w:fill="FFFF00" w:color="auto" w:val="clear"/>
+            <w:tcMar>
+              <w:top w:type="dxa" w:w="40"/>
+              <w:left w:type="dxa" w:w="80"/>
+              <w:bottom w:type="dxa" w:w="40"/>
+              <w:right w:type="dxa" w:w="80"/>
+            </w:tcMar>
+            <w:vAlign w:val="center"/>
+          </w:tcPr>
+          <w:p>
+            <w:pPr>
+              <w:jc w:val="center"/>
+            </w:pPr>
+            <w:r>
+              <w:rPr>
+                <w:rFonts w:ascii="Times New Roman" w:cs="Times New Roman" w:eastAsia="Times New Roman" w:hAnsi="Times New Roman"/>
+                <w:b w:val="false"/>
+                <w:bCs w:val="false"/>
+                <w:sz w:val="19"/>
+                <w:szCs w:val="19"/>
+              </w:rPr>
+              <w:t xml:space="preserve">Fixed J and D</w:t>
+            </w:r>
+          </w:p>
+        </w:tc>
+        <w:tc>
+          <w:tcPr>
+            <w:tcW w:type="dxa" w:w="1906"/>
+            <w:tcBorders>
+              <w:top w:val="single" w:color="000000" w:sz="4"/>
+              <w:left w:val="single" w:color="000000" w:sz="4"/>
+              <w:bottom w:val="single" w:color="000000" w:sz="4"/>
+              <w:right w:val="single" w:color="000000" w:sz="4"/>
+            </w:tcBorders>
+            <w:shd w:fill="FFFF00" w:color="auto" w:val="clear"/>
+            <w:tcMar>
+              <w:top w:type="dxa" w:w="40"/>
+              <w:left w:type="dxa" w:w="80"/>
+              <w:bottom w:type="dxa" w:w="40"/>
+              <w:right w:type="dxa" w:w="80"/>
+            </w:tcMar>
+            <w:vAlign w:val="center"/>
+          </w:tcPr>
+          <w:p>
+            <w:pPr>
+              <w:jc w:val="center"/>
+            </w:pPr>
+            <w:r>
+              <w:rPr>
+                <w:rFonts w:ascii="Times New Roman" w:cs="Times New Roman" w:eastAsia="Times New Roman" w:hAnsi="Times New Roman"/>
+                <w:b w:val="false"/>
+                <w:bCs w:val="false"/>
+                <w:sz w:val="19"/>
+                <w:szCs w:val="19"/>
+              </w:rPr>
+              <w:t xml:space="preserve">Δf 0.5 → 0.2 Hz; overshoot 12.7 → 1.3 % (Sec. 5.2)</w:t>
+            </w:r>
+          </w:p>
+        </w:tc>
+      </w:tr>
+      <w:tr>
+        <w:trPr>
+          <w:cantSplit/>
+          <w:tblHeader w:val="false"/>
+        </w:trPr>
+        <w:tc>
+          <w:tcPr>
+            <w:tcW w:type="dxa" w:w="1350"/>
+            <w:tcBorders>
+              <w:top w:val="single" w:color="000000" w:sz="4"/>
+              <w:left w:val="single" w:color="000000" w:sz="4"/>
+              <w:bottom w:val="single" w:color="000000" w:sz="4"/>
+              <w:right w:val="single" w:color="000000" w:sz="4"/>
+            </w:tcBorders>
+            <w:shd w:fill="FFFF00" w:color="auto" w:val="clear"/>
+            <w:tcMar>
+              <w:top w:type="dxa" w:w="40"/>
+              <w:left w:type="dxa" w:w="80"/>
+              <w:bottom w:type="dxa" w:w="40"/>
+              <w:right w:type="dxa" w:w="80"/>
+            </w:tcMar>
+            <w:vAlign w:val="center"/>
+          </w:tcPr>
+          <w:p>
+            <w:pPr>
+              <w:jc w:val="left"/>
+            </w:pPr>
+            <w:r>
+              <w:rPr>
+                <w:rFonts w:ascii="Times New Roman" w:cs="Times New Roman" w:eastAsia="Times New Roman" w:hAnsi="Times New Roman"/>
+                <w:b w:val="false"/>
+                <w:bCs w:val="false"/>
+                <w:sz w:val="19"/>
+                <w:szCs w:val="19"/>
+              </w:rPr>
+              <w:t xml:space="preserve">Afifi et al. (2023)</w:t>
+            </w:r>
+          </w:p>
+        </w:tc>
+        <w:tc>
+          <w:tcPr>
+            <w:tcW w:type="dxa" w:w="1700"/>
+            <w:tcBorders>
+              <w:top w:val="single" w:color="000000" w:sz="4"/>
+              <w:left w:val="single" w:color="000000" w:sz="4"/>
+              <w:bottom w:val="single" w:color="000000" w:sz="4"/>
+              <w:right w:val="single" w:color="000000" w:sz="4"/>
+            </w:tcBorders>
+            <w:shd w:fill="FFFF00" w:color="auto" w:val="clear"/>
+            <w:tcMar>
+              <w:top w:type="dxa" w:w="40"/>
+              <w:left w:type="dxa" w:w="80"/>
+              <w:bottom w:type="dxa" w:w="40"/>
+              <w:right w:type="dxa" w:w="80"/>
+            </w:tcMar>
+            <w:vAlign w:val="center"/>
+          </w:tcPr>
+          <w:p>
+            <w:pPr>
+              <w:jc w:val="center"/>
+            </w:pPr>
+            <w:r>
+              <w:rPr>
+                <w:rFonts w:ascii="Times New Roman" w:cs="Times New Roman" w:eastAsia="Times New Roman" w:hAnsi="Times New Roman"/>
+                <w:b w:val="false"/>
+                <w:bCs w:val="false"/>
+                <w:sz w:val="19"/>
+                <w:szCs w:val="19"/>
+              </w:rPr>
+              <w:t xml:space="preserve">Islanded VSG; second case with SG and RES</w:t>
+            </w:r>
+          </w:p>
+        </w:tc>
+        <w:tc>
+          <w:tcPr>
+            <w:tcW w:type="dxa" w:w="850"/>
+            <w:tcBorders>
+              <w:top w:val="single" w:color="000000" w:sz="4"/>
+              <w:left w:val="single" w:color="000000" w:sz="4"/>
+              <w:bottom w:val="single" w:color="000000" w:sz="4"/>
+              <w:right w:val="single" w:color="000000" w:sz="4"/>
+            </w:tcBorders>
+            <w:shd w:fill="FFFF00" w:color="auto" w:val="clear"/>
+            <w:tcMar>
+              <w:top w:type="dxa" w:w="40"/>
+              <w:left w:type="dxa" w:w="80"/>
+              <w:bottom w:type="dxa" w:w="40"/>
+              <w:right w:type="dxa" w:w="80"/>
+            </w:tcMar>
+            <w:vAlign w:val="center"/>
+          </w:tcPr>
+          <w:p>
+            <w:pPr>
+              <w:jc w:val="center"/>
+            </w:pPr>
+            <w:r>
+              <w:rPr>
+                <w:rFonts w:ascii="Times New Roman" w:cs="Times New Roman" w:eastAsia="Times New Roman" w:hAnsi="Times New Roman"/>
+                <w:b w:val="false"/>
+                <w:bCs w:val="false"/>
+                <w:sz w:val="19"/>
+                <w:szCs w:val="19"/>
+              </w:rPr>
+              <w:t xml:space="preserve">in one case</w:t>
+            </w:r>
+          </w:p>
+        </w:tc>
+        <w:tc>
+          <w:tcPr>
+            <w:tcW w:type="dxa" w:w="1250"/>
+            <w:tcBorders>
+              <w:top w:val="single" w:color="000000" w:sz="4"/>
+              <w:left w:val="single" w:color="000000" w:sz="4"/>
+              <w:bottom w:val="single" w:color="000000" w:sz="4"/>
+              <w:right w:val="single" w:color="000000" w:sz="4"/>
+            </w:tcBorders>
+            <w:shd w:fill="FFFF00" w:color="auto" w:val="clear"/>
+            <w:tcMar>
+              <w:top w:type="dxa" w:w="40"/>
+              <w:left w:type="dxa" w:w="80"/>
+              <w:bottom w:type="dxa" w:w="40"/>
+              <w:right w:type="dxa" w:w="80"/>
+            </w:tcMar>
+            <w:vAlign w:val="center"/>
+          </w:tcPr>
+          <w:p>
+            <w:pPr>
+              <w:jc w:val="center"/>
+            </w:pPr>
+            <w:r>
+              <w:rPr>
+                <w:rFonts w:ascii="Times New Roman" w:cs="Times New Roman" w:eastAsia="Times New Roman" w:hAnsi="Times New Roman"/>
+                <w:b w:val="false"/>
+                <w:bCs w:val="false"/>
+                <w:sz w:val="19"/>
+                <w:szCs w:val="19"/>
+              </w:rPr>
+              <w:t xml:space="preserve">Simulink</w:t>
+            </w:r>
+          </w:p>
+        </w:tc>
+        <w:tc>
+          <w:tcPr>
+            <w:tcW w:type="dxa" w:w="1250"/>
+            <w:tcBorders>
+              <w:top w:val="single" w:color="000000" w:sz="4"/>
+              <w:left w:val="single" w:color="000000" w:sz="4"/>
+              <w:bottom w:val="single" w:color="000000" w:sz="4"/>
+              <w:right w:val="single" w:color="000000" w:sz="4"/>
+            </w:tcBorders>
+            <w:shd w:fill="FFFF00" w:color="auto" w:val="clear"/>
+            <w:tcMar>
+              <w:top w:type="dxa" w:w="40"/>
+              <w:left w:type="dxa" w:w="80"/>
+              <w:bottom w:type="dxa" w:w="40"/>
+              <w:right w:type="dxa" w:w="80"/>
+            </w:tcMar>
+            <w:vAlign w:val="center"/>
+          </w:tcPr>
+          <w:p>
+            <w:pPr>
+              <w:jc w:val="center"/>
+            </w:pPr>
+            <w:r>
+              <w:rPr>
+                <w:rFonts w:ascii="Times New Roman" w:cs="Times New Roman" w:eastAsia="Times New Roman" w:hAnsi="Times New Roman"/>
+                <w:b w:val="false"/>
+                <w:bCs w:val="false"/>
+                <w:sz w:val="19"/>
+                <w:szCs w:val="19"/>
+              </w:rPr>
+              <w:t xml:space="preserve">Tuned PI</w:t>
+            </w:r>
+          </w:p>
+        </w:tc>
+        <w:tc>
+          <w:tcPr>
+            <w:tcW w:type="dxa" w:w="1906"/>
+            <w:tcBorders>
+              <w:top w:val="single" w:color="000000" w:sz="4"/>
+              <w:left w:val="single" w:color="000000" w:sz="4"/>
+              <w:bottom w:val="single" w:color="000000" w:sz="4"/>
+              <w:right w:val="single" w:color="000000" w:sz="4"/>
+            </w:tcBorders>
+            <w:shd w:fill="FFFF00" w:color="auto" w:val="clear"/>
+            <w:tcMar>
+              <w:top w:type="dxa" w:w="40"/>
+              <w:left w:type="dxa" w:w="80"/>
+              <w:bottom w:type="dxa" w:w="40"/>
+              <w:right w:type="dxa" w:w="80"/>
+            </w:tcMar>
+            <w:vAlign w:val="center"/>
+          </w:tcPr>
+          <w:p>
+            <w:pPr>
+              <w:jc w:val="center"/>
+            </w:pPr>
+            <w:r>
+              <w:rPr>
+                <w:rFonts w:ascii="Times New Roman" w:cs="Times New Roman" w:eastAsia="Times New Roman" w:hAnsi="Times New Roman"/>
+                <w:b w:val="false"/>
+                <w:bCs w:val="false"/>
+                <w:sz w:val="19"/>
+                <w:szCs w:val="19"/>
+              </w:rPr>
+              <w:t xml:space="preserve">Nadir 49.992 → 49.998 Hz (Fig. 7)</w:t>
+            </w:r>
+          </w:p>
+        </w:tc>
+      </w:tr>
+      <w:tr>
+        <w:trPr>
+          <w:cantSplit/>
+          <w:tblHeader w:val="false"/>
+        </w:trPr>
+        <w:tc>
+          <w:tcPr>
+            <w:tcW w:type="dxa" w:w="1350"/>
+            <w:tcBorders>
+              <w:top w:val="single" w:color="000000" w:sz="4"/>
+              <w:left w:val="single" w:color="000000" w:sz="4"/>
+              <w:bottom w:val="single" w:color="000000" w:sz="4"/>
+              <w:right w:val="single" w:color="000000" w:sz="4"/>
+            </w:tcBorders>
+            <w:shd w:fill="FFFF00" w:color="auto" w:val="clear"/>
+            <w:tcMar>
+              <w:top w:type="dxa" w:w="40"/>
+              <w:left w:type="dxa" w:w="80"/>
+              <w:bottom w:type="dxa" w:w="40"/>
+              <w:right w:type="dxa" w:w="80"/>
+            </w:tcMar>
+            <w:vAlign w:val="center"/>
+          </w:tcPr>
+          <w:p>
+            <w:pPr>
+              <w:jc w:val="left"/>
+            </w:pPr>
+            <w:r>
+              <w:rPr>
+                <w:rFonts w:ascii="Times New Roman" w:cs="Times New Roman" w:eastAsia="Times New Roman" w:hAnsi="Times New Roman"/>
+                <w:b w:val="false"/>
+                <w:bCs w:val="false"/>
+                <w:sz w:val="19"/>
+                <w:szCs w:val="19"/>
+              </w:rPr>
+              <w:t xml:space="preserve">Lu and Zhuan (2024)</w:t>
+            </w:r>
+          </w:p>
+        </w:tc>
+        <w:tc>
+          <w:tcPr>
+            <w:tcW w:type="dxa" w:w="1700"/>
+            <w:tcBorders>
+              <w:top w:val="single" w:color="000000" w:sz="4"/>
+              <w:left w:val="single" w:color="000000" w:sz="4"/>
+              <w:bottom w:val="single" w:color="000000" w:sz="4"/>
+              <w:right w:val="single" w:color="000000" w:sz="4"/>
+            </w:tcBorders>
+            <w:shd w:fill="FFFF00" w:color="auto" w:val="clear"/>
+            <w:tcMar>
+              <w:top w:type="dxa" w:w="40"/>
+              <w:left w:type="dxa" w:w="80"/>
+              <w:bottom w:type="dxa" w:w="40"/>
+              <w:right w:type="dxa" w:w="80"/>
+            </w:tcMar>
+            <w:vAlign w:val="center"/>
+          </w:tcPr>
+          <w:p>
+            <w:pPr>
+              <w:jc w:val="center"/>
+            </w:pPr>
+            <w:r>
+              <w:rPr>
+                <w:rFonts w:ascii="Times New Roman" w:cs="Times New Roman" w:eastAsia="Times New Roman" w:hAnsi="Times New Roman"/>
+                <w:b w:val="false"/>
+                <w:bCs w:val="false"/>
+                <w:sz w:val="19"/>
+                <w:szCs w:val="19"/>
+              </w:rPr>
+              <w:t xml:space="preserve">100 kW grid-connected VSG, 0 → 20 kW step</w:t>
+            </w:r>
+          </w:p>
+        </w:tc>
+        <w:tc>
+          <w:tcPr>
+            <w:tcW w:type="dxa" w:w="850"/>
+            <w:tcBorders>
+              <w:top w:val="single" w:color="000000" w:sz="4"/>
+              <w:left w:val="single" w:color="000000" w:sz="4"/>
+              <w:bottom w:val="single" w:color="000000" w:sz="4"/>
+              <w:right w:val="single" w:color="000000" w:sz="4"/>
+            </w:tcBorders>
+            <w:shd w:fill="FFFF00" w:color="auto" w:val="clear"/>
+            <w:tcMar>
+              <w:top w:type="dxa" w:w="40"/>
+              <w:left w:type="dxa" w:w="80"/>
+              <w:bottom w:type="dxa" w:w="40"/>
+              <w:right w:type="dxa" w:w="80"/>
+            </w:tcMar>
+            <w:vAlign w:val="center"/>
+          </w:tcPr>
+          <w:p>
+            <w:pPr>
+              <w:jc w:val="center"/>
+            </w:pPr>
+            <w:r>
+              <w:rPr>
+                <w:rFonts w:ascii="Times New Roman" w:cs="Times New Roman" w:eastAsia="Times New Roman" w:hAnsi="Times New Roman"/>
+                <w:b w:val="false"/>
+                <w:bCs w:val="false"/>
+                <w:sz w:val="19"/>
+                <w:szCs w:val="19"/>
+              </w:rPr>
+              <w:t xml:space="preserve">no</w:t>
+            </w:r>
+          </w:p>
+        </w:tc>
+        <w:tc>
+          <w:tcPr>
+            <w:tcW w:type="dxa" w:w="1250"/>
+            <w:tcBorders>
+              <w:top w:val="single" w:color="000000" w:sz="4"/>
+              <w:left w:val="single" w:color="000000" w:sz="4"/>
+              <w:bottom w:val="single" w:color="000000" w:sz="4"/>
+              <w:right w:val="single" w:color="000000" w:sz="4"/>
+            </w:tcBorders>
+            <w:shd w:fill="FFFF00" w:color="auto" w:val="clear"/>
+            <w:tcMar>
+              <w:top w:type="dxa" w:w="40"/>
+              <w:left w:type="dxa" w:w="80"/>
+              <w:bottom w:type="dxa" w:w="40"/>
+              <w:right w:type="dxa" w:w="80"/>
+            </w:tcMar>
+            <w:vAlign w:val="center"/>
+          </w:tcPr>
+          <w:p>
+            <w:pPr>
+              <w:jc w:val="center"/>
+            </w:pPr>
+            <w:r>
+              <w:rPr>
+                <w:rFonts w:ascii="Times New Roman" w:cs="Times New Roman" w:eastAsia="Times New Roman" w:hAnsi="Times New Roman"/>
+                <w:b w:val="false"/>
+                <w:bCs w:val="false"/>
+                <w:sz w:val="19"/>
+                <w:szCs w:val="19"/>
+              </w:rPr>
+              <w:t xml:space="preserve">Simulink</w:t>
+            </w:r>
+          </w:p>
+        </w:tc>
+        <w:tc>
+          <w:tcPr>
+            <w:tcW w:type="dxa" w:w="1250"/>
+            <w:tcBorders>
+              <w:top w:val="single" w:color="000000" w:sz="4"/>
+              <w:left w:val="single" w:color="000000" w:sz="4"/>
+              <w:bottom w:val="single" w:color="000000" w:sz="4"/>
+              <w:right w:val="single" w:color="000000" w:sz="4"/>
+            </w:tcBorders>
+            <w:shd w:fill="FFFF00" w:color="auto" w:val="clear"/>
+            <w:tcMar>
+              <w:top w:type="dxa" w:w="40"/>
+              <w:left w:type="dxa" w:w="80"/>
+              <w:bottom w:type="dxa" w:w="40"/>
+              <w:right w:type="dxa" w:w="80"/>
+            </w:tcMar>
+            <w:vAlign w:val="center"/>
+          </w:tcPr>
+          <w:p>
+            <w:pPr>
+              <w:jc w:val="center"/>
+            </w:pPr>
+            <w:r>
+              <w:rPr>
+                <w:rFonts w:ascii="Times New Roman" w:cs="Times New Roman" w:eastAsia="Times New Roman" w:hAnsi="Times New Roman"/>
+                <w:b w:val="false"/>
+                <w:bCs w:val="false"/>
+                <w:sz w:val="19"/>
+                <w:szCs w:val="19"/>
+              </w:rPr>
+              <w:t xml:space="preserve">Fixed, rule, fuzzy, DDPG</w:t>
+            </w:r>
+          </w:p>
+        </w:tc>
+        <w:tc>
+          <w:tcPr>
+            <w:tcW w:type="dxa" w:w="1906"/>
+            <w:tcBorders>
+              <w:top w:val="single" w:color="000000" w:sz="4"/>
+              <w:left w:val="single" w:color="000000" w:sz="4"/>
+              <w:bottom w:val="single" w:color="000000" w:sz="4"/>
+              <w:right w:val="single" w:color="000000" w:sz="4"/>
+            </w:tcBorders>
+            <w:shd w:fill="FFFF00" w:color="auto" w:val="clear"/>
+            <w:tcMar>
+              <w:top w:type="dxa" w:w="40"/>
+              <w:left w:type="dxa" w:w="80"/>
+              <w:bottom w:type="dxa" w:w="40"/>
+              <w:right w:type="dxa" w:w="80"/>
+            </w:tcMar>
+            <w:vAlign w:val="center"/>
+          </w:tcPr>
+          <w:p>
+            <w:pPr>
+              <w:jc w:val="center"/>
+            </w:pPr>
+            <w:r>
+              <w:rPr>
+                <w:rFonts w:ascii="Times New Roman" w:cs="Times New Roman" w:eastAsia="Times New Roman" w:hAnsi="Times New Roman"/>
+                <w:b w:val="false"/>
+                <w:bCs w:val="false"/>
+                <w:sz w:val="19"/>
+                <w:szCs w:val="19"/>
+              </w:rPr>
+              <w:t xml:space="preserve">Δf 0.35 → 0.21 Hz; t_s 0.30 → 0.12 s (Table 2)</w:t>
+            </w:r>
+          </w:p>
+        </w:tc>
+      </w:tr>
+      <w:tr>
+        <w:trPr>
+          <w:cantSplit/>
+          <w:tblHeader w:val="false"/>
+        </w:trPr>
+        <w:tc>
+          <w:tcPr>
+            <w:tcW w:type="dxa" w:w="1350"/>
+            <w:tcBorders>
+              <w:top w:val="single" w:color="000000" w:sz="4"/>
+              <w:left w:val="single" w:color="000000" w:sz="4"/>
+              <w:bottom w:val="single" w:color="000000" w:sz="4"/>
+              <w:right w:val="single" w:color="000000" w:sz="4"/>
+            </w:tcBorders>
+            <w:shd w:fill="FFFF00" w:color="auto" w:val="clear"/>
+            <w:tcMar>
+              <w:top w:type="dxa" w:w="40"/>
+              <w:left w:type="dxa" w:w="80"/>
+              <w:bottom w:type="dxa" w:w="40"/>
+              <w:right w:type="dxa" w:w="80"/>
+            </w:tcMar>
+            <w:vAlign w:val="center"/>
+          </w:tcPr>
+          <w:p>
+            <w:pPr>
+              <w:jc w:val="left"/>
+            </w:pPr>
+            <w:r>
+              <w:rPr>
+                <w:rFonts w:ascii="Times New Roman" w:cs="Times New Roman" w:eastAsia="Times New Roman" w:hAnsi="Times New Roman"/>
+                <w:b w:val="false"/>
+                <w:bCs w:val="false"/>
+                <w:sz w:val="19"/>
+                <w:szCs w:val="19"/>
+              </w:rPr>
+              <w:t xml:space="preserve">Egbomwan et al. (2023)</w:t>
+            </w:r>
+          </w:p>
+        </w:tc>
+        <w:tc>
+          <w:tcPr>
+            <w:tcW w:type="dxa" w:w="1700"/>
+            <w:tcBorders>
+              <w:top w:val="single" w:color="000000" w:sz="4"/>
+              <w:left w:val="single" w:color="000000" w:sz="4"/>
+              <w:bottom w:val="single" w:color="000000" w:sz="4"/>
+              <w:right w:val="single" w:color="000000" w:sz="4"/>
+            </w:tcBorders>
+            <w:shd w:fill="FFFF00" w:color="auto" w:val="clear"/>
+            <w:tcMar>
+              <w:top w:type="dxa" w:w="40"/>
+              <w:left w:type="dxa" w:w="80"/>
+              <w:bottom w:type="dxa" w:w="40"/>
+              <w:right w:type="dxa" w:w="80"/>
+            </w:tcMar>
+            <w:vAlign w:val="center"/>
+          </w:tcPr>
+          <w:p>
+            <w:pPr>
+              <w:jc w:val="center"/>
+            </w:pPr>
+            <w:r>
+              <w:rPr>
+                <w:rFonts w:ascii="Times New Roman" w:cs="Times New Roman" w:eastAsia="Times New Roman" w:hAnsi="Times New Roman"/>
+                <w:b w:val="false"/>
+                <w:bCs w:val="false"/>
+                <w:sz w:val="19"/>
+                <w:szCs w:val="19"/>
+              </w:rPr>
+              <w:t xml:space="preserve">IEEE 34-node feeder, three DGs</w:t>
+            </w:r>
+          </w:p>
+        </w:tc>
+        <w:tc>
+          <w:tcPr>
+            <w:tcW w:type="dxa" w:w="850"/>
+            <w:tcBorders>
+              <w:top w:val="single" w:color="000000" w:sz="4"/>
+              <w:left w:val="single" w:color="000000" w:sz="4"/>
+              <w:bottom w:val="single" w:color="000000" w:sz="4"/>
+              <w:right w:val="single" w:color="000000" w:sz="4"/>
+            </w:tcBorders>
+            <w:shd w:fill="FFFF00" w:color="auto" w:val="clear"/>
+            <w:tcMar>
+              <w:top w:type="dxa" w:w="40"/>
+              <w:left w:type="dxa" w:w="80"/>
+              <w:bottom w:type="dxa" w:w="40"/>
+              <w:right w:type="dxa" w:w="80"/>
+            </w:tcMar>
+            <w:vAlign w:val="center"/>
+          </w:tcPr>
+          <w:p>
+            <w:pPr>
+              <w:jc w:val="center"/>
+            </w:pPr>
+            <w:r>
+              <w:rPr>
+                <w:rFonts w:ascii="Times New Roman" w:cs="Times New Roman" w:eastAsia="Times New Roman" w:hAnsi="Times New Roman"/>
+                <w:b w:val="false"/>
+                <w:bCs w:val="false"/>
+                <w:sz w:val="19"/>
+                <w:szCs w:val="19"/>
+              </w:rPr>
+              <w:t xml:space="preserve">no</w:t>
+            </w:r>
+          </w:p>
+        </w:tc>
+        <w:tc>
+          <w:tcPr>
+            <w:tcW w:type="dxa" w:w="1250"/>
+            <w:tcBorders>
+              <w:top w:val="single" w:color="000000" w:sz="4"/>
+              <w:left w:val="single" w:color="000000" w:sz="4"/>
+              <w:bottom w:val="single" w:color="000000" w:sz="4"/>
+              <w:right w:val="single" w:color="000000" w:sz="4"/>
+            </w:tcBorders>
+            <w:shd w:fill="FFFF00" w:color="auto" w:val="clear"/>
+            <w:tcMar>
+              <w:top w:type="dxa" w:w="40"/>
+              <w:left w:type="dxa" w:w="80"/>
+              <w:bottom w:type="dxa" w:w="40"/>
+              <w:right w:type="dxa" w:w="80"/>
+            </w:tcMar>
+            <w:vAlign w:val="center"/>
+          </w:tcPr>
+          <w:p>
+            <w:pPr>
+              <w:jc w:val="center"/>
+            </w:pPr>
+            <w:r>
+              <w:rPr>
+                <w:rFonts w:ascii="Times New Roman" w:cs="Times New Roman" w:eastAsia="Times New Roman" w:hAnsi="Times New Roman"/>
+                <w:b w:val="false"/>
+                <w:bCs w:val="false"/>
+                <w:sz w:val="19"/>
+                <w:szCs w:val="19"/>
+              </w:rPr>
+              <w:t xml:space="preserve">Simulink</w:t>
+            </w:r>
+          </w:p>
+        </w:tc>
+        <w:tc>
+          <w:tcPr>
+            <w:tcW w:type="dxa" w:w="1250"/>
+            <w:tcBorders>
+              <w:top w:val="single" w:color="000000" w:sz="4"/>
+              <w:left w:val="single" w:color="000000" w:sz="4"/>
+              <w:bottom w:val="single" w:color="000000" w:sz="4"/>
+              <w:right w:val="single" w:color="000000" w:sz="4"/>
+            </w:tcBorders>
+            <w:shd w:fill="FFFF00" w:color="auto" w:val="clear"/>
+            <w:tcMar>
+              <w:top w:type="dxa" w:w="40"/>
+              <w:left w:type="dxa" w:w="80"/>
+              <w:bottom w:type="dxa" w:w="40"/>
+              <w:right w:type="dxa" w:w="80"/>
+            </w:tcMar>
+            <w:vAlign w:val="center"/>
+          </w:tcPr>
+          <w:p>
+            <w:pPr>
+              <w:jc w:val="center"/>
+            </w:pPr>
+            <w:r>
+              <w:rPr>
+                <w:rFonts w:ascii="Times New Roman" w:cs="Times New Roman" w:eastAsia="Times New Roman" w:hAnsi="Times New Roman"/>
+                <w:b w:val="false"/>
+                <w:bCs w:val="false"/>
+                <w:sz w:val="19"/>
+                <w:szCs w:val="19"/>
+              </w:rPr>
+              <w:t xml:space="preserve">PI</w:t>
+            </w:r>
+          </w:p>
+        </w:tc>
+        <w:tc>
+          <w:tcPr>
+            <w:tcW w:type="dxa" w:w="1906"/>
+            <w:tcBorders>
+              <w:top w:val="single" w:color="000000" w:sz="4"/>
+              <w:left w:val="single" w:color="000000" w:sz="4"/>
+              <w:bottom w:val="single" w:color="000000" w:sz="4"/>
+              <w:right w:val="single" w:color="000000" w:sz="4"/>
+            </w:tcBorders>
+            <w:shd w:fill="FFFF00" w:color="auto" w:val="clear"/>
+            <w:tcMar>
+              <w:top w:type="dxa" w:w="40"/>
+              <w:left w:type="dxa" w:w="80"/>
+              <w:bottom w:type="dxa" w:w="40"/>
+              <w:right w:type="dxa" w:w="80"/>
+            </w:tcMar>
+            <w:vAlign w:val="center"/>
+          </w:tcPr>
+          <w:p>
+            <w:pPr>
+              <w:jc w:val="center"/>
+            </w:pPr>
+            <w:r>
+              <w:rPr>
+                <w:rFonts w:ascii="Times New Roman" w:cs="Times New Roman" w:eastAsia="Times New Roman" w:hAnsi="Times New Roman"/>
+                <w:b w:val="false"/>
+                <w:bCs w:val="false"/>
+                <w:sz w:val="19"/>
+                <w:szCs w:val="19"/>
+              </w:rPr>
+              <w:t xml:space="preserve">Mean absolute Δf error −56.6 % (Sec. V)</w:t>
+            </w:r>
+          </w:p>
+        </w:tc>
+      </w:tr>
+      <w:tr>
+        <w:trPr>
+          <w:cantSplit/>
+          <w:tblHeader w:val="false"/>
+        </w:trPr>
+        <w:tc>
+          <w:tcPr>
+            <w:tcW w:type="dxa" w:w="1350"/>
+            <w:tcBorders>
+              <w:top w:val="single" w:color="000000" w:sz="4"/>
+              <w:left w:val="single" w:color="000000" w:sz="4"/>
+              <w:bottom w:val="single" w:color="000000" w:sz="4"/>
+              <w:right w:val="single" w:color="000000" w:sz="4"/>
+            </w:tcBorders>
+            <w:shd w:fill="FFFF00" w:color="auto" w:val="clear"/>
+            <w:tcMar>
+              <w:top w:type="dxa" w:w="40"/>
+              <w:left w:type="dxa" w:w="80"/>
+              <w:bottom w:type="dxa" w:w="40"/>
+              <w:right w:type="dxa" w:w="80"/>
+            </w:tcMar>
+            <w:vAlign w:val="center"/>
+          </w:tcPr>
+          <w:p>
+            <w:pPr>
+              <w:jc w:val="left"/>
+            </w:pPr>
+            <w:r>
+              <w:rPr>
+                <w:rFonts w:ascii="Times New Roman" w:cs="Times New Roman" w:eastAsia="Times New Roman" w:hAnsi="Times New Roman"/>
+                <w:b w:val="false"/>
+                <w:bCs w:val="false"/>
+                <w:sz w:val="19"/>
+                <w:szCs w:val="19"/>
+              </w:rPr>
+              <w:t xml:space="preserve">Oboreh-Snapps et al. (2024)</w:t>
+            </w:r>
+          </w:p>
+        </w:tc>
+        <w:tc>
+          <w:tcPr>
+            <w:tcW w:type="dxa" w:w="1700"/>
+            <w:tcBorders>
+              <w:top w:val="single" w:color="000000" w:sz="4"/>
+              <w:left w:val="single" w:color="000000" w:sz="4"/>
+              <w:bottom w:val="single" w:color="000000" w:sz="4"/>
+              <w:right w:val="single" w:color="000000" w:sz="4"/>
+            </w:tcBorders>
+            <w:shd w:fill="FFFF00" w:color="auto" w:val="clear"/>
+            <w:tcMar>
+              <w:top w:type="dxa" w:w="40"/>
+              <w:left w:type="dxa" w:w="80"/>
+              <w:bottom w:type="dxa" w:w="40"/>
+              <w:right w:type="dxa" w:w="80"/>
+            </w:tcMar>
+            <w:vAlign w:val="center"/>
+          </w:tcPr>
+          <w:p>
+            <w:pPr>
+              <w:jc w:val="center"/>
+            </w:pPr>
+            <w:r>
+              <w:rPr>
+                <w:rFonts w:ascii="Times New Roman" w:cs="Times New Roman" w:eastAsia="Times New Roman" w:hAnsi="Times New Roman"/>
+                <w:b w:val="false"/>
+                <w:bCs w:val="false"/>
+                <w:sz w:val="19"/>
+                <w:szCs w:val="19"/>
+              </w:rPr>
+              <w:t xml:space="preserve">Banshee microgrid feeder (PV, BESS), MW scale</w:t>
+            </w:r>
+          </w:p>
+        </w:tc>
+        <w:tc>
+          <w:tcPr>
+            <w:tcW w:type="dxa" w:w="850"/>
+            <w:tcBorders>
+              <w:top w:val="single" w:color="000000" w:sz="4"/>
+              <w:left w:val="single" w:color="000000" w:sz="4"/>
+              <w:bottom w:val="single" w:color="000000" w:sz="4"/>
+              <w:right w:val="single" w:color="000000" w:sz="4"/>
+            </w:tcBorders>
+            <w:shd w:fill="FFFF00" w:color="auto" w:val="clear"/>
+            <w:tcMar>
+              <w:top w:type="dxa" w:w="40"/>
+              <w:left w:type="dxa" w:w="80"/>
+              <w:bottom w:type="dxa" w:w="40"/>
+              <w:right w:type="dxa" w:w="80"/>
+            </w:tcMar>
+            <w:vAlign w:val="center"/>
+          </w:tcPr>
+          <w:p>
+            <w:pPr>
+              <w:jc w:val="center"/>
+            </w:pPr>
+            <w:r>
+              <w:rPr>
+                <w:rFonts w:ascii="Times New Roman" w:cs="Times New Roman" w:eastAsia="Times New Roman" w:hAnsi="Times New Roman"/>
+                <w:b w:val="false"/>
+                <w:bCs w:val="false"/>
+                <w:sz w:val="19"/>
+                <w:szCs w:val="19"/>
+              </w:rPr>
+              <w:t xml:space="preserve">no</w:t>
+            </w:r>
+          </w:p>
+        </w:tc>
+        <w:tc>
+          <w:tcPr>
+            <w:tcW w:type="dxa" w:w="1250"/>
+            <w:tcBorders>
+              <w:top w:val="single" w:color="000000" w:sz="4"/>
+              <w:left w:val="single" w:color="000000" w:sz="4"/>
+              <w:bottom w:val="single" w:color="000000" w:sz="4"/>
+              <w:right w:val="single" w:color="000000" w:sz="4"/>
+            </w:tcBorders>
+            <w:shd w:fill="FFFF00" w:color="auto" w:val="clear"/>
+            <w:tcMar>
+              <w:top w:type="dxa" w:w="40"/>
+              <w:left w:type="dxa" w:w="80"/>
+              <w:bottom w:type="dxa" w:w="40"/>
+              <w:right w:type="dxa" w:w="80"/>
+            </w:tcMar>
+            <w:vAlign w:val="center"/>
+          </w:tcPr>
+          <w:p>
+            <w:pPr>
+              <w:jc w:val="center"/>
+            </w:pPr>
+            <w:r>
+              <w:rPr>
+                <w:rFonts w:ascii="Times New Roman" w:cs="Times New Roman" w:eastAsia="Times New Roman" w:hAnsi="Times New Roman"/>
+                <w:b w:val="false"/>
+                <w:bCs w:val="false"/>
+                <w:sz w:val="19"/>
+                <w:szCs w:val="19"/>
+              </w:rPr>
+              <w:t xml:space="preserve">Simulink + RTDS</w:t>
+            </w:r>
+          </w:p>
+        </w:tc>
+        <w:tc>
+          <w:tcPr>
+            <w:tcW w:type="dxa" w:w="1250"/>
+            <w:tcBorders>
+              <w:top w:val="single" w:color="000000" w:sz="4"/>
+              <w:left w:val="single" w:color="000000" w:sz="4"/>
+              <w:bottom w:val="single" w:color="000000" w:sz="4"/>
+              <w:right w:val="single" w:color="000000" w:sz="4"/>
+            </w:tcBorders>
+            <w:shd w:fill="FFFF00" w:color="auto" w:val="clear"/>
+            <w:tcMar>
+              <w:top w:type="dxa" w:w="40"/>
+              <w:left w:type="dxa" w:w="80"/>
+              <w:bottom w:type="dxa" w:w="40"/>
+              <w:right w:type="dxa" w:w="80"/>
+            </w:tcMar>
+            <w:vAlign w:val="center"/>
+          </w:tcPr>
+          <w:p>
+            <w:pPr>
+              <w:jc w:val="center"/>
+            </w:pPr>
+            <w:r>
+              <w:rPr>
+                <w:rFonts w:ascii="Times New Roman" w:cs="Times New Roman" w:eastAsia="Times New Roman" w:hAnsi="Times New Roman"/>
+                <w:b w:val="false"/>
+                <w:bCs w:val="false"/>
+                <w:sz w:val="19"/>
+                <w:szCs w:val="19"/>
+              </w:rPr>
+              <w:t xml:space="preserve">Fixed, fuzzy, DDPG</w:t>
+            </w:r>
+          </w:p>
+        </w:tc>
+        <w:tc>
+          <w:tcPr>
+            <w:tcW w:type="dxa" w:w="1906"/>
+            <w:tcBorders>
+              <w:top w:val="single" w:color="000000" w:sz="4"/>
+              <w:left w:val="single" w:color="000000" w:sz="4"/>
+              <w:bottom w:val="single" w:color="000000" w:sz="4"/>
+              <w:right w:val="single" w:color="000000" w:sz="4"/>
+            </w:tcBorders>
+            <w:shd w:fill="FFFF00" w:color="auto" w:val="clear"/>
+            <w:tcMar>
+              <w:top w:type="dxa" w:w="40"/>
+              <w:left w:type="dxa" w:w="80"/>
+              <w:bottom w:type="dxa" w:w="40"/>
+              <w:right w:type="dxa" w:w="80"/>
+            </w:tcMar>
+            <w:vAlign w:val="center"/>
+          </w:tcPr>
+          <w:p>
+            <w:pPr>
+              <w:jc w:val="center"/>
+            </w:pPr>
+            <w:r>
+              <w:rPr>
+                <w:rFonts w:ascii="Times New Roman" w:cs="Times New Roman" w:eastAsia="Times New Roman" w:hAnsi="Times New Roman"/>
+                <w:b w:val="false"/>
+                <w:bCs w:val="false"/>
+                <w:sz w:val="19"/>
+                <w:szCs w:val="19"/>
+              </w:rPr>
+              <w:t xml:space="preserve">Graphical results only (Figs. 10–15)</w:t>
+            </w:r>
+          </w:p>
+        </w:tc>
+      </w:tr>
+      <w:tr>
+        <w:trPr>
+          <w:cantSplit/>
+          <w:tblHeader w:val="false"/>
+        </w:trPr>
+        <w:tc>
+          <w:tcPr>
+            <w:tcW w:type="dxa" w:w="1350"/>
+            <w:tcBorders>
+              <w:top w:val="single" w:color="000000" w:sz="4"/>
+              <w:left w:val="single" w:color="000000" w:sz="4"/>
+              <w:bottom w:val="single" w:color="000000" w:sz="4"/>
+              <w:right w:val="single" w:color="000000" w:sz="4"/>
+            </w:tcBorders>
+            <w:shd w:fill="FFFF00" w:color="auto" w:val="clear"/>
+            <w:tcMar>
+              <w:top w:type="dxa" w:w="40"/>
+              <w:left w:type="dxa" w:w="80"/>
+              <w:bottom w:type="dxa" w:w="40"/>
+              <w:right w:type="dxa" w:w="80"/>
+            </w:tcMar>
+            <w:vAlign w:val="center"/>
+          </w:tcPr>
+          <w:p>
+            <w:pPr>
+              <w:jc w:val="left"/>
+            </w:pPr>
+            <w:r>
+              <w:rPr>
+                <w:rFonts w:ascii="Times New Roman" w:cs="Times New Roman" w:eastAsia="Times New Roman" w:hAnsi="Times New Roman"/>
+                <w:b w:val="false"/>
+                <w:bCs w:val="false"/>
+                <w:sz w:val="19"/>
+                <w:szCs w:val="19"/>
+              </w:rPr>
+              <w:t xml:space="preserve">Egbomwan et al. (2025)</w:t>
+            </w:r>
+          </w:p>
+        </w:tc>
+        <w:tc>
+          <w:tcPr>
+            <w:tcW w:type="dxa" w:w="1700"/>
+            <w:tcBorders>
+              <w:top w:val="single" w:color="000000" w:sz="4"/>
+              <w:left w:val="single" w:color="000000" w:sz="4"/>
+              <w:bottom w:val="single" w:color="000000" w:sz="4"/>
+              <w:right w:val="single" w:color="000000" w:sz="4"/>
+            </w:tcBorders>
+            <w:shd w:fill="FFFF00" w:color="auto" w:val="clear"/>
+            <w:tcMar>
+              <w:top w:type="dxa" w:w="40"/>
+              <w:left w:type="dxa" w:w="80"/>
+              <w:bottom w:type="dxa" w:w="40"/>
+              <w:right w:type="dxa" w:w="80"/>
+            </w:tcMar>
+            <w:vAlign w:val="center"/>
+          </w:tcPr>
+          <w:p>
+            <w:pPr>
+              <w:jc w:val="center"/>
+            </w:pPr>
+            <w:r>
+              <w:rPr>
+                <w:rFonts w:ascii="Times New Roman" w:cs="Times New Roman" w:eastAsia="Times New Roman" w:hAnsi="Times New Roman"/>
+                <w:b w:val="false"/>
+                <w:bCs w:val="false"/>
+                <w:sz w:val="19"/>
+                <w:szCs w:val="19"/>
+              </w:rPr>
+              <w:t xml:space="preserve">IEEE 34- and 39-bus, 4 × 2 MW DGs</w:t>
+            </w:r>
+          </w:p>
+        </w:tc>
+        <w:tc>
+          <w:tcPr>
+            <w:tcW w:type="dxa" w:w="850"/>
+            <w:tcBorders>
+              <w:top w:val="single" w:color="000000" w:sz="4"/>
+              <w:left w:val="single" w:color="000000" w:sz="4"/>
+              <w:bottom w:val="single" w:color="000000" w:sz="4"/>
+              <w:right w:val="single" w:color="000000" w:sz="4"/>
+            </w:tcBorders>
+            <w:shd w:fill="FFFF00" w:color="auto" w:val="clear"/>
+            <w:tcMar>
+              <w:top w:type="dxa" w:w="40"/>
+              <w:left w:type="dxa" w:w="80"/>
+              <w:bottom w:type="dxa" w:w="40"/>
+              <w:right w:type="dxa" w:w="80"/>
+            </w:tcMar>
+            <w:vAlign w:val="center"/>
+          </w:tcPr>
+          <w:p>
+            <w:pPr>
+              <w:jc w:val="center"/>
+            </w:pPr>
+            <w:r>
+              <w:rPr>
+                <w:rFonts w:ascii="Times New Roman" w:cs="Times New Roman" w:eastAsia="Times New Roman" w:hAnsi="Times New Roman"/>
+                <w:b w:val="false"/>
+                <w:bCs w:val="false"/>
+                <w:sz w:val="19"/>
+                <w:szCs w:val="19"/>
+              </w:rPr>
+              <w:t xml:space="preserve">yes</w:t>
+            </w:r>
+          </w:p>
+        </w:tc>
+        <w:tc>
+          <w:tcPr>
+            <w:tcW w:type="dxa" w:w="1250"/>
+            <w:tcBorders>
+              <w:top w:val="single" w:color="000000" w:sz="4"/>
+              <w:left w:val="single" w:color="000000" w:sz="4"/>
+              <w:bottom w:val="single" w:color="000000" w:sz="4"/>
+              <w:right w:val="single" w:color="000000" w:sz="4"/>
+            </w:tcBorders>
+            <w:shd w:fill="FFFF00" w:color="auto" w:val="clear"/>
+            <w:tcMar>
+              <w:top w:type="dxa" w:w="40"/>
+              <w:left w:type="dxa" w:w="80"/>
+              <w:bottom w:type="dxa" w:w="40"/>
+              <w:right w:type="dxa" w:w="80"/>
+            </w:tcMar>
+            <w:vAlign w:val="center"/>
+          </w:tcPr>
+          <w:p>
+            <w:pPr>
+              <w:jc w:val="center"/>
+            </w:pPr>
+            <w:r>
+              <w:rPr>
+                <w:rFonts w:ascii="Times New Roman" w:cs="Times New Roman" w:eastAsia="Times New Roman" w:hAnsi="Times New Roman"/>
+                <w:b w:val="false"/>
+                <w:bCs w:val="false"/>
+                <w:sz w:val="19"/>
+                <w:szCs w:val="19"/>
+              </w:rPr>
+              <w:t xml:space="preserve">Simulink</w:t>
+            </w:r>
+          </w:p>
+        </w:tc>
+        <w:tc>
+          <w:tcPr>
+            <w:tcW w:type="dxa" w:w="1250"/>
+            <w:tcBorders>
+              <w:top w:val="single" w:color="000000" w:sz="4"/>
+              <w:left w:val="single" w:color="000000" w:sz="4"/>
+              <w:bottom w:val="single" w:color="000000" w:sz="4"/>
+              <w:right w:val="single" w:color="000000" w:sz="4"/>
+            </w:tcBorders>
+            <w:shd w:fill="FFFF00" w:color="auto" w:val="clear"/>
+            <w:tcMar>
+              <w:top w:type="dxa" w:w="40"/>
+              <w:left w:type="dxa" w:w="80"/>
+              <w:bottom w:type="dxa" w:w="40"/>
+              <w:right w:type="dxa" w:w="80"/>
+            </w:tcMar>
+            <w:vAlign w:val="center"/>
+          </w:tcPr>
+          <w:p>
+            <w:pPr>
+              <w:jc w:val="center"/>
+            </w:pPr>
+            <w:r>
+              <w:rPr>
+                <w:rFonts w:ascii="Times New Roman" w:cs="Times New Roman" w:eastAsia="Times New Roman" w:hAnsi="Times New Roman"/>
+                <w:b w:val="false"/>
+                <w:bCs w:val="false"/>
+                <w:sz w:val="19"/>
+                <w:szCs w:val="19"/>
+              </w:rPr>
+              <w:t xml:space="preserve">PI, MPC</w:t>
+            </w:r>
+          </w:p>
+        </w:tc>
+        <w:tc>
+          <w:tcPr>
+            <w:tcW w:type="dxa" w:w="1906"/>
+            <w:tcBorders>
+              <w:top w:val="single" w:color="000000" w:sz="4"/>
+              <w:left w:val="single" w:color="000000" w:sz="4"/>
+              <w:bottom w:val="single" w:color="000000" w:sz="4"/>
+              <w:right w:val="single" w:color="000000" w:sz="4"/>
+            </w:tcBorders>
+            <w:shd w:fill="FFFF00" w:color="auto" w:val="clear"/>
+            <w:tcMar>
+              <w:top w:type="dxa" w:w="40"/>
+              <w:left w:type="dxa" w:w="80"/>
+              <w:bottom w:type="dxa" w:w="40"/>
+              <w:right w:type="dxa" w:w="80"/>
+            </w:tcMar>
+            <w:vAlign w:val="center"/>
+          </w:tcPr>
+          <w:p>
+            <w:pPr>
+              <w:jc w:val="center"/>
+            </w:pPr>
+            <w:r>
+              <w:rPr>
+                <w:rFonts w:ascii="Times New Roman" w:cs="Times New Roman" w:eastAsia="Times New Roman" w:hAnsi="Times New Roman"/>
+                <w:b w:val="false"/>
+                <w:bCs w:val="false"/>
+                <w:sz w:val="19"/>
+                <w:szCs w:val="19"/>
+              </w:rPr>
+              <w:t xml:space="preserve">max |Δf| 0.062 → 0.006 Hz, two-phase fault (Case 1)</w:t>
+            </w:r>
+          </w:p>
+        </w:tc>
+      </w:tr>
+      <w:tr>
+        <w:trPr>
+          <w:cantSplit/>
+          <w:tblHeader w:val="false"/>
+        </w:trPr>
+        <w:tc>
+          <w:tcPr>
+            <w:tcW w:type="dxa" w:w="1350"/>
+            <w:tcBorders>
+              <w:top w:val="single" w:color="000000" w:sz="4"/>
+              <w:left w:val="single" w:color="000000" w:sz="4"/>
+              <w:bottom w:val="single" w:color="000000" w:sz="4"/>
+              <w:right w:val="single" w:color="000000" w:sz="4"/>
+            </w:tcBorders>
+            <w:shd w:fill="FFFF00" w:color="auto" w:val="clear"/>
+            <w:tcMar>
+              <w:top w:type="dxa" w:w="40"/>
+              <w:left w:type="dxa" w:w="80"/>
+              <w:bottom w:type="dxa" w:w="40"/>
+              <w:right w:type="dxa" w:w="80"/>
+            </w:tcMar>
+            <w:vAlign w:val="center"/>
+          </w:tcPr>
+          <w:p>
+            <w:pPr>
+              <w:jc w:val="left"/>
+            </w:pPr>
+            <w:r>
+              <w:rPr>
+                <w:rFonts w:ascii="Times New Roman" w:cs="Times New Roman" w:eastAsia="Times New Roman" w:hAnsi="Times New Roman"/>
+                <w:b w:val="false"/>
+                <w:bCs w:val="false"/>
+                <w:sz w:val="19"/>
+                <w:szCs w:val="19"/>
+              </w:rPr>
+              <w:t xml:space="preserve">Criollo et al. (2026)</w:t>
+            </w:r>
+          </w:p>
+        </w:tc>
+        <w:tc>
+          <w:tcPr>
+            <w:tcW w:type="dxa" w:w="1700"/>
+            <w:tcBorders>
+              <w:top w:val="single" w:color="000000" w:sz="4"/>
+              <w:left w:val="single" w:color="000000" w:sz="4"/>
+              <w:bottom w:val="single" w:color="000000" w:sz="4"/>
+              <w:right w:val="single" w:color="000000" w:sz="4"/>
+            </w:tcBorders>
+            <w:shd w:fill="FFFF00" w:color="auto" w:val="clear"/>
+            <w:tcMar>
+              <w:top w:type="dxa" w:w="40"/>
+              <w:left w:type="dxa" w:w="80"/>
+              <w:bottom w:type="dxa" w:w="40"/>
+              <w:right w:type="dxa" w:w="80"/>
+            </w:tcMar>
+            <w:vAlign w:val="center"/>
+          </w:tcPr>
+          <w:p>
+            <w:pPr>
+              <w:jc w:val="center"/>
+            </w:pPr>
+            <w:r>
+              <w:rPr>
+                <w:rFonts w:ascii="Times New Roman" w:cs="Times New Roman" w:eastAsia="Times New Roman" w:hAnsi="Times New Roman"/>
+                <w:b w:val="false"/>
+                <w:bCs w:val="false"/>
+                <w:sz w:val="19"/>
+                <w:szCs w:val="19"/>
+              </w:rPr>
+              <w:t xml:space="preserve">Two-area frequency model of a PV–wind–diesel laboratory microgrid</w:t>
+            </w:r>
+          </w:p>
+        </w:tc>
+        <w:tc>
+          <w:tcPr>
+            <w:tcW w:type="dxa" w:w="850"/>
+            <w:tcBorders>
+              <w:top w:val="single" w:color="000000" w:sz="4"/>
+              <w:left w:val="single" w:color="000000" w:sz="4"/>
+              <w:bottom w:val="single" w:color="000000" w:sz="4"/>
+              <w:right w:val="single" w:color="000000" w:sz="4"/>
+            </w:tcBorders>
+            <w:shd w:fill="FFFF00" w:color="auto" w:val="clear"/>
+            <w:tcMar>
+              <w:top w:type="dxa" w:w="40"/>
+              <w:left w:type="dxa" w:w="80"/>
+              <w:bottom w:type="dxa" w:w="40"/>
+              <w:right w:type="dxa" w:w="80"/>
+            </w:tcMar>
+            <w:vAlign w:val="center"/>
+          </w:tcPr>
+          <w:p>
+            <w:pPr>
+              <w:jc w:val="center"/>
+            </w:pPr>
+            <w:r>
+              <w:rPr>
+                <w:rFonts w:ascii="Times New Roman" w:cs="Times New Roman" w:eastAsia="Times New Roman" w:hAnsi="Times New Roman"/>
+                <w:b w:val="false"/>
+                <w:bCs w:val="false"/>
+                <w:sz w:val="19"/>
+                <w:szCs w:val="19"/>
+              </w:rPr>
+              <w:t xml:space="preserve">yes</w:t>
+            </w:r>
+          </w:p>
+        </w:tc>
+        <w:tc>
+          <w:tcPr>
+            <w:tcW w:type="dxa" w:w="1250"/>
+            <w:tcBorders>
+              <w:top w:val="single" w:color="000000" w:sz="4"/>
+              <w:left w:val="single" w:color="000000" w:sz="4"/>
+              <w:bottom w:val="single" w:color="000000" w:sz="4"/>
+              <w:right w:val="single" w:color="000000" w:sz="4"/>
+            </w:tcBorders>
+            <w:shd w:fill="FFFF00" w:color="auto" w:val="clear"/>
+            <w:tcMar>
+              <w:top w:type="dxa" w:w="40"/>
+              <w:left w:type="dxa" w:w="80"/>
+              <w:bottom w:type="dxa" w:w="40"/>
+              <w:right w:type="dxa" w:w="80"/>
+            </w:tcMar>
+            <w:vAlign w:val="center"/>
+          </w:tcPr>
+          <w:p>
+            <w:pPr>
+              <w:jc w:val="center"/>
+            </w:pPr>
+            <w:r>
+              <w:rPr>
+                <w:rFonts w:ascii="Times New Roman" w:cs="Times New Roman" w:eastAsia="Times New Roman" w:hAnsi="Times New Roman"/>
+                <w:b w:val="false"/>
+                <w:bCs w:val="false"/>
+                <w:sz w:val="19"/>
+                <w:szCs w:val="19"/>
+              </w:rPr>
+              <w:t xml:space="preserve">Simulink (low-order model)</w:t>
+            </w:r>
+          </w:p>
+        </w:tc>
+        <w:tc>
+          <w:tcPr>
+            <w:tcW w:type="dxa" w:w="1250"/>
+            <w:tcBorders>
+              <w:top w:val="single" w:color="000000" w:sz="4"/>
+              <w:left w:val="single" w:color="000000" w:sz="4"/>
+              <w:bottom w:val="single" w:color="000000" w:sz="4"/>
+              <w:right w:val="single" w:color="000000" w:sz="4"/>
+            </w:tcBorders>
+            <w:shd w:fill="FFFF00" w:color="auto" w:val="clear"/>
+            <w:tcMar>
+              <w:top w:type="dxa" w:w="40"/>
+              <w:left w:type="dxa" w:w="80"/>
+              <w:bottom w:type="dxa" w:w="40"/>
+              <w:right w:type="dxa" w:w="80"/>
+            </w:tcMar>
+            <w:vAlign w:val="center"/>
+          </w:tcPr>
+          <w:p>
+            <w:pPr>
+              <w:jc w:val="center"/>
+            </w:pPr>
+            <w:r>
+              <w:rPr>
+                <w:rFonts w:ascii="Times New Roman" w:cs="Times New Roman" w:eastAsia="Times New Roman" w:hAnsi="Times New Roman"/>
+                <w:b w:val="false"/>
+                <w:bCs w:val="false"/>
+                <w:sz w:val="19"/>
+                <w:szCs w:val="19"/>
+              </w:rPr>
+              <w:t xml:space="preserve">PID</w:t>
+            </w:r>
+          </w:p>
+        </w:tc>
+        <w:tc>
+          <w:tcPr>
+            <w:tcW w:type="dxa" w:w="1906"/>
+            <w:tcBorders>
+              <w:top w:val="single" w:color="000000" w:sz="4"/>
+              <w:left w:val="single" w:color="000000" w:sz="4"/>
+              <w:bottom w:val="single" w:color="000000" w:sz="4"/>
+              <w:right w:val="single" w:color="000000" w:sz="4"/>
+            </w:tcBorders>
+            <w:shd w:fill="FFFF00" w:color="auto" w:val="clear"/>
+            <w:tcMar>
+              <w:top w:type="dxa" w:w="40"/>
+              <w:left w:type="dxa" w:w="80"/>
+              <w:bottom w:type="dxa" w:w="40"/>
+              <w:right w:type="dxa" w:w="80"/>
+            </w:tcMar>
+            <w:vAlign w:val="center"/>
+          </w:tcPr>
+          <w:p>
+            <w:pPr>
+              <w:jc w:val="center"/>
+            </w:pPr>
+            <w:r>
+              <w:rPr>
+                <w:rFonts w:ascii="Times New Roman" w:cs="Times New Roman" w:eastAsia="Times New Roman" w:hAnsi="Times New Roman"/>
+                <w:b w:val="false"/>
+                <w:bCs w:val="false"/>
+                <w:sz w:val="19"/>
+                <w:szCs w:val="19"/>
+              </w:rPr>
+              <w:t xml:space="preserve">RoCoF −37.23 %; nadir +6.78 % (Abstract)</w:t>
+            </w:r>
+          </w:p>
+        </w:tc>
+      </w:tr>
+      <w:tr>
+        <w:trPr>
+          <w:cantSplit/>
+          <w:tblHeader w:val="false"/>
+        </w:trPr>
+        <w:tc>
+          <w:tcPr>
+            <w:tcW w:type="dxa" w:w="1350"/>
+            <w:tcBorders>
+              <w:top w:val="single" w:color="000000" w:sz="4"/>
+              <w:left w:val="single" w:color="000000" w:sz="4"/>
+              <w:bottom w:val="single" w:color="000000" w:sz="4"/>
+              <w:right w:val="single" w:color="000000" w:sz="4"/>
+            </w:tcBorders>
+            <w:shd w:fill="FFFF00" w:color="auto" w:val="clear"/>
+            <w:tcMar>
+              <w:top w:type="dxa" w:w="40"/>
+              <w:left w:type="dxa" w:w="80"/>
+              <w:bottom w:type="dxa" w:w="40"/>
+              <w:right w:type="dxa" w:w="80"/>
+            </w:tcMar>
+            <w:vAlign w:val="center"/>
+          </w:tcPr>
+          <w:p>
+            <w:pPr>
+              <w:jc w:val="left"/>
+            </w:pPr>
+            <w:r>
+              <w:rPr>
+                <w:rFonts w:ascii="Times New Roman" w:cs="Times New Roman" w:eastAsia="Times New Roman" w:hAnsi="Times New Roman"/>
+                <w:b w:val="false"/>
+                <w:bCs w:val="false"/>
+                <w:sz w:val="19"/>
+                <w:szCs w:val="19"/>
+              </w:rPr>
+              <w:t xml:space="preserve">Li et al. (2026)</w:t>
+            </w:r>
+          </w:p>
+        </w:tc>
+        <w:tc>
+          <w:tcPr>
+            <w:tcW w:type="dxa" w:w="1700"/>
+            <w:tcBorders>
+              <w:top w:val="single" w:color="000000" w:sz="4"/>
+              <w:left w:val="single" w:color="000000" w:sz="4"/>
+              <w:bottom w:val="single" w:color="000000" w:sz="4"/>
+              <w:right w:val="single" w:color="000000" w:sz="4"/>
+            </w:tcBorders>
+            <w:shd w:fill="FFFF00" w:color="auto" w:val="clear"/>
+            <w:tcMar>
+              <w:top w:type="dxa" w:w="40"/>
+              <w:left w:type="dxa" w:w="80"/>
+              <w:bottom w:type="dxa" w:w="40"/>
+              <w:right w:type="dxa" w:w="80"/>
+            </w:tcMar>
+            <w:vAlign w:val="center"/>
+          </w:tcPr>
+          <w:p>
+            <w:pPr>
+              <w:jc w:val="center"/>
+            </w:pPr>
+            <w:r>
+              <w:rPr>
+                <w:rFonts w:ascii="Times New Roman" w:cs="Times New Roman" w:eastAsia="Times New Roman" w:hAnsi="Times New Roman"/>
+                <w:b w:val="false"/>
+                <w:bCs w:val="false"/>
+                <w:sz w:val="19"/>
+                <w:szCs w:val="19"/>
+              </w:rPr>
+              <w:t xml:space="preserve">Single 380 V VSG, 0 → 50 kW step</w:t>
+            </w:r>
+          </w:p>
+        </w:tc>
+        <w:tc>
+          <w:tcPr>
+            <w:tcW w:type="dxa" w:w="850"/>
+            <w:tcBorders>
+              <w:top w:val="single" w:color="000000" w:sz="4"/>
+              <w:left w:val="single" w:color="000000" w:sz="4"/>
+              <w:bottom w:val="single" w:color="000000" w:sz="4"/>
+              <w:right w:val="single" w:color="000000" w:sz="4"/>
+            </w:tcBorders>
+            <w:shd w:fill="FFFF00" w:color="auto" w:val="clear"/>
+            <w:tcMar>
+              <w:top w:type="dxa" w:w="40"/>
+              <w:left w:type="dxa" w:w="80"/>
+              <w:bottom w:type="dxa" w:w="40"/>
+              <w:right w:type="dxa" w:w="80"/>
+            </w:tcMar>
+            <w:vAlign w:val="center"/>
+          </w:tcPr>
+          <w:p>
+            <w:pPr>
+              <w:jc w:val="center"/>
+            </w:pPr>
+            <w:r>
+              <w:rPr>
+                <w:rFonts w:ascii="Times New Roman" w:cs="Times New Roman" w:eastAsia="Times New Roman" w:hAnsi="Times New Roman"/>
+                <w:b w:val="false"/>
+                <w:bCs w:val="false"/>
+                <w:sz w:val="19"/>
+                <w:szCs w:val="19"/>
+              </w:rPr>
+              <w:t xml:space="preserve">no</w:t>
+            </w:r>
+          </w:p>
+        </w:tc>
+        <w:tc>
+          <w:tcPr>
+            <w:tcW w:type="dxa" w:w="1250"/>
+            <w:tcBorders>
+              <w:top w:val="single" w:color="000000" w:sz="4"/>
+              <w:left w:val="single" w:color="000000" w:sz="4"/>
+              <w:bottom w:val="single" w:color="000000" w:sz="4"/>
+              <w:right w:val="single" w:color="000000" w:sz="4"/>
+            </w:tcBorders>
+            <w:shd w:fill="FFFF00" w:color="auto" w:val="clear"/>
+            <w:tcMar>
+              <w:top w:type="dxa" w:w="40"/>
+              <w:left w:type="dxa" w:w="80"/>
+              <w:bottom w:type="dxa" w:w="40"/>
+              <w:right w:type="dxa" w:w="80"/>
+            </w:tcMar>
+            <w:vAlign w:val="center"/>
+          </w:tcPr>
+          <w:p>
+            <w:pPr>
+              <w:jc w:val="center"/>
+            </w:pPr>
+            <w:r>
+              <w:rPr>
+                <w:rFonts w:ascii="Times New Roman" w:cs="Times New Roman" w:eastAsia="Times New Roman" w:hAnsi="Times New Roman"/>
+                <w:b w:val="false"/>
+                <w:bCs w:val="false"/>
+                <w:sz w:val="19"/>
+                <w:szCs w:val="19"/>
+              </w:rPr>
+              <w:t xml:space="preserve">Simulink</w:t>
+            </w:r>
+          </w:p>
+        </w:tc>
+        <w:tc>
+          <w:tcPr>
+            <w:tcW w:type="dxa" w:w="1250"/>
+            <w:tcBorders>
+              <w:top w:val="single" w:color="000000" w:sz="4"/>
+              <w:left w:val="single" w:color="000000" w:sz="4"/>
+              <w:bottom w:val="single" w:color="000000" w:sz="4"/>
+              <w:right w:val="single" w:color="000000" w:sz="4"/>
+            </w:tcBorders>
+            <w:shd w:fill="FFFF00" w:color="auto" w:val="clear"/>
+            <w:tcMar>
+              <w:top w:type="dxa" w:w="40"/>
+              <w:left w:type="dxa" w:w="80"/>
+              <w:bottom w:type="dxa" w:w="40"/>
+              <w:right w:type="dxa" w:w="80"/>
+            </w:tcMar>
+            <w:vAlign w:val="center"/>
+          </w:tcPr>
+          <w:p>
+            <w:pPr>
+              <w:jc w:val="center"/>
+            </w:pPr>
+            <w:r>
+              <w:rPr>
+                <w:rFonts w:ascii="Times New Roman" w:cs="Times New Roman" w:eastAsia="Times New Roman" w:hAnsi="Times New Roman"/>
+                <w:b w:val="false"/>
+                <w:bCs w:val="false"/>
+                <w:sz w:val="19"/>
+                <w:szCs w:val="19"/>
+              </w:rPr>
+              <w:t xml:space="preserve">Fixed, grid-searched rule, RBF, DDPG</w:t>
+            </w:r>
+          </w:p>
+        </w:tc>
+        <w:tc>
+          <w:tcPr>
+            <w:tcW w:type="dxa" w:w="1906"/>
+            <w:tcBorders>
+              <w:top w:val="single" w:color="000000" w:sz="4"/>
+              <w:left w:val="single" w:color="000000" w:sz="4"/>
+              <w:bottom w:val="single" w:color="000000" w:sz="4"/>
+              <w:right w:val="single" w:color="000000" w:sz="4"/>
+            </w:tcBorders>
+            <w:shd w:fill="FFFF00" w:color="auto" w:val="clear"/>
+            <w:tcMar>
+              <w:top w:type="dxa" w:w="40"/>
+              <w:left w:type="dxa" w:w="80"/>
+              <w:bottom w:type="dxa" w:w="40"/>
+              <w:right w:type="dxa" w:w="80"/>
+            </w:tcMar>
+            <w:vAlign w:val="center"/>
+          </w:tcPr>
+          <w:p>
+            <w:pPr>
+              <w:jc w:val="center"/>
+            </w:pPr>
+            <w:r>
+              <w:rPr>
+                <w:rFonts w:ascii="Times New Roman" w:cs="Times New Roman" w:eastAsia="Times New Roman" w:hAnsi="Times New Roman"/>
+                <w:b w:val="false"/>
+                <w:bCs w:val="false"/>
+                <w:sz w:val="19"/>
+                <w:szCs w:val="19"/>
+              </w:rPr>
+              <w:t xml:space="preserve">Δf 1.00 → 0.67 Hz; t_s 0.4 → 0.2 s (Table 3)</w:t>
+            </w:r>
+          </w:p>
+        </w:tc>
+      </w:tr>
+      <w:tr>
+        <w:trPr>
+          <w:cantSplit/>
+          <w:tblHeader w:val="false"/>
+        </w:trPr>
+        <w:tc>
+          <w:tcPr>
+            <w:tcW w:type="dxa" w:w="1350"/>
+            <w:tcBorders>
+              <w:top w:val="single" w:color="000000" w:sz="4"/>
+              <w:left w:val="single" w:color="000000" w:sz="4"/>
+              <w:bottom w:val="single" w:color="000000" w:sz="4"/>
+              <w:right w:val="single" w:color="000000" w:sz="4"/>
+            </w:tcBorders>
+            <w:shd w:fill="FFFF00" w:color="auto" w:val="clear"/>
+            <w:tcMar>
+              <w:top w:type="dxa" w:w="40"/>
+              <w:left w:type="dxa" w:w="80"/>
+              <w:bottom w:type="dxa" w:w="40"/>
+              <w:right w:type="dxa" w:w="80"/>
+            </w:tcMar>
+            <w:vAlign w:val="center"/>
+          </w:tcPr>
+          <w:p>
+            <w:pPr>
+              <w:jc w:val="left"/>
+            </w:pPr>
+            <w:r>
+              <w:rPr>
+                <w:rFonts w:ascii="Times New Roman" w:cs="Times New Roman" w:eastAsia="Times New Roman" w:hAnsi="Times New Roman"/>
+                <w:b w:val="false"/>
+                <w:bCs w:val="false"/>
+                <w:sz w:val="19"/>
+                <w:szCs w:val="19"/>
+              </w:rPr>
+              <w:t xml:space="preserve">This thesis, Study 1</w:t>
+            </w:r>
+          </w:p>
+        </w:tc>
+        <w:tc>
+          <w:tcPr>
+            <w:tcW w:type="dxa" w:w="1700"/>
+            <w:tcBorders>
+              <w:top w:val="single" w:color="000000" w:sz="4"/>
+              <w:left w:val="single" w:color="000000" w:sz="4"/>
+              <w:bottom w:val="single" w:color="000000" w:sz="4"/>
+              <w:right w:val="single" w:color="000000" w:sz="4"/>
+            </w:tcBorders>
+            <w:shd w:fill="FFFF00" w:color="auto" w:val="clear"/>
+            <w:tcMar>
+              <w:top w:type="dxa" w:w="40"/>
+              <w:left w:type="dxa" w:w="80"/>
+              <w:bottom w:type="dxa" w:w="40"/>
+              <w:right w:type="dxa" w:w="80"/>
+            </w:tcMar>
+            <w:vAlign w:val="center"/>
+          </w:tcPr>
+          <w:p>
+            <w:pPr>
+              <w:jc w:val="center"/>
+            </w:pPr>
+            <w:r>
+              <w:rPr>
+                <w:rFonts w:ascii="Times New Roman" w:cs="Times New Roman" w:eastAsia="Times New Roman" w:hAnsi="Times New Roman"/>
+                <w:b w:val="false"/>
+                <w:bCs w:val="false"/>
+                <w:sz w:val="19"/>
+                <w:szCs w:val="19"/>
+              </w:rPr>
+              <w:t xml:space="preserve">2.5 MVA converter-only microgrid, measured 1-Hz weather</w:t>
+            </w:r>
+          </w:p>
+        </w:tc>
+        <w:tc>
+          <w:tcPr>
+            <w:tcW w:type="dxa" w:w="850"/>
+            <w:tcBorders>
+              <w:top w:val="single" w:color="000000" w:sz="4"/>
+              <w:left w:val="single" w:color="000000" w:sz="4"/>
+              <w:bottom w:val="single" w:color="000000" w:sz="4"/>
+              <w:right w:val="single" w:color="000000" w:sz="4"/>
+            </w:tcBorders>
+            <w:shd w:fill="FFFF00" w:color="auto" w:val="clear"/>
+            <w:tcMar>
+              <w:top w:type="dxa" w:w="40"/>
+              <w:left w:type="dxa" w:w="80"/>
+              <w:bottom w:type="dxa" w:w="40"/>
+              <w:right w:type="dxa" w:w="80"/>
+            </w:tcMar>
+            <w:vAlign w:val="center"/>
+          </w:tcPr>
+          <w:p>
+            <w:pPr>
+              <w:jc w:val="center"/>
+            </w:pPr>
+            <w:r>
+              <w:rPr>
+                <w:rFonts w:ascii="Times New Roman" w:cs="Times New Roman" w:eastAsia="Times New Roman" w:hAnsi="Times New Roman"/>
+                <w:b w:val="false"/>
+                <w:bCs w:val="false"/>
+                <w:sz w:val="19"/>
+                <w:szCs w:val="19"/>
+              </w:rPr>
+              <w:t xml:space="preserve">no</w:t>
+            </w:r>
+          </w:p>
+        </w:tc>
+        <w:tc>
+          <w:tcPr>
+            <w:tcW w:type="dxa" w:w="1250"/>
+            <w:tcBorders>
+              <w:top w:val="single" w:color="000000" w:sz="4"/>
+              <w:left w:val="single" w:color="000000" w:sz="4"/>
+              <w:bottom w:val="single" w:color="000000" w:sz="4"/>
+              <w:right w:val="single" w:color="000000" w:sz="4"/>
+            </w:tcBorders>
+            <w:shd w:fill="FFFF00" w:color="auto" w:val="clear"/>
+            <w:tcMar>
+              <w:top w:type="dxa" w:w="40"/>
+              <w:left w:type="dxa" w:w="80"/>
+              <w:bottom w:type="dxa" w:w="40"/>
+              <w:right w:type="dxa" w:w="80"/>
+            </w:tcMar>
+            <w:vAlign w:val="center"/>
+          </w:tcPr>
+          <w:p>
+            <w:pPr>
+              <w:jc w:val="center"/>
+            </w:pPr>
+            <w:r>
+              <w:rPr>
+                <w:rFonts w:ascii="Times New Roman" w:cs="Times New Roman" w:eastAsia="Times New Roman" w:hAnsi="Times New Roman"/>
+                <w:b w:val="false"/>
+                <w:bCs w:val="false"/>
+                <w:sz w:val="19"/>
+                <w:szCs w:val="19"/>
+              </w:rPr>
+              <w:t xml:space="preserve">Python</w:t>
+            </w:r>
+          </w:p>
+        </w:tc>
+        <w:tc>
+          <w:tcPr>
+            <w:tcW w:type="dxa" w:w="1250"/>
+            <w:tcBorders>
+              <w:top w:val="single" w:color="000000" w:sz="4"/>
+              <w:left w:val="single" w:color="000000" w:sz="4"/>
+              <w:bottom w:val="single" w:color="000000" w:sz="4"/>
+              <w:right w:val="single" w:color="000000" w:sz="4"/>
+            </w:tcBorders>
+            <w:shd w:fill="FFFF00" w:color="auto" w:val="clear"/>
+            <w:tcMar>
+              <w:top w:type="dxa" w:w="40"/>
+              <w:left w:type="dxa" w:w="80"/>
+              <w:bottom w:type="dxa" w:w="40"/>
+              <w:right w:type="dxa" w:w="80"/>
+            </w:tcMar>
+            <w:vAlign w:val="center"/>
+          </w:tcPr>
+          <w:p>
+            <w:pPr>
+              <w:jc w:val="center"/>
+            </w:pPr>
+            <w:r>
+              <w:rPr>
+                <w:rFonts w:ascii="Times New Roman" w:cs="Times New Roman" w:eastAsia="Times New Roman" w:hAnsi="Times New Roman"/>
+                <w:b w:val="false"/>
+                <w:bCs w:val="false"/>
+                <w:sz w:val="19"/>
+                <w:szCs w:val="19"/>
+              </w:rPr>
+              <w:t xml:space="preserve">Tuned VSG, 10 seeds</w:t>
+            </w:r>
+          </w:p>
+        </w:tc>
+        <w:tc>
+          <w:tcPr>
+            <w:tcW w:type="dxa" w:w="1906"/>
+            <w:tcBorders>
+              <w:top w:val="single" w:color="000000" w:sz="4"/>
+              <w:left w:val="single" w:color="000000" w:sz="4"/>
+              <w:bottom w:val="single" w:color="000000" w:sz="4"/>
+              <w:right w:val="single" w:color="000000" w:sz="4"/>
+            </w:tcBorders>
+            <w:shd w:fill="FFFF00" w:color="auto" w:val="clear"/>
+            <w:tcMar>
+              <w:top w:type="dxa" w:w="40"/>
+              <w:left w:type="dxa" w:w="80"/>
+              <w:bottom w:type="dxa" w:w="40"/>
+              <w:right w:type="dxa" w:w="80"/>
+            </w:tcMar>
+            <w:vAlign w:val="center"/>
+          </w:tcPr>
+          <w:p>
+            <w:pPr>
+              <w:jc w:val="center"/>
+            </w:pPr>
+            <w:r>
+              <w:rPr>
+                <w:rFonts w:ascii="Times New Roman" w:cs="Times New Roman" w:eastAsia="Times New Roman" w:hAnsi="Times New Roman"/>
+                <w:b w:val="false"/>
+                <w:bCs w:val="false"/>
+                <w:sz w:val="19"/>
+                <w:szCs w:val="19"/>
+              </w:rPr>
+              <w:t xml:space="preserve">Comparable IAE with 19–21 % less reserved headroom (Table 4.1)</w:t>
+            </w:r>
+          </w:p>
+        </w:tc>
+      </w:tr>
+      <w:tr>
+        <w:trPr>
+          <w:cantSplit/>
+          <w:tblHeader w:val="false"/>
+        </w:trPr>
+        <w:tc>
+          <w:tcPr>
+            <w:tcW w:type="dxa" w:w="1350"/>
+            <w:tcBorders>
+              <w:top w:val="single" w:color="000000" w:sz="4"/>
+              <w:left w:val="single" w:color="000000" w:sz="4"/>
+              <w:bottom w:val="single" w:color="000000" w:sz="4"/>
+              <w:right w:val="single" w:color="000000" w:sz="4"/>
+            </w:tcBorders>
+            <w:shd w:fill="FFFF00" w:color="auto" w:val="clear"/>
+            <w:tcMar>
+              <w:top w:type="dxa" w:w="40"/>
+              <w:left w:type="dxa" w:w="80"/>
+              <w:bottom w:type="dxa" w:w="40"/>
+              <w:right w:type="dxa" w:w="80"/>
+            </w:tcMar>
+            <w:vAlign w:val="center"/>
+          </w:tcPr>
+          <w:p>
+            <w:pPr>
+              <w:jc w:val="left"/>
+            </w:pPr>
+            <w:r>
+              <w:rPr>
+                <w:rFonts w:ascii="Times New Roman" w:cs="Times New Roman" w:eastAsia="Times New Roman" w:hAnsi="Times New Roman"/>
+                <w:b w:val="false"/>
+                <w:bCs w:val="false"/>
+                <w:sz w:val="19"/>
+                <w:szCs w:val="19"/>
+              </w:rPr>
+              <w:t xml:space="preserve">This thesis, Study 2</w:t>
+            </w:r>
+          </w:p>
+        </w:tc>
+        <w:tc>
+          <w:tcPr>
+            <w:tcW w:type="dxa" w:w="1700"/>
+            <w:tcBorders>
+              <w:top w:val="single" w:color="000000" w:sz="4"/>
+              <w:left w:val="single" w:color="000000" w:sz="4"/>
+              <w:bottom w:val="single" w:color="000000" w:sz="4"/>
+              <w:right w:val="single" w:color="000000" w:sz="4"/>
+            </w:tcBorders>
+            <w:shd w:fill="FFFF00" w:color="auto" w:val="clear"/>
+            <w:tcMar>
+              <w:top w:type="dxa" w:w="40"/>
+              <w:left w:type="dxa" w:w="80"/>
+              <w:bottom w:type="dxa" w:w="40"/>
+              <w:right w:type="dxa" w:w="80"/>
+            </w:tcMar>
+            <w:vAlign w:val="center"/>
+          </w:tcPr>
+          <w:p>
+            <w:pPr>
+              <w:jc w:val="center"/>
+            </w:pPr>
+            <w:r>
+              <w:rPr>
+                <w:rFonts w:ascii="Times New Roman" w:cs="Times New Roman" w:eastAsia="Times New Roman" w:hAnsi="Times New Roman"/>
+                <w:b w:val="false"/>
+                <w:bCs w:val="false"/>
+                <w:sz w:val="19"/>
+                <w:szCs w:val="19"/>
+              </w:rPr>
+              <w:t xml:space="preserve">2 MVA diesel–PV–wind–BESS, ERA5 + NASA POWER, 200 test scenarios</w:t>
+            </w:r>
+          </w:p>
+        </w:tc>
+        <w:tc>
+          <w:tcPr>
+            <w:tcW w:type="dxa" w:w="850"/>
+            <w:tcBorders>
+              <w:top w:val="single" w:color="000000" w:sz="4"/>
+              <w:left w:val="single" w:color="000000" w:sz="4"/>
+              <w:bottom w:val="single" w:color="000000" w:sz="4"/>
+              <w:right w:val="single" w:color="000000" w:sz="4"/>
+            </w:tcBorders>
+            <w:shd w:fill="FFFF00" w:color="auto" w:val="clear"/>
+            <w:tcMar>
+              <w:top w:type="dxa" w:w="40"/>
+              <w:left w:type="dxa" w:w="80"/>
+              <w:bottom w:type="dxa" w:w="40"/>
+              <w:right w:type="dxa" w:w="80"/>
+            </w:tcMar>
+            <w:vAlign w:val="center"/>
+          </w:tcPr>
+          <w:p>
+            <w:pPr>
+              <w:jc w:val="center"/>
+            </w:pPr>
+            <w:r>
+              <w:rPr>
+                <w:rFonts w:ascii="Times New Roman" w:cs="Times New Roman" w:eastAsia="Times New Roman" w:hAnsi="Times New Roman"/>
+                <w:b w:val="false"/>
+                <w:bCs w:val="false"/>
+                <w:sz w:val="19"/>
+                <w:szCs w:val="19"/>
+              </w:rPr>
+              <w:t xml:space="preserve">yes (diesel)</w:t>
+            </w:r>
+          </w:p>
+        </w:tc>
+        <w:tc>
+          <w:tcPr>
+            <w:tcW w:type="dxa" w:w="1250"/>
+            <w:tcBorders>
+              <w:top w:val="single" w:color="000000" w:sz="4"/>
+              <w:left w:val="single" w:color="000000" w:sz="4"/>
+              <w:bottom w:val="single" w:color="000000" w:sz="4"/>
+              <w:right w:val="single" w:color="000000" w:sz="4"/>
+            </w:tcBorders>
+            <w:shd w:fill="FFFF00" w:color="auto" w:val="clear"/>
+            <w:tcMar>
+              <w:top w:type="dxa" w:w="40"/>
+              <w:left w:type="dxa" w:w="80"/>
+              <w:bottom w:type="dxa" w:w="40"/>
+              <w:right w:type="dxa" w:w="80"/>
+            </w:tcMar>
+            <w:vAlign w:val="center"/>
+          </w:tcPr>
+          <w:p>
+            <w:pPr>
+              <w:jc w:val="center"/>
+            </w:pPr>
+            <w:r>
+              <w:rPr>
+                <w:rFonts w:ascii="Times New Roman" w:cs="Times New Roman" w:eastAsia="Times New Roman" w:hAnsi="Times New Roman"/>
+                <w:b w:val="false"/>
+                <w:bCs w:val="false"/>
+                <w:sz w:val="19"/>
+                <w:szCs w:val="19"/>
+              </w:rPr>
+              <w:t xml:space="preserve">Python, MATLAB, Simscape EMT</w:t>
+            </w:r>
+          </w:p>
+        </w:tc>
+        <w:tc>
+          <w:tcPr>
+            <w:tcW w:type="dxa" w:w="1250"/>
+            <w:tcBorders>
+              <w:top w:val="single" w:color="000000" w:sz="4"/>
+              <w:left w:val="single" w:color="000000" w:sz="4"/>
+              <w:bottom w:val="single" w:color="000000" w:sz="4"/>
+              <w:right w:val="single" w:color="000000" w:sz="4"/>
+            </w:tcBorders>
+            <w:shd w:fill="FFFF00" w:color="auto" w:val="clear"/>
+            <w:tcMar>
+              <w:top w:type="dxa" w:w="40"/>
+              <w:left w:type="dxa" w:w="80"/>
+              <w:bottom w:type="dxa" w:w="40"/>
+              <w:right w:type="dxa" w:w="80"/>
+            </w:tcMar>
+            <w:vAlign w:val="center"/>
+          </w:tcPr>
+          <w:p>
+            <w:pPr>
+              <w:jc w:val="center"/>
+            </w:pPr>
+            <w:r>
+              <w:rPr>
+                <w:rFonts w:ascii="Times New Roman" w:cs="Times New Roman" w:eastAsia="Times New Roman" w:hAnsi="Times New Roman"/>
+                <w:b w:val="false"/>
+                <w:bCs w:val="false"/>
+                <w:sz w:val="19"/>
+                <w:szCs w:val="19"/>
+              </w:rPr>
+              <w:t xml:space="preserve">Tuned VSG, 5 seeds</w:t>
+            </w:r>
+          </w:p>
+        </w:tc>
+        <w:tc>
+          <w:tcPr>
+            <w:tcW w:type="dxa" w:w="1906"/>
+            <w:tcBorders>
+              <w:top w:val="single" w:color="000000" w:sz="4"/>
+              <w:left w:val="single" w:color="000000" w:sz="4"/>
+              <w:bottom w:val="single" w:color="000000" w:sz="4"/>
+              <w:right w:val="single" w:color="000000" w:sz="4"/>
+            </w:tcBorders>
+            <w:shd w:fill="FFFF00" w:color="auto" w:val="clear"/>
+            <w:tcMar>
+              <w:top w:type="dxa" w:w="40"/>
+              <w:left w:type="dxa" w:w="80"/>
+              <w:bottom w:type="dxa" w:w="40"/>
+              <w:right w:type="dxa" w:w="80"/>
+            </w:tcMar>
+            <w:vAlign w:val="center"/>
+          </w:tcPr>
+          <w:p>
+            <w:pPr>
+              <w:jc w:val="center"/>
+            </w:pPr>
+            <w:r>
+              <w:rPr>
+                <w:rFonts w:ascii="Times New Roman" w:cs="Times New Roman" w:eastAsia="Times New Roman" w:hAnsi="Times New Roman"/>
+                <w:b w:val="false"/>
+                <w:bCs w:val="false"/>
+                <w:sz w:val="19"/>
+                <w:szCs w:val="19"/>
+              </w:rPr>
+              <w:t xml:space="preserve">Nadir 0.573 → 0.522 Hz (−9 %); infeasible time 5.07 → 0.02 s (Table 4.4)</w:t>
+            </w:r>
+          </w:p>
+        </w:tc>
+      </w:tr>
+    </w:tbl>
+    <w:p>
+      <w:pPr>
+        <w:spacing w:after="160"/>
+      </w:pPr>
+    </w:p>
+    <w:p>
+      <w:pPr>
+        <w:spacing w:after="160" w:line="276"/>
+      </w:pPr>
+      <w:r>
+        <w:rPr>
+          <w:rFonts w:ascii="Times New Roman" w:cs="Times New Roman" w:eastAsia="Times New Roman" w:hAnsi="Times New Roman"/>
+          <w:b w:val="false"/>
+          <w:bCs w:val="false"/>
+          <w:i w:val="false"/>
+          <w:iCs w:val="false"/>
+          <w:sz w:val="22"/>
+          <w:szCs w:val="22"/>
+          <w:shd w:fill="FFFF00" w:color="auto" w:val="clear"/>
+        </w:rPr>
+        <w:t xml:space="preserve">Values are quoted from the cited sections. Systems, disturbances, frequencies (50 or 60 Hz) and baselines differ, so the values show each study's improvement over its own reference and are not directly comparable between rows.</w:t>
+      </w:r>
     </w:p>
     <w:p>
       <w:pPr>
@@ -26941,6 +30297,1149 @@
     </w:p>
     <w:p>
       <w:pPr>
+        <w:spacing w:after="120" w:line="360"/>
+        <w:ind w:firstLine="720"/>
+        <w:jc w:val="both"/>
+      </w:pPr>
+      <w:r>
+        <w:rPr>
+          <w:rFonts w:ascii="Times New Roman" w:cs="Times New Roman" w:eastAsia="Times New Roman" w:hAnsi="Times New Roman"/>
+          <w:b w:val="false"/>
+          <w:bCs w:val="false"/>
+          <w:i w:val="false"/>
+          <w:iCs w:val="false"/>
+          <w:sz w:val="28"/>
+          <w:szCs w:val="28"/>
+          <w:shd w:fill="FFFF00" w:color="auto" w:val="clear"/>
+        </w:rPr>
+        <w:t xml:space="preserve">Table 4.6 places these preliminary results beside the published studies of Table 2.5. The published gains of 33–60 % in frequency deviation are measured against fixed-parameter or PI references, each from one trained agent or controller design. Against a tuned fixed VSG, over 200 test scenarios and five seeds, the nadir gain of TD3 in Study 2 is 9 %, and the oracle bound shows that no scheduler could improve the objective by more than 2.1 % in this system. Because the systems differ, the comparison cannot rank the controllers; it shows how much of a reported gain depends on the reference it is measured against. The feasibility result has no counterpart in the reviewed studies, none of which measures whether the scheduled inertia and damping can be delivered.</w:t>
+      </w:r>
+    </w:p>
+    <w:p>
+      <w:pPr>
+        <w:keepNext/>
+        <w:spacing w:after="80" w:before="200"/>
+        <w:jc w:val="left"/>
+      </w:pPr>
+      <w:r>
+        <w:rPr>
+          <w:rFonts w:ascii="Times New Roman" w:cs="Times New Roman" w:eastAsia="Times New Roman" w:hAnsi="Times New Roman"/>
+          <w:b w:val="false"/>
+          <w:bCs w:val="false"/>
+          <w:i w:val="false"/>
+          <w:iCs w:val="false"/>
+          <w:sz w:val="26"/>
+          <w:szCs w:val="26"/>
+          <w:shd w:fill="FFFF00" w:color="auto" w:val="clear"/>
+        </w:rPr>
+        <w:t xml:space="preserve">Table 4.6 Preliminary results positioned against published studies</w:t>
+      </w:r>
+    </w:p>
+    <w:tbl>
+      <w:tblPr>
+        <w:tblW w:type="dxa" w:w="8306"/>
+        <w:tblBorders>
+          <w:top w:val="single" w:color="auto" w:sz="4"/>
+          <w:left w:val="single" w:color="auto" w:sz="4"/>
+          <w:bottom w:val="single" w:color="auto" w:sz="4"/>
+          <w:right w:val="single" w:color="auto" w:sz="4"/>
+          <w:insideH w:val="single" w:color="auto" w:sz="4"/>
+          <w:insideV w:val="single" w:color="auto" w:sz="4"/>
+        </w:tblBorders>
+      </w:tblPr>
+      <w:tblGrid>
+        <w:gridCol w:w="2500"/>
+        <w:gridCol w:w="2700"/>
+        <w:gridCol w:w="3106"/>
+      </w:tblGrid>
+      <w:tr>
+        <w:trPr>
+          <w:cantSplit/>
+          <w:tblHeader/>
+        </w:trPr>
+        <w:tc>
+          <w:tcPr>
+            <w:tcW w:type="dxa" w:w="2500"/>
+            <w:tcBorders>
+              <w:top w:val="single" w:color="000000" w:sz="4"/>
+              <w:left w:val="single" w:color="000000" w:sz="4"/>
+              <w:bottom w:val="single" w:color="000000" w:sz="4"/>
+              <w:right w:val="single" w:color="000000" w:sz="4"/>
+            </w:tcBorders>
+            <w:shd w:fill="E8E8E8" w:color="auto" w:val="clear"/>
+            <w:tcMar>
+              <w:top w:type="dxa" w:w="40"/>
+              <w:left w:type="dxa" w:w="80"/>
+              <w:bottom w:type="dxa" w:w="40"/>
+              <w:right w:type="dxa" w:w="80"/>
+            </w:tcMar>
+            <w:vAlign w:val="center"/>
+          </w:tcPr>
+          <w:p>
+            <w:pPr>
+              <w:jc w:val="center"/>
+            </w:pPr>
+            <w:r>
+              <w:rPr>
+                <w:rFonts w:ascii="Times New Roman" w:cs="Times New Roman" w:eastAsia="Times New Roman" w:hAnsi="Times New Roman"/>
+                <w:b/>
+                <w:bCs/>
+                <w:sz w:val="21"/>
+                <w:szCs w:val="21"/>
+              </w:rPr>
+              <w:t xml:space="preserve">Study</w:t>
+            </w:r>
+          </w:p>
+        </w:tc>
+        <w:tc>
+          <w:tcPr>
+            <w:tcW w:type="dxa" w:w="2700"/>
+            <w:tcBorders>
+              <w:top w:val="single" w:color="000000" w:sz="4"/>
+              <w:left w:val="single" w:color="000000" w:sz="4"/>
+              <w:bottom w:val="single" w:color="000000" w:sz="4"/>
+              <w:right w:val="single" w:color="000000" w:sz="4"/>
+            </w:tcBorders>
+            <w:shd w:fill="E8E8E8" w:color="auto" w:val="clear"/>
+            <w:tcMar>
+              <w:top w:type="dxa" w:w="40"/>
+              <w:left w:type="dxa" w:w="80"/>
+              <w:bottom w:type="dxa" w:w="40"/>
+              <w:right w:type="dxa" w:w="80"/>
+            </w:tcMar>
+            <w:vAlign w:val="center"/>
+          </w:tcPr>
+          <w:p>
+            <w:pPr>
+              <w:jc w:val="center"/>
+            </w:pPr>
+            <w:r>
+              <w:rPr>
+                <w:rFonts w:ascii="Times New Roman" w:cs="Times New Roman" w:eastAsia="Times New Roman" w:hAnsi="Times New Roman"/>
+                <w:b/>
+                <w:bCs/>
+                <w:sz w:val="21"/>
+                <w:szCs w:val="21"/>
+              </w:rPr>
+              <w:t xml:space="preserve">Reference controller</w:t>
+            </w:r>
+          </w:p>
+        </w:tc>
+        <w:tc>
+          <w:tcPr>
+            <w:tcW w:type="dxa" w:w="3106"/>
+            <w:tcBorders>
+              <w:top w:val="single" w:color="000000" w:sz="4"/>
+              <w:left w:val="single" w:color="000000" w:sz="4"/>
+              <w:bottom w:val="single" w:color="000000" w:sz="4"/>
+              <w:right w:val="single" w:color="000000" w:sz="4"/>
+            </w:tcBorders>
+            <w:shd w:fill="E8E8E8" w:color="auto" w:val="clear"/>
+            <w:tcMar>
+              <w:top w:type="dxa" w:w="40"/>
+              <w:left w:type="dxa" w:w="80"/>
+              <w:bottom w:type="dxa" w:w="40"/>
+              <w:right w:type="dxa" w:w="80"/>
+            </w:tcMar>
+            <w:vAlign w:val="center"/>
+          </w:tcPr>
+          <w:p>
+            <w:pPr>
+              <w:jc w:val="center"/>
+            </w:pPr>
+            <w:r>
+              <w:rPr>
+                <w:rFonts w:ascii="Times New Roman" w:cs="Times New Roman" w:eastAsia="Times New Roman" w:hAnsi="Times New Roman"/>
+                <w:b/>
+                <w:bCs/>
+                <w:sz w:val="21"/>
+                <w:szCs w:val="21"/>
+              </w:rPr>
+              <w:t xml:space="preserve">Reported change</w:t>
+            </w:r>
+          </w:p>
+        </w:tc>
+      </w:tr>
+      <w:tr>
+        <w:trPr>
+          <w:cantSplit/>
+          <w:tblHeader w:val="false"/>
+        </w:trPr>
+        <w:tc>
+          <w:tcPr>
+            <w:tcW w:type="dxa" w:w="2500"/>
+            <w:tcBorders>
+              <w:top w:val="single" w:color="000000" w:sz="4"/>
+              <w:left w:val="single" w:color="000000" w:sz="4"/>
+              <w:bottom w:val="single" w:color="000000" w:sz="4"/>
+              <w:right w:val="single" w:color="000000" w:sz="4"/>
+            </w:tcBorders>
+            <w:shd w:fill="FFFF00" w:color="auto" w:val="clear"/>
+            <w:tcMar>
+              <w:top w:type="dxa" w:w="40"/>
+              <w:left w:type="dxa" w:w="80"/>
+              <w:bottom w:type="dxa" w:w="40"/>
+              <w:right w:type="dxa" w:w="80"/>
+            </w:tcMar>
+            <w:vAlign w:val="center"/>
+          </w:tcPr>
+          <w:p>
+            <w:pPr>
+              <w:jc w:val="left"/>
+            </w:pPr>
+            <w:r>
+              <w:rPr>
+                <w:rFonts w:ascii="Times New Roman" w:cs="Times New Roman" w:eastAsia="Times New Roman" w:hAnsi="Times New Roman"/>
+                <w:b w:val="false"/>
+                <w:bCs w:val="false"/>
+                <w:sz w:val="21"/>
+                <w:szCs w:val="21"/>
+              </w:rPr>
+              <w:t xml:space="preserve">Li et al. (2026), TD3</w:t>
+            </w:r>
+          </w:p>
+        </w:tc>
+        <w:tc>
+          <w:tcPr>
+            <w:tcW w:type="dxa" w:w="2700"/>
+            <w:tcBorders>
+              <w:top w:val="single" w:color="000000" w:sz="4"/>
+              <w:left w:val="single" w:color="000000" w:sz="4"/>
+              <w:bottom w:val="single" w:color="000000" w:sz="4"/>
+              <w:right w:val="single" w:color="000000" w:sz="4"/>
+            </w:tcBorders>
+            <w:shd w:fill="FFFF00" w:color="auto" w:val="clear"/>
+            <w:tcMar>
+              <w:top w:type="dxa" w:w="40"/>
+              <w:left w:type="dxa" w:w="80"/>
+              <w:bottom w:type="dxa" w:w="40"/>
+              <w:right w:type="dxa" w:w="80"/>
+            </w:tcMar>
+            <w:vAlign w:val="center"/>
+          </w:tcPr>
+          <w:p>
+            <w:pPr>
+              <w:jc w:val="center"/>
+            </w:pPr>
+            <w:r>
+              <w:rPr>
+                <w:rFonts w:ascii="Times New Roman" w:cs="Times New Roman" w:eastAsia="Times New Roman" w:hAnsi="Times New Roman"/>
+                <w:b w:val="false"/>
+                <w:bCs w:val="false"/>
+                <w:sz w:val="21"/>
+                <w:szCs w:val="21"/>
+              </w:rPr>
+              <w:t xml:space="preserve">Fixed VSG, default parameters</w:t>
+            </w:r>
+          </w:p>
+        </w:tc>
+        <w:tc>
+          <w:tcPr>
+            <w:tcW w:type="dxa" w:w="3106"/>
+            <w:tcBorders>
+              <w:top w:val="single" w:color="000000" w:sz="4"/>
+              <w:left w:val="single" w:color="000000" w:sz="4"/>
+              <w:bottom w:val="single" w:color="000000" w:sz="4"/>
+              <w:right w:val="single" w:color="000000" w:sz="4"/>
+            </w:tcBorders>
+            <w:shd w:fill="FFFF00" w:color="auto" w:val="clear"/>
+            <w:tcMar>
+              <w:top w:type="dxa" w:w="40"/>
+              <w:left w:type="dxa" w:w="80"/>
+              <w:bottom w:type="dxa" w:w="40"/>
+              <w:right w:type="dxa" w:w="80"/>
+            </w:tcMar>
+            <w:vAlign w:val="center"/>
+          </w:tcPr>
+          <w:p>
+            <w:pPr>
+              <w:jc w:val="center"/>
+            </w:pPr>
+            <w:r>
+              <w:rPr>
+                <w:rFonts w:ascii="Times New Roman" w:cs="Times New Roman" w:eastAsia="Times New Roman" w:hAnsi="Times New Roman"/>
+                <w:b w:val="false"/>
+                <w:bCs w:val="false"/>
+                <w:sz w:val="21"/>
+                <w:szCs w:val="21"/>
+              </w:rPr>
+              <w:t xml:space="preserve">Δf −33 % (power step), −57 % (load step)</w:t>
+            </w:r>
+          </w:p>
+        </w:tc>
+      </w:tr>
+      <w:tr>
+        <w:trPr>
+          <w:cantSplit/>
+          <w:tblHeader w:val="false"/>
+        </w:trPr>
+        <w:tc>
+          <w:tcPr>
+            <w:tcW w:type="dxa" w:w="2500"/>
+            <w:tcBorders>
+              <w:top w:val="single" w:color="000000" w:sz="4"/>
+              <w:left w:val="single" w:color="000000" w:sz="4"/>
+              <w:bottom w:val="single" w:color="000000" w:sz="4"/>
+              <w:right w:val="single" w:color="000000" w:sz="4"/>
+            </w:tcBorders>
+            <w:shd w:fill="FFFF00" w:color="auto" w:val="clear"/>
+            <w:tcMar>
+              <w:top w:type="dxa" w:w="40"/>
+              <w:left w:type="dxa" w:w="80"/>
+              <w:bottom w:type="dxa" w:w="40"/>
+              <w:right w:type="dxa" w:w="80"/>
+            </w:tcMar>
+            <w:vAlign w:val="center"/>
+          </w:tcPr>
+          <w:p>
+            <w:pPr>
+              <w:jc w:val="left"/>
+            </w:pPr>
+            <w:r>
+              <w:rPr>
+                <w:rFonts w:ascii="Times New Roman" w:cs="Times New Roman" w:eastAsia="Times New Roman" w:hAnsi="Times New Roman"/>
+                <w:b w:val="false"/>
+                <w:bCs w:val="false"/>
+                <w:sz w:val="21"/>
+                <w:szCs w:val="21"/>
+              </w:rPr>
+              <w:t xml:space="preserve">Lu and Zhuan (2024), SAC</w:t>
+            </w:r>
+          </w:p>
+        </w:tc>
+        <w:tc>
+          <w:tcPr>
+            <w:tcW w:type="dxa" w:w="2700"/>
+            <w:tcBorders>
+              <w:top w:val="single" w:color="000000" w:sz="4"/>
+              <w:left w:val="single" w:color="000000" w:sz="4"/>
+              <w:bottom w:val="single" w:color="000000" w:sz="4"/>
+              <w:right w:val="single" w:color="000000" w:sz="4"/>
+            </w:tcBorders>
+            <w:shd w:fill="FFFF00" w:color="auto" w:val="clear"/>
+            <w:tcMar>
+              <w:top w:type="dxa" w:w="40"/>
+              <w:left w:type="dxa" w:w="80"/>
+              <w:bottom w:type="dxa" w:w="40"/>
+              <w:right w:type="dxa" w:w="80"/>
+            </w:tcMar>
+            <w:vAlign w:val="center"/>
+          </w:tcPr>
+          <w:p>
+            <w:pPr>
+              <w:jc w:val="center"/>
+            </w:pPr>
+            <w:r>
+              <w:rPr>
+                <w:rFonts w:ascii="Times New Roman" w:cs="Times New Roman" w:eastAsia="Times New Roman" w:hAnsi="Times New Roman"/>
+                <w:b w:val="false"/>
+                <w:bCs w:val="false"/>
+                <w:sz w:val="21"/>
+                <w:szCs w:val="21"/>
+              </w:rPr>
+              <w:t xml:space="preserve">Fixed VSG, default parameters</w:t>
+            </w:r>
+          </w:p>
+        </w:tc>
+        <w:tc>
+          <w:tcPr>
+            <w:tcW w:type="dxa" w:w="3106"/>
+            <w:tcBorders>
+              <w:top w:val="single" w:color="000000" w:sz="4"/>
+              <w:left w:val="single" w:color="000000" w:sz="4"/>
+              <w:bottom w:val="single" w:color="000000" w:sz="4"/>
+              <w:right w:val="single" w:color="000000" w:sz="4"/>
+            </w:tcBorders>
+            <w:shd w:fill="FFFF00" w:color="auto" w:val="clear"/>
+            <w:tcMar>
+              <w:top w:type="dxa" w:w="40"/>
+              <w:left w:type="dxa" w:w="80"/>
+              <w:bottom w:type="dxa" w:w="40"/>
+              <w:right w:type="dxa" w:w="80"/>
+            </w:tcMar>
+            <w:vAlign w:val="center"/>
+          </w:tcPr>
+          <w:p>
+            <w:pPr>
+              <w:jc w:val="center"/>
+            </w:pPr>
+            <w:r>
+              <w:rPr>
+                <w:rFonts w:ascii="Times New Roman" w:cs="Times New Roman" w:eastAsia="Times New Roman" w:hAnsi="Times New Roman"/>
+                <w:b w:val="false"/>
+                <w:bCs w:val="false"/>
+                <w:sz w:val="21"/>
+                <w:szCs w:val="21"/>
+              </w:rPr>
+              <w:t xml:space="preserve">Δf −40 % (power step), −39 % (load step)</w:t>
+            </w:r>
+          </w:p>
+        </w:tc>
+      </w:tr>
+      <w:tr>
+        <w:trPr>
+          <w:cantSplit/>
+          <w:tblHeader w:val="false"/>
+        </w:trPr>
+        <w:tc>
+          <w:tcPr>
+            <w:tcW w:type="dxa" w:w="2500"/>
+            <w:tcBorders>
+              <w:top w:val="single" w:color="000000" w:sz="4"/>
+              <w:left w:val="single" w:color="000000" w:sz="4"/>
+              <w:bottom w:val="single" w:color="000000" w:sz="4"/>
+              <w:right w:val="single" w:color="000000" w:sz="4"/>
+            </w:tcBorders>
+            <w:shd w:fill="FFFF00" w:color="auto" w:val="clear"/>
+            <w:tcMar>
+              <w:top w:type="dxa" w:w="40"/>
+              <w:left w:type="dxa" w:w="80"/>
+              <w:bottom w:type="dxa" w:w="40"/>
+              <w:right w:type="dxa" w:w="80"/>
+            </w:tcMar>
+            <w:vAlign w:val="center"/>
+          </w:tcPr>
+          <w:p>
+            <w:pPr>
+              <w:jc w:val="left"/>
+            </w:pPr>
+            <w:r>
+              <w:rPr>
+                <w:rFonts w:ascii="Times New Roman" w:cs="Times New Roman" w:eastAsia="Times New Roman" w:hAnsi="Times New Roman"/>
+                <w:b w:val="false"/>
+                <w:bCs w:val="false"/>
+                <w:sz w:val="21"/>
+                <w:szCs w:val="21"/>
+              </w:rPr>
+              <w:t xml:space="preserve">Shi et al. (2024), rule</w:t>
+            </w:r>
+          </w:p>
+        </w:tc>
+        <w:tc>
+          <w:tcPr>
+            <w:tcW w:type="dxa" w:w="2700"/>
+            <w:tcBorders>
+              <w:top w:val="single" w:color="000000" w:sz="4"/>
+              <w:left w:val="single" w:color="000000" w:sz="4"/>
+              <w:bottom w:val="single" w:color="000000" w:sz="4"/>
+              <w:right w:val="single" w:color="000000" w:sz="4"/>
+            </w:tcBorders>
+            <w:shd w:fill="FFFF00" w:color="auto" w:val="clear"/>
+            <w:tcMar>
+              <w:top w:type="dxa" w:w="40"/>
+              <w:left w:type="dxa" w:w="80"/>
+              <w:bottom w:type="dxa" w:w="40"/>
+              <w:right w:type="dxa" w:w="80"/>
+            </w:tcMar>
+            <w:vAlign w:val="center"/>
+          </w:tcPr>
+          <w:p>
+            <w:pPr>
+              <w:jc w:val="center"/>
+            </w:pPr>
+            <w:r>
+              <w:rPr>
+                <w:rFonts w:ascii="Times New Roman" w:cs="Times New Roman" w:eastAsia="Times New Roman" w:hAnsi="Times New Roman"/>
+                <w:b w:val="false"/>
+                <w:bCs w:val="false"/>
+                <w:sz w:val="21"/>
+                <w:szCs w:val="21"/>
+              </w:rPr>
+              <w:t xml:space="preserve">Fixed J and D</w:t>
+            </w:r>
+          </w:p>
+        </w:tc>
+        <w:tc>
+          <w:tcPr>
+            <w:tcW w:type="dxa" w:w="3106"/>
+            <w:tcBorders>
+              <w:top w:val="single" w:color="000000" w:sz="4"/>
+              <w:left w:val="single" w:color="000000" w:sz="4"/>
+              <w:bottom w:val="single" w:color="000000" w:sz="4"/>
+              <w:right w:val="single" w:color="000000" w:sz="4"/>
+            </w:tcBorders>
+            <w:shd w:fill="FFFF00" w:color="auto" w:val="clear"/>
+            <w:tcMar>
+              <w:top w:type="dxa" w:w="40"/>
+              <w:left w:type="dxa" w:w="80"/>
+              <w:bottom w:type="dxa" w:w="40"/>
+              <w:right w:type="dxa" w:w="80"/>
+            </w:tcMar>
+            <w:vAlign w:val="center"/>
+          </w:tcPr>
+          <w:p>
+            <w:pPr>
+              <w:jc w:val="center"/>
+            </w:pPr>
+            <w:r>
+              <w:rPr>
+                <w:rFonts w:ascii="Times New Roman" w:cs="Times New Roman" w:eastAsia="Times New Roman" w:hAnsi="Times New Roman"/>
+                <w:b w:val="false"/>
+                <w:bCs w:val="false"/>
+                <w:sz w:val="21"/>
+                <w:szCs w:val="21"/>
+              </w:rPr>
+              <w:t xml:space="preserve">Δf −60 %</w:t>
+            </w:r>
+          </w:p>
+        </w:tc>
+      </w:tr>
+      <w:tr>
+        <w:trPr>
+          <w:cantSplit/>
+          <w:tblHeader w:val="false"/>
+        </w:trPr>
+        <w:tc>
+          <w:tcPr>
+            <w:tcW w:type="dxa" w:w="2500"/>
+            <w:tcBorders>
+              <w:top w:val="single" w:color="000000" w:sz="4"/>
+              <w:left w:val="single" w:color="000000" w:sz="4"/>
+              <w:bottom w:val="single" w:color="000000" w:sz="4"/>
+              <w:right w:val="single" w:color="000000" w:sz="4"/>
+            </w:tcBorders>
+            <w:shd w:fill="FFFF00" w:color="auto" w:val="clear"/>
+            <w:tcMar>
+              <w:top w:type="dxa" w:w="40"/>
+              <w:left w:type="dxa" w:w="80"/>
+              <w:bottom w:type="dxa" w:w="40"/>
+              <w:right w:type="dxa" w:w="80"/>
+            </w:tcMar>
+            <w:vAlign w:val="center"/>
+          </w:tcPr>
+          <w:p>
+            <w:pPr>
+              <w:jc w:val="left"/>
+            </w:pPr>
+            <w:r>
+              <w:rPr>
+                <w:rFonts w:ascii="Times New Roman" w:cs="Times New Roman" w:eastAsia="Times New Roman" w:hAnsi="Times New Roman"/>
+                <w:b w:val="false"/>
+                <w:bCs w:val="false"/>
+                <w:sz w:val="21"/>
+                <w:szCs w:val="21"/>
+              </w:rPr>
+              <w:t xml:space="preserve">Han et al. (2023), rule</w:t>
+            </w:r>
+          </w:p>
+        </w:tc>
+        <w:tc>
+          <w:tcPr>
+            <w:tcW w:type="dxa" w:w="2700"/>
+            <w:tcBorders>
+              <w:top w:val="single" w:color="000000" w:sz="4"/>
+              <w:left w:val="single" w:color="000000" w:sz="4"/>
+              <w:bottom w:val="single" w:color="000000" w:sz="4"/>
+              <w:right w:val="single" w:color="000000" w:sz="4"/>
+            </w:tcBorders>
+            <w:shd w:fill="FFFF00" w:color="auto" w:val="clear"/>
+            <w:tcMar>
+              <w:top w:type="dxa" w:w="40"/>
+              <w:left w:type="dxa" w:w="80"/>
+              <w:bottom w:type="dxa" w:w="40"/>
+              <w:right w:type="dxa" w:w="80"/>
+            </w:tcMar>
+            <w:vAlign w:val="center"/>
+          </w:tcPr>
+          <w:p>
+            <w:pPr>
+              <w:jc w:val="center"/>
+            </w:pPr>
+            <w:r>
+              <w:rPr>
+                <w:rFonts w:ascii="Times New Roman" w:cs="Times New Roman" w:eastAsia="Times New Roman" w:hAnsi="Times New Roman"/>
+                <w:b w:val="false"/>
+                <w:bCs w:val="false"/>
+                <w:sz w:val="21"/>
+                <w:szCs w:val="21"/>
+              </w:rPr>
+              <w:t xml:space="preserve">Constant inertia</w:t>
+            </w:r>
+          </w:p>
+        </w:tc>
+        <w:tc>
+          <w:tcPr>
+            <w:tcW w:type="dxa" w:w="3106"/>
+            <w:tcBorders>
+              <w:top w:val="single" w:color="000000" w:sz="4"/>
+              <w:left w:val="single" w:color="000000" w:sz="4"/>
+              <w:bottom w:val="single" w:color="000000" w:sz="4"/>
+              <w:right w:val="single" w:color="000000" w:sz="4"/>
+            </w:tcBorders>
+            <w:shd w:fill="FFFF00" w:color="auto" w:val="clear"/>
+            <w:tcMar>
+              <w:top w:type="dxa" w:w="40"/>
+              <w:left w:type="dxa" w:w="80"/>
+              <w:bottom w:type="dxa" w:w="40"/>
+              <w:right w:type="dxa" w:w="80"/>
+            </w:tcMar>
+            <w:vAlign w:val="center"/>
+          </w:tcPr>
+          <w:p>
+            <w:pPr>
+              <w:jc w:val="center"/>
+            </w:pPr>
+            <w:r>
+              <w:rPr>
+                <w:rFonts w:ascii="Times New Roman" w:cs="Times New Roman" w:eastAsia="Times New Roman" w:hAnsi="Times New Roman"/>
+                <w:b w:val="false"/>
+                <w:bCs w:val="false"/>
+                <w:sz w:val="21"/>
+                <w:szCs w:val="21"/>
+              </w:rPr>
+              <w:t xml:space="preserve">Frequency dip −13 % to −55 %</w:t>
+            </w:r>
+          </w:p>
+        </w:tc>
+      </w:tr>
+      <w:tr>
+        <w:trPr>
+          <w:cantSplit/>
+          <w:tblHeader w:val="false"/>
+        </w:trPr>
+        <w:tc>
+          <w:tcPr>
+            <w:tcW w:type="dxa" w:w="2500"/>
+            <w:tcBorders>
+              <w:top w:val="single" w:color="000000" w:sz="4"/>
+              <w:left w:val="single" w:color="000000" w:sz="4"/>
+              <w:bottom w:val="single" w:color="000000" w:sz="4"/>
+              <w:right w:val="single" w:color="000000" w:sz="4"/>
+            </w:tcBorders>
+            <w:shd w:fill="FFFF00" w:color="auto" w:val="clear"/>
+            <w:tcMar>
+              <w:top w:type="dxa" w:w="40"/>
+              <w:left w:type="dxa" w:w="80"/>
+              <w:bottom w:type="dxa" w:w="40"/>
+              <w:right w:type="dxa" w:w="80"/>
+            </w:tcMar>
+            <w:vAlign w:val="center"/>
+          </w:tcPr>
+          <w:p>
+            <w:pPr>
+              <w:jc w:val="left"/>
+            </w:pPr>
+            <w:r>
+              <w:rPr>
+                <w:rFonts w:ascii="Times New Roman" w:cs="Times New Roman" w:eastAsia="Times New Roman" w:hAnsi="Times New Roman"/>
+                <w:b w:val="false"/>
+                <w:bCs w:val="false"/>
+                <w:sz w:val="21"/>
+                <w:szCs w:val="21"/>
+              </w:rPr>
+              <w:t xml:space="preserve">Egbomwan et al. (2023), TD3</w:t>
+            </w:r>
+          </w:p>
+        </w:tc>
+        <w:tc>
+          <w:tcPr>
+            <w:tcW w:type="dxa" w:w="2700"/>
+            <w:tcBorders>
+              <w:top w:val="single" w:color="000000" w:sz="4"/>
+              <w:left w:val="single" w:color="000000" w:sz="4"/>
+              <w:bottom w:val="single" w:color="000000" w:sz="4"/>
+              <w:right w:val="single" w:color="000000" w:sz="4"/>
+            </w:tcBorders>
+            <w:shd w:fill="FFFF00" w:color="auto" w:val="clear"/>
+            <w:tcMar>
+              <w:top w:type="dxa" w:w="40"/>
+              <w:left w:type="dxa" w:w="80"/>
+              <w:bottom w:type="dxa" w:w="40"/>
+              <w:right w:type="dxa" w:w="80"/>
+            </w:tcMar>
+            <w:vAlign w:val="center"/>
+          </w:tcPr>
+          <w:p>
+            <w:pPr>
+              <w:jc w:val="center"/>
+            </w:pPr>
+            <w:r>
+              <w:rPr>
+                <w:rFonts w:ascii="Times New Roman" w:cs="Times New Roman" w:eastAsia="Times New Roman" w:hAnsi="Times New Roman"/>
+                <w:b w:val="false"/>
+                <w:bCs w:val="false"/>
+                <w:sz w:val="21"/>
+                <w:szCs w:val="21"/>
+              </w:rPr>
+              <w:t xml:space="preserve">PI</w:t>
+            </w:r>
+          </w:p>
+        </w:tc>
+        <w:tc>
+          <w:tcPr>
+            <w:tcW w:type="dxa" w:w="3106"/>
+            <w:tcBorders>
+              <w:top w:val="single" w:color="000000" w:sz="4"/>
+              <w:left w:val="single" w:color="000000" w:sz="4"/>
+              <w:bottom w:val="single" w:color="000000" w:sz="4"/>
+              <w:right w:val="single" w:color="000000" w:sz="4"/>
+            </w:tcBorders>
+            <w:shd w:fill="FFFF00" w:color="auto" w:val="clear"/>
+            <w:tcMar>
+              <w:top w:type="dxa" w:w="40"/>
+              <w:left w:type="dxa" w:w="80"/>
+              <w:bottom w:type="dxa" w:w="40"/>
+              <w:right w:type="dxa" w:w="80"/>
+            </w:tcMar>
+            <w:vAlign w:val="center"/>
+          </w:tcPr>
+          <w:p>
+            <w:pPr>
+              <w:jc w:val="center"/>
+            </w:pPr>
+            <w:r>
+              <w:rPr>
+                <w:rFonts w:ascii="Times New Roman" w:cs="Times New Roman" w:eastAsia="Times New Roman" w:hAnsi="Times New Roman"/>
+                <w:b w:val="false"/>
+                <w:bCs w:val="false"/>
+                <w:sz w:val="21"/>
+                <w:szCs w:val="21"/>
+              </w:rPr>
+              <w:t xml:space="preserve">Mean absolute Δf error −56.6 %</w:t>
+            </w:r>
+          </w:p>
+        </w:tc>
+      </w:tr>
+      <w:tr>
+        <w:trPr>
+          <w:cantSplit/>
+          <w:tblHeader w:val="false"/>
+        </w:trPr>
+        <w:tc>
+          <w:tcPr>
+            <w:tcW w:type="dxa" w:w="2500"/>
+            <w:tcBorders>
+              <w:top w:val="single" w:color="000000" w:sz="4"/>
+              <w:left w:val="single" w:color="000000" w:sz="4"/>
+              <w:bottom w:val="single" w:color="000000" w:sz="4"/>
+              <w:right w:val="single" w:color="000000" w:sz="4"/>
+            </w:tcBorders>
+            <w:shd w:fill="FFFF00" w:color="auto" w:val="clear"/>
+            <w:tcMar>
+              <w:top w:type="dxa" w:w="40"/>
+              <w:left w:type="dxa" w:w="80"/>
+              <w:bottom w:type="dxa" w:w="40"/>
+              <w:right w:type="dxa" w:w="80"/>
+            </w:tcMar>
+            <w:vAlign w:val="center"/>
+          </w:tcPr>
+          <w:p>
+            <w:pPr>
+              <w:jc w:val="left"/>
+            </w:pPr>
+            <w:r>
+              <w:rPr>
+                <w:rFonts w:ascii="Times New Roman" w:cs="Times New Roman" w:eastAsia="Times New Roman" w:hAnsi="Times New Roman"/>
+                <w:b w:val="false"/>
+                <w:bCs w:val="false"/>
+                <w:sz w:val="21"/>
+                <w:szCs w:val="21"/>
+              </w:rPr>
+              <w:t xml:space="preserve">Criollo et al. (2026), SAC</w:t>
+            </w:r>
+          </w:p>
+        </w:tc>
+        <w:tc>
+          <w:tcPr>
+            <w:tcW w:type="dxa" w:w="2700"/>
+            <w:tcBorders>
+              <w:top w:val="single" w:color="000000" w:sz="4"/>
+              <w:left w:val="single" w:color="000000" w:sz="4"/>
+              <w:bottom w:val="single" w:color="000000" w:sz="4"/>
+              <w:right w:val="single" w:color="000000" w:sz="4"/>
+            </w:tcBorders>
+            <w:shd w:fill="FFFF00" w:color="auto" w:val="clear"/>
+            <w:tcMar>
+              <w:top w:type="dxa" w:w="40"/>
+              <w:left w:type="dxa" w:w="80"/>
+              <w:bottom w:type="dxa" w:w="40"/>
+              <w:right w:type="dxa" w:w="80"/>
+            </w:tcMar>
+            <w:vAlign w:val="center"/>
+          </w:tcPr>
+          <w:p>
+            <w:pPr>
+              <w:jc w:val="center"/>
+            </w:pPr>
+            <w:r>
+              <w:rPr>
+                <w:rFonts w:ascii="Times New Roman" w:cs="Times New Roman" w:eastAsia="Times New Roman" w:hAnsi="Times New Roman"/>
+                <w:b w:val="false"/>
+                <w:bCs w:val="false"/>
+                <w:sz w:val="21"/>
+                <w:szCs w:val="21"/>
+              </w:rPr>
+              <w:t xml:space="preserve">PID</w:t>
+            </w:r>
+          </w:p>
+        </w:tc>
+        <w:tc>
+          <w:tcPr>
+            <w:tcW w:type="dxa" w:w="3106"/>
+            <w:tcBorders>
+              <w:top w:val="single" w:color="000000" w:sz="4"/>
+              <w:left w:val="single" w:color="000000" w:sz="4"/>
+              <w:bottom w:val="single" w:color="000000" w:sz="4"/>
+              <w:right w:val="single" w:color="000000" w:sz="4"/>
+            </w:tcBorders>
+            <w:shd w:fill="FFFF00" w:color="auto" w:val="clear"/>
+            <w:tcMar>
+              <w:top w:type="dxa" w:w="40"/>
+              <w:left w:type="dxa" w:w="80"/>
+              <w:bottom w:type="dxa" w:w="40"/>
+              <w:right w:type="dxa" w:w="80"/>
+            </w:tcMar>
+            <w:vAlign w:val="center"/>
+          </w:tcPr>
+          <w:p>
+            <w:pPr>
+              <w:jc w:val="center"/>
+            </w:pPr>
+            <w:r>
+              <w:rPr>
+                <w:rFonts w:ascii="Times New Roman" w:cs="Times New Roman" w:eastAsia="Times New Roman" w:hAnsi="Times New Roman"/>
+                <w:b w:val="false"/>
+                <w:bCs w:val="false"/>
+                <w:sz w:val="21"/>
+                <w:szCs w:val="21"/>
+              </w:rPr>
+              <w:t xml:space="preserve">RoCoF −37.23 %</w:t>
+            </w:r>
+          </w:p>
+        </w:tc>
+      </w:tr>
+      <w:tr>
+        <w:trPr>
+          <w:cantSplit/>
+          <w:tblHeader w:val="false"/>
+        </w:trPr>
+        <w:tc>
+          <w:tcPr>
+            <w:tcW w:type="dxa" w:w="2500"/>
+            <w:tcBorders>
+              <w:top w:val="single" w:color="000000" w:sz="4"/>
+              <w:left w:val="single" w:color="000000" w:sz="4"/>
+              <w:bottom w:val="single" w:color="000000" w:sz="4"/>
+              <w:right w:val="single" w:color="000000" w:sz="4"/>
+            </w:tcBorders>
+            <w:shd w:fill="FFFF00" w:color="auto" w:val="clear"/>
+            <w:tcMar>
+              <w:top w:type="dxa" w:w="40"/>
+              <w:left w:type="dxa" w:w="80"/>
+              <w:bottom w:type="dxa" w:w="40"/>
+              <w:right w:type="dxa" w:w="80"/>
+            </w:tcMar>
+            <w:vAlign w:val="center"/>
+          </w:tcPr>
+          <w:p>
+            <w:pPr>
+              <w:jc w:val="left"/>
+            </w:pPr>
+            <w:r>
+              <w:rPr>
+                <w:rFonts w:ascii="Times New Roman" w:cs="Times New Roman" w:eastAsia="Times New Roman" w:hAnsi="Times New Roman"/>
+                <w:b w:val="false"/>
+                <w:bCs w:val="false"/>
+                <w:sz w:val="21"/>
+                <w:szCs w:val="21"/>
+              </w:rPr>
+              <w:t xml:space="preserve">This thesis, Study 2, TD3</w:t>
+            </w:r>
+          </w:p>
+        </w:tc>
+        <w:tc>
+          <w:tcPr>
+            <w:tcW w:type="dxa" w:w="2700"/>
+            <w:tcBorders>
+              <w:top w:val="single" w:color="000000" w:sz="4"/>
+              <w:left w:val="single" w:color="000000" w:sz="4"/>
+              <w:bottom w:val="single" w:color="000000" w:sz="4"/>
+              <w:right w:val="single" w:color="000000" w:sz="4"/>
+            </w:tcBorders>
+            <w:shd w:fill="FFFF00" w:color="auto" w:val="clear"/>
+            <w:tcMar>
+              <w:top w:type="dxa" w:w="40"/>
+              <w:left w:type="dxa" w:w="80"/>
+              <w:bottom w:type="dxa" w:w="40"/>
+              <w:right w:type="dxa" w:w="80"/>
+            </w:tcMar>
+            <w:vAlign w:val="center"/>
+          </w:tcPr>
+          <w:p>
+            <w:pPr>
+              <w:jc w:val="center"/>
+            </w:pPr>
+            <w:r>
+              <w:rPr>
+                <w:rFonts w:ascii="Times New Roman" w:cs="Times New Roman" w:eastAsia="Times New Roman" w:hAnsi="Times New Roman"/>
+                <w:b w:val="false"/>
+                <w:bCs w:val="false"/>
+                <w:sz w:val="21"/>
+                <w:szCs w:val="21"/>
+              </w:rPr>
+              <w:t xml:space="preserve">Tuned fixed VSG, 5 seeds, 200 scenarios</w:t>
+            </w:r>
+          </w:p>
+        </w:tc>
+        <w:tc>
+          <w:tcPr>
+            <w:tcW w:type="dxa" w:w="3106"/>
+            <w:tcBorders>
+              <w:top w:val="single" w:color="000000" w:sz="4"/>
+              <w:left w:val="single" w:color="000000" w:sz="4"/>
+              <w:bottom w:val="single" w:color="000000" w:sz="4"/>
+              <w:right w:val="single" w:color="000000" w:sz="4"/>
+            </w:tcBorders>
+            <w:shd w:fill="FFFF00" w:color="auto" w:val="clear"/>
+            <w:tcMar>
+              <w:top w:type="dxa" w:w="40"/>
+              <w:left w:type="dxa" w:w="80"/>
+              <w:bottom w:type="dxa" w:w="40"/>
+              <w:right w:type="dxa" w:w="80"/>
+            </w:tcMar>
+            <w:vAlign w:val="center"/>
+          </w:tcPr>
+          <w:p>
+            <w:pPr>
+              <w:jc w:val="center"/>
+            </w:pPr>
+            <w:r>
+              <w:rPr>
+                <w:rFonts w:ascii="Times New Roman" w:cs="Times New Roman" w:eastAsia="Times New Roman" w:hAnsi="Times New Roman"/>
+                <w:b w:val="false"/>
+                <w:bCs w:val="false"/>
+                <w:sz w:val="21"/>
+                <w:szCs w:val="21"/>
+              </w:rPr>
+              <w:t xml:space="preserve">Nadir −9 % (p_Holm ≈ 7 × 10⁻²¹); RoCoF not significant</w:t>
+            </w:r>
+          </w:p>
+        </w:tc>
+      </w:tr>
+      <w:tr>
+        <w:trPr>
+          <w:cantSplit/>
+          <w:tblHeader w:val="false"/>
+        </w:trPr>
+        <w:tc>
+          <w:tcPr>
+            <w:tcW w:type="dxa" w:w="2500"/>
+            <w:tcBorders>
+              <w:top w:val="single" w:color="000000" w:sz="4"/>
+              <w:left w:val="single" w:color="000000" w:sz="4"/>
+              <w:bottom w:val="single" w:color="000000" w:sz="4"/>
+              <w:right w:val="single" w:color="000000" w:sz="4"/>
+            </w:tcBorders>
+            <w:shd w:fill="FFFF00" w:color="auto" w:val="clear"/>
+            <w:tcMar>
+              <w:top w:type="dxa" w:w="40"/>
+              <w:left w:type="dxa" w:w="80"/>
+              <w:bottom w:type="dxa" w:w="40"/>
+              <w:right w:type="dxa" w:w="80"/>
+            </w:tcMar>
+            <w:vAlign w:val="center"/>
+          </w:tcPr>
+          <w:p>
+            <w:pPr>
+              <w:jc w:val="left"/>
+            </w:pPr>
+            <w:r>
+              <w:rPr>
+                <w:rFonts w:ascii="Times New Roman" w:cs="Times New Roman" w:eastAsia="Times New Roman" w:hAnsi="Times New Roman"/>
+                <w:b w:val="false"/>
+                <w:bCs w:val="false"/>
+                <w:sz w:val="21"/>
+                <w:szCs w:val="21"/>
+              </w:rPr>
+              <w:t xml:space="preserve">This thesis, Study 2, oracle</w:t>
+            </w:r>
+          </w:p>
+        </w:tc>
+        <w:tc>
+          <w:tcPr>
+            <w:tcW w:type="dxa" w:w="2700"/>
+            <w:tcBorders>
+              <w:top w:val="single" w:color="000000" w:sz="4"/>
+              <w:left w:val="single" w:color="000000" w:sz="4"/>
+              <w:bottom w:val="single" w:color="000000" w:sz="4"/>
+              <w:right w:val="single" w:color="000000" w:sz="4"/>
+            </w:tcBorders>
+            <w:shd w:fill="FFFF00" w:color="auto" w:val="clear"/>
+            <w:tcMar>
+              <w:top w:type="dxa" w:w="40"/>
+              <w:left w:type="dxa" w:w="80"/>
+              <w:bottom w:type="dxa" w:w="40"/>
+              <w:right w:type="dxa" w:w="80"/>
+            </w:tcMar>
+            <w:vAlign w:val="center"/>
+          </w:tcPr>
+          <w:p>
+            <w:pPr>
+              <w:jc w:val="center"/>
+            </w:pPr>
+            <w:r>
+              <w:rPr>
+                <w:rFonts w:ascii="Times New Roman" w:cs="Times New Roman" w:eastAsia="Times New Roman" w:hAnsi="Times New Roman"/>
+                <w:b w:val="false"/>
+                <w:bCs w:val="false"/>
+                <w:sz w:val="21"/>
+                <w:szCs w:val="21"/>
+              </w:rPr>
+              <w:t xml:space="preserve">Best single fixed VSG</w:t>
+            </w:r>
+          </w:p>
+        </w:tc>
+        <w:tc>
+          <w:tcPr>
+            <w:tcW w:type="dxa" w:w="3106"/>
+            <w:tcBorders>
+              <w:top w:val="single" w:color="000000" w:sz="4"/>
+              <w:left w:val="single" w:color="000000" w:sz="4"/>
+              <w:bottom w:val="single" w:color="000000" w:sz="4"/>
+              <w:right w:val="single" w:color="000000" w:sz="4"/>
+            </w:tcBorders>
+            <w:shd w:fill="FFFF00" w:color="auto" w:val="clear"/>
+            <w:tcMar>
+              <w:top w:type="dxa" w:w="40"/>
+              <w:left w:type="dxa" w:w="80"/>
+              <w:bottom w:type="dxa" w:w="40"/>
+              <w:right w:type="dxa" w:w="80"/>
+            </w:tcMar>
+            <w:vAlign w:val="center"/>
+          </w:tcPr>
+          <w:p>
+            <w:pPr>
+              <w:jc w:val="center"/>
+            </w:pPr>
+            <w:r>
+              <w:rPr>
+                <w:rFonts w:ascii="Times New Roman" w:cs="Times New Roman" w:eastAsia="Times New Roman" w:hAnsi="Times New Roman"/>
+                <w:b w:val="false"/>
+                <w:bCs w:val="false"/>
+                <w:sz w:val="21"/>
+                <w:szCs w:val="21"/>
+              </w:rPr>
+              <w:t xml:space="preserve">At most 2.1 % gain in objective</w:t>
+            </w:r>
+          </w:p>
+        </w:tc>
+      </w:tr>
+      <w:tr>
+        <w:trPr>
+          <w:cantSplit/>
+          <w:tblHeader w:val="false"/>
+        </w:trPr>
+        <w:tc>
+          <w:tcPr>
+            <w:tcW w:type="dxa" w:w="2500"/>
+            <w:tcBorders>
+              <w:top w:val="single" w:color="000000" w:sz="4"/>
+              <w:left w:val="single" w:color="000000" w:sz="4"/>
+              <w:bottom w:val="single" w:color="000000" w:sz="4"/>
+              <w:right w:val="single" w:color="000000" w:sz="4"/>
+            </w:tcBorders>
+            <w:shd w:fill="FFFF00" w:color="auto" w:val="clear"/>
+            <w:tcMar>
+              <w:top w:type="dxa" w:w="40"/>
+              <w:left w:type="dxa" w:w="80"/>
+              <w:bottom w:type="dxa" w:w="40"/>
+              <w:right w:type="dxa" w:w="80"/>
+            </w:tcMar>
+            <w:vAlign w:val="center"/>
+          </w:tcPr>
+          <w:p>
+            <w:pPr>
+              <w:jc w:val="left"/>
+            </w:pPr>
+            <w:r>
+              <w:rPr>
+                <w:rFonts w:ascii="Times New Roman" w:cs="Times New Roman" w:eastAsia="Times New Roman" w:hAnsi="Times New Roman"/>
+                <w:b w:val="false"/>
+                <w:bCs w:val="false"/>
+                <w:sz w:val="21"/>
+                <w:szCs w:val="21"/>
+              </w:rPr>
+              <w:t xml:space="preserve">This thesis, Study 2, constraint</w:t>
+            </w:r>
+          </w:p>
+        </w:tc>
+        <w:tc>
+          <w:tcPr>
+            <w:tcW w:type="dxa" w:w="2700"/>
+            <w:tcBorders>
+              <w:top w:val="single" w:color="000000" w:sz="4"/>
+              <w:left w:val="single" w:color="000000" w:sz="4"/>
+              <w:bottom w:val="single" w:color="000000" w:sz="4"/>
+              <w:right w:val="single" w:color="000000" w:sz="4"/>
+            </w:tcBorders>
+            <w:shd w:fill="FFFF00" w:color="auto" w:val="clear"/>
+            <w:tcMar>
+              <w:top w:type="dxa" w:w="40"/>
+              <w:left w:type="dxa" w:w="80"/>
+              <w:bottom w:type="dxa" w:w="40"/>
+              <w:right w:type="dxa" w:w="80"/>
+            </w:tcMar>
+            <w:vAlign w:val="center"/>
+          </w:tcPr>
+          <w:p>
+            <w:pPr>
+              <w:jc w:val="center"/>
+            </w:pPr>
+            <w:r>
+              <w:rPr>
+                <w:rFonts w:ascii="Times New Roman" w:cs="Times New Roman" w:eastAsia="Times New Roman" w:hAnsi="Times New Roman"/>
+                <w:b w:val="false"/>
+                <w:bCs w:val="false"/>
+                <w:sz w:val="21"/>
+                <w:szCs w:val="21"/>
+              </w:rPr>
+              <w:t xml:space="preserve">TD3 without constraint</w:t>
+            </w:r>
+          </w:p>
+        </w:tc>
+        <w:tc>
+          <w:tcPr>
+            <w:tcW w:type="dxa" w:w="3106"/>
+            <w:tcBorders>
+              <w:top w:val="single" w:color="000000" w:sz="4"/>
+              <w:left w:val="single" w:color="000000" w:sz="4"/>
+              <w:bottom w:val="single" w:color="000000" w:sz="4"/>
+              <w:right w:val="single" w:color="000000" w:sz="4"/>
+            </w:tcBorders>
+            <w:shd w:fill="FFFF00" w:color="auto" w:val="clear"/>
+            <w:tcMar>
+              <w:top w:type="dxa" w:w="40"/>
+              <w:left w:type="dxa" w:w="80"/>
+              <w:bottom w:type="dxa" w:w="40"/>
+              <w:right w:type="dxa" w:w="80"/>
+            </w:tcMar>
+            <w:vAlign w:val="center"/>
+          </w:tcPr>
+          <w:p>
+            <w:pPr>
+              <w:jc w:val="center"/>
+            </w:pPr>
+            <w:r>
+              <w:rPr>
+                <w:rFonts w:ascii="Times New Roman" w:cs="Times New Roman" w:eastAsia="Times New Roman" w:hAnsi="Times New Roman"/>
+                <w:b w:val="false"/>
+                <w:bCs w:val="false"/>
+                <w:sz w:val="21"/>
+                <w:szCs w:val="21"/>
+              </w:rPr>
+              <w:t xml:space="preserve">Infeasible time 5.07 → 0.02 s per episode (−99.6 %)</w:t>
+            </w:r>
+          </w:p>
+        </w:tc>
+      </w:tr>
+    </w:tbl>
+    <w:p>
+      <w:pPr>
+        <w:spacing w:after="160"/>
+      </w:pPr>
+    </w:p>
+    <w:p>
+      <w:pPr>
         <w:pStyle w:val="Heading1"/>
         <w:pageBreakBefore/>
         <w:spacing w:after="480" w:before="240" w:line="360"/>
@@ -32830,6 +37329,26 @@
           <w:szCs w:val="26"/>
         </w:rPr>
         <w:t xml:space="preserve">T. P. Lillicrap et al., Continuous control with deep reinforcement learning, in International Conference on Learning Representations (ICLR), 2016.</w:t>
+      </w:r>
+    </w:p>
+    <w:p>
+      <w:pPr>
+        <w:spacing w:after="120" w:line="300"/>
+        <w:ind w:left="720" w:hanging="720"/>
+        <w:jc w:val="left"/>
+      </w:pPr>
+      <w:r>
+        <w:rPr>
+          <w:rFonts w:ascii="Times New Roman" w:cs="Times New Roman" w:eastAsia="Times New Roman" w:hAnsi="Times New Roman"/>
+          <w:b w:val="false"/>
+          <w:bCs w:val="false"/>
+          <w:i w:val="false"/>
+          <w:iCs w:val="false"/>
+          <w:sz w:val="26"/>
+          <w:szCs w:val="26"/>
+          <w:shd w:fill="FFFF00" w:color="auto" w:val="clear"/>
+        </w:rPr>
+        <w:t xml:space="preserve">M. H. N. Liyanage, H. S. Wickramadara and K. G. C. Perera, Reinforcement learning control strategies for virtual-inertia grid-connected inverters and stability, J. Res. Technol. Eng., vol. 7, no. 2, pp. 73-88, 2026.</w:t>
       </w:r>
     </w:p>
     <w:p>
